--- a/igs/TKB_clinicalprocess_healthcond_description/input/images/SjD_TP_GetCareDocumentation_3.0.docx
+++ b/igs/TKB_clinicalprocess_healthcond_description/input/images/SjD_TP_GetCareDocumentation_3.0.docx
@@ -1,6 +1,6 @@
 
 <file path=word/document.xml><?xml version="1.0" encoding="utf-8"?>
-<w:document xmlns:wpc="http://schemas.microsoft.com/office/word/2010/wordprocessingCanvas" xmlns:cx="http://schemas.microsoft.com/office/drawing/2014/chartex" xmlns:cx1="http://schemas.microsoft.com/office/drawing/2015/9/8/chartex" xmlns:cx2="http://schemas.microsoft.com/office/drawing/2015/10/21/chartex" xmlns:cx3="http://schemas.microsoft.com/office/drawing/2016/5/9/chartex" xmlns:cx4="http://schemas.microsoft.com/office/drawing/2016/5/10/chartex" xmlns:cx5="http://schemas.microsoft.com/office/drawing/2016/5/11/chartex" xmlns:cx6="http://schemas.microsoft.com/office/drawing/2016/5/12/chartex" xmlns:cx7="http://schemas.microsoft.com/office/drawing/2016/5/13/chartex" xmlns:cx8="http://schemas.microsoft.com/office/drawing/2016/5/14/chartex" xmlns:mc="http://schemas.openxmlformats.org/markup-compatibility/2006" xmlns:aink="http://schemas.microsoft.com/office/drawing/2016/ink" xmlns:am3d="http://schemas.microsoft.com/office/drawing/2017/model3d" xmlns:o="urn:schemas-microsoft-com:office:office" xmlns:oel="http://schemas.microsoft.com/office/2019/extlst" xmlns:r="http://schemas.openxmlformats.org/officeDocument/2006/relationships" xmlns:m="http://schemas.openxmlformats.org/officeDocument/2006/math" xmlns:v="urn:schemas-microsoft-com:vml" xmlns:wp14="http://schemas.microsoft.com/office/word/2010/wordprocessingDrawing" xmlns:wp="http://schemas.openxmlformats.org/drawingml/2006/wordprocessingDrawing" xmlns:w10="urn:schemas-microsoft-com:office:word" xmlns:w="http://schemas.openxmlformats.org/wordprocessingml/2006/main" xmlns:w14="http://schemas.microsoft.com/office/word/2010/wordml" xmlns:w15="http://schemas.microsoft.com/office/word/2012/wordml" xmlns:w16cex="http://schemas.microsoft.com/office/word/2018/wordml/cex" xmlns:w16cid="http://schemas.microsoft.com/office/word/2016/wordml/cid" xmlns:w16="http://schemas.microsoft.com/office/word/2018/wordml" xmlns:w16du="http://schemas.microsoft.com/office/word/2023/wordml/word16du" xmlns:w16sdtdh="http://schemas.microsoft.com/office/word/2020/wordml/sdtdatahash" xmlns:w16se="http://schemas.microsoft.com/office/word/2015/wordml/symex" xmlns:wpg="http://schemas.microsoft.com/office/word/2010/wordprocessingGroup" xmlns:wpi="http://schemas.microsoft.com/office/word/2010/wordprocessingInk" xmlns:wne="http://schemas.microsoft.com/office/word/2006/wordml" xmlns:wps="http://schemas.microsoft.com/office/word/2010/wordprocessingShape" mc:Ignorable="w14 w15 w16se w16cid w16 w16cex w16sdtdh wp14">
+<w:document xmlns:wpc="http://schemas.microsoft.com/office/word/2010/wordprocessingCanvas" xmlns:cx="http://schemas.microsoft.com/office/drawing/2014/chartex" xmlns:cx1="http://schemas.microsoft.com/office/drawing/2015/9/8/chartex" xmlns:cx2="http://schemas.microsoft.com/office/drawing/2015/10/21/chartex" xmlns:cx3="http://schemas.microsoft.com/office/drawing/2016/5/9/chartex" xmlns:cx4="http://schemas.microsoft.com/office/drawing/2016/5/10/chartex" xmlns:cx5="http://schemas.microsoft.com/office/drawing/2016/5/11/chartex" xmlns:cx6="http://schemas.microsoft.com/office/drawing/2016/5/12/chartex" xmlns:cx7="http://schemas.microsoft.com/office/drawing/2016/5/13/chartex" xmlns:cx8="http://schemas.microsoft.com/office/drawing/2016/5/14/chartex" xmlns:mc="http://schemas.openxmlformats.org/markup-compatibility/2006" xmlns:aink="http://schemas.microsoft.com/office/drawing/2016/ink" xmlns:am3d="http://schemas.microsoft.com/office/drawing/2017/model3d" xmlns:o="urn:schemas-microsoft-com:office:office" xmlns:oel="http://schemas.microsoft.com/office/2019/extlst" xmlns:r="http://schemas.openxmlformats.org/officeDocument/2006/relationships" xmlns:m="http://schemas.openxmlformats.org/officeDocument/2006/math" xmlns:v="urn:schemas-microsoft-com:vml" xmlns:wp14="http://schemas.microsoft.com/office/word/2010/wordprocessingDrawing" xmlns:wp="http://schemas.openxmlformats.org/drawingml/2006/wordprocessingDrawing" xmlns:w10="urn:schemas-microsoft-com:office:word" xmlns:w="http://schemas.openxmlformats.org/wordprocessingml/2006/main" xmlns:w14="http://schemas.microsoft.com/office/word/2010/wordml" xmlns:w15="http://schemas.microsoft.com/office/word/2012/wordml" xmlns:w16cex="http://schemas.microsoft.com/office/word/2018/wordml/cex" xmlns:w16cid="http://schemas.microsoft.com/office/word/2016/wordml/cid" xmlns:w16="http://schemas.microsoft.com/office/word/2018/wordml" xmlns:w16du="http://schemas.microsoft.com/office/word/2023/wordml/word16du" xmlns:w16sdtdh="http://schemas.microsoft.com/office/word/2020/wordml/sdtdatahash" xmlns:w16sdtfl="http://schemas.microsoft.com/office/word/2024/wordml/sdtformatlock" xmlns:w16se="http://schemas.microsoft.com/office/word/2015/wordml/symex" xmlns:wpg="http://schemas.microsoft.com/office/word/2010/wordprocessingGroup" xmlns:wpi="http://schemas.microsoft.com/office/word/2010/wordprocessingInk" xmlns:wne="http://schemas.microsoft.com/office/word/2006/wordml" xmlns:wps="http://schemas.microsoft.com/office/word/2010/wordprocessingShape" mc:Ignorable="w14 w15 w16se w16cid w16 w16cex w16sdtdh w16sdtfl w16du wp14">
   <w:body>
     <w:sdt>
       <w:sdtPr>
@@ -252,8 +252,8 @@
             <w:rPr>
               <w:b w:val="0"/>
               <w:kern w:val="2"/>
-              <w:sz w:val="22"/>
-              <w:szCs w:val="22"/>
+              <w:sz w:val="24"/>
+              <w:szCs w:val="24"/>
               <w14:ligatures w14:val="standardContextual"/>
             </w:rPr>
           </w:pPr>
@@ -275,7 +275,7 @@
             </w:rPr>
             <w:fldChar w:fldCharType="separate"/>
           </w:r>
-          <w:hyperlink w:anchor="_Toc138928114" w:history="1">
+          <w:hyperlink w:anchor="_Toc226710839" w:history="1">
             <w:r>
               <w:rPr>
                 <w:rStyle w:val="Hyperlnk"/>
@@ -286,8 +286,8 @@
               <w:rPr>
                 <w:b w:val="0"/>
                 <w:kern w:val="2"/>
-                <w:sz w:val="22"/>
-                <w:szCs w:val="22"/>
+                <w:sz w:val="24"/>
+                <w:szCs w:val="24"/>
                 <w14:ligatures w14:val="standardContextual"/>
               </w:rPr>
               <w:tab/>
@@ -314,7 +314,7 @@
               <w:rPr>
                 <w:webHidden/>
               </w:rPr>
-              <w:instrText xml:space="preserve"> PAGEREF _Toc138928114 \h </w:instrText>
+              <w:instrText xml:space="preserve"> PAGEREF _Toc226710839 \h </w:instrText>
             </w:r>
             <w:r>
               <w:rPr>
@@ -349,13 +349,13 @@
             </w:tabs>
             <w:rPr>
               <w:kern w:val="2"/>
-              <w:sz w:val="22"/>
-              <w:szCs w:val="22"/>
+              <w:sz w:val="24"/>
+              <w:szCs w:val="24"/>
               <w:lang w:eastAsia="sv-SE"/>
               <w14:ligatures w14:val="standardContextual"/>
             </w:rPr>
           </w:pPr>
-          <w:hyperlink w:anchor="_Toc138928115" w:history="1">
+          <w:hyperlink w:anchor="_Toc226710840" w:history="1">
             <w:r>
               <w:rPr>
                 <w:rStyle w:val="Hyperlnk"/>
@@ -365,8 +365,8 @@
             <w:r>
               <w:rPr>
                 <w:kern w:val="2"/>
-                <w:sz w:val="22"/>
-                <w:szCs w:val="22"/>
+                <w:sz w:val="24"/>
+                <w:szCs w:val="24"/>
                 <w:lang w:eastAsia="sv-SE"/>
                 <w14:ligatures w14:val="standardContextual"/>
               </w:rPr>
@@ -394,7 +394,7 @@
               <w:rPr>
                 <w:webHidden/>
               </w:rPr>
-              <w:instrText xml:space="preserve"> PAGEREF _Toc138928115 \h </w:instrText>
+              <w:instrText xml:space="preserve"> PAGEREF _Toc226710840 \h </w:instrText>
             </w:r>
             <w:r>
               <w:rPr>
@@ -429,13 +429,13 @@
             </w:tabs>
             <w:rPr>
               <w:kern w:val="2"/>
-              <w:sz w:val="22"/>
-              <w:szCs w:val="22"/>
+              <w:sz w:val="24"/>
+              <w:szCs w:val="24"/>
               <w:lang w:eastAsia="sv-SE"/>
               <w14:ligatures w14:val="standardContextual"/>
             </w:rPr>
           </w:pPr>
-          <w:hyperlink w:anchor="_Toc138928116" w:history="1">
+          <w:hyperlink w:anchor="_Toc226710841" w:history="1">
             <w:r>
               <w:rPr>
                 <w:rStyle w:val="Hyperlnk"/>
@@ -445,8 +445,8 @@
             <w:r>
               <w:rPr>
                 <w:kern w:val="2"/>
-                <w:sz w:val="22"/>
-                <w:szCs w:val="22"/>
+                <w:sz w:val="24"/>
+                <w:szCs w:val="24"/>
                 <w:lang w:eastAsia="sv-SE"/>
                 <w14:ligatures w14:val="standardContextual"/>
               </w:rPr>
@@ -474,7 +474,7 @@
               <w:rPr>
                 <w:webHidden/>
               </w:rPr>
-              <w:instrText xml:space="preserve"> PAGEREF _Toc138928116 \h </w:instrText>
+              <w:instrText xml:space="preserve"> PAGEREF _Toc226710841 \h </w:instrText>
             </w:r>
             <w:r>
               <w:rPr>
@@ -509,13 +509,13 @@
             </w:tabs>
             <w:rPr>
               <w:kern w:val="2"/>
-              <w:sz w:val="22"/>
-              <w:szCs w:val="22"/>
+              <w:sz w:val="24"/>
+              <w:szCs w:val="24"/>
               <w:lang w:eastAsia="sv-SE"/>
               <w14:ligatures w14:val="standardContextual"/>
             </w:rPr>
           </w:pPr>
-          <w:hyperlink w:anchor="_Toc138928117" w:history="1">
+          <w:hyperlink w:anchor="_Toc226710842" w:history="1">
             <w:r>
               <w:rPr>
                 <w:rStyle w:val="Hyperlnk"/>
@@ -525,8 +525,8 @@
             <w:r>
               <w:rPr>
                 <w:kern w:val="2"/>
-                <w:sz w:val="22"/>
-                <w:szCs w:val="22"/>
+                <w:sz w:val="24"/>
+                <w:szCs w:val="24"/>
                 <w:lang w:eastAsia="sv-SE"/>
                 <w14:ligatures w14:val="standardContextual"/>
               </w:rPr>
@@ -554,7 +554,7 @@
               <w:rPr>
                 <w:webHidden/>
               </w:rPr>
-              <w:instrText xml:space="preserve"> PAGEREF _Toc138928117 \h </w:instrText>
+              <w:instrText xml:space="preserve"> PAGEREF _Toc226710842 \h </w:instrText>
             </w:r>
             <w:r>
               <w:rPr>
@@ -589,13 +589,13 @@
             </w:tabs>
             <w:rPr>
               <w:kern w:val="2"/>
-              <w:sz w:val="22"/>
-              <w:szCs w:val="22"/>
+              <w:sz w:val="24"/>
+              <w:szCs w:val="24"/>
               <w:lang w:eastAsia="sv-SE"/>
               <w14:ligatures w14:val="standardContextual"/>
             </w:rPr>
           </w:pPr>
-          <w:hyperlink w:anchor="_Toc138928118" w:history="1">
+          <w:hyperlink w:anchor="_Toc226710843" w:history="1">
             <w:r>
               <w:rPr>
                 <w:rStyle w:val="Hyperlnk"/>
@@ -605,8 +605,8 @@
             <w:r>
               <w:rPr>
                 <w:kern w:val="2"/>
-                <w:sz w:val="22"/>
-                <w:szCs w:val="22"/>
+                <w:sz w:val="24"/>
+                <w:szCs w:val="24"/>
                 <w:lang w:eastAsia="sv-SE"/>
                 <w14:ligatures w14:val="standardContextual"/>
               </w:rPr>
@@ -634,7 +634,7 @@
               <w:rPr>
                 <w:webHidden/>
               </w:rPr>
-              <w:instrText xml:space="preserve"> PAGEREF _Toc138928118 \h </w:instrText>
+              <w:instrText xml:space="preserve"> PAGEREF _Toc226710843 \h </w:instrText>
             </w:r>
             <w:r>
               <w:rPr>
@@ -667,12 +667,12 @@
             <w:rPr>
               <w:b w:val="0"/>
               <w:kern w:val="2"/>
-              <w:sz w:val="22"/>
-              <w:szCs w:val="22"/>
+              <w:sz w:val="24"/>
+              <w:szCs w:val="24"/>
               <w14:ligatures w14:val="standardContextual"/>
             </w:rPr>
           </w:pPr>
-          <w:hyperlink w:anchor="_Toc138928119" w:history="1">
+          <w:hyperlink w:anchor="_Toc226710844" w:history="1">
             <w:r>
               <w:rPr>
                 <w:rStyle w:val="Hyperlnk"/>
@@ -683,8 +683,8 @@
               <w:rPr>
                 <w:b w:val="0"/>
                 <w:kern w:val="2"/>
-                <w:sz w:val="22"/>
-                <w:szCs w:val="22"/>
+                <w:sz w:val="24"/>
+                <w:szCs w:val="24"/>
                 <w14:ligatures w14:val="standardContextual"/>
               </w:rPr>
               <w:tab/>
@@ -711,7 +711,7 @@
               <w:rPr>
                 <w:webHidden/>
               </w:rPr>
-              <w:instrText xml:space="preserve"> PAGEREF _Toc138928119 \h </w:instrText>
+              <w:instrText xml:space="preserve"> PAGEREF _Toc226710844 \h </w:instrText>
             </w:r>
             <w:r>
               <w:rPr>
@@ -746,13 +746,13 @@
             </w:tabs>
             <w:rPr>
               <w:kern w:val="2"/>
-              <w:sz w:val="22"/>
-              <w:szCs w:val="22"/>
+              <w:sz w:val="24"/>
+              <w:szCs w:val="24"/>
               <w:lang w:eastAsia="sv-SE"/>
               <w14:ligatures w14:val="standardContextual"/>
             </w:rPr>
           </w:pPr>
-          <w:hyperlink w:anchor="_Toc138928120" w:history="1">
+          <w:hyperlink w:anchor="_Toc226710845" w:history="1">
             <w:r>
               <w:rPr>
                 <w:rStyle w:val="Hyperlnk"/>
@@ -762,8 +762,8 @@
             <w:r>
               <w:rPr>
                 <w:kern w:val="2"/>
-                <w:sz w:val="22"/>
-                <w:szCs w:val="22"/>
+                <w:sz w:val="24"/>
+                <w:szCs w:val="24"/>
                 <w:lang w:eastAsia="sv-SE"/>
                 <w14:ligatures w14:val="standardContextual"/>
               </w:rPr>
@@ -791,7 +791,7 @@
               <w:rPr>
                 <w:webHidden/>
               </w:rPr>
-              <w:instrText xml:space="preserve"> PAGEREF _Toc138928120 \h </w:instrText>
+              <w:instrText xml:space="preserve"> PAGEREF _Toc226710845 \h </w:instrText>
             </w:r>
             <w:r>
               <w:rPr>
@@ -826,13 +826,13 @@
             </w:tabs>
             <w:rPr>
               <w:kern w:val="2"/>
-              <w:sz w:val="22"/>
-              <w:szCs w:val="22"/>
+              <w:sz w:val="24"/>
+              <w:szCs w:val="24"/>
               <w:lang w:eastAsia="sv-SE"/>
               <w14:ligatures w14:val="standardContextual"/>
             </w:rPr>
           </w:pPr>
-          <w:hyperlink w:anchor="_Toc138928121" w:history="1">
+          <w:hyperlink w:anchor="_Toc226710846" w:history="1">
             <w:r>
               <w:rPr>
                 <w:rStyle w:val="Hyperlnk"/>
@@ -842,8 +842,8 @@
             <w:r>
               <w:rPr>
                 <w:kern w:val="2"/>
-                <w:sz w:val="22"/>
-                <w:szCs w:val="22"/>
+                <w:sz w:val="24"/>
+                <w:szCs w:val="24"/>
                 <w:lang w:eastAsia="sv-SE"/>
                 <w14:ligatures w14:val="standardContextual"/>
               </w:rPr>
@@ -871,7 +871,7 @@
               <w:rPr>
                 <w:webHidden/>
               </w:rPr>
-              <w:instrText xml:space="preserve"> PAGEREF _Toc138928121 \h </w:instrText>
+              <w:instrText xml:space="preserve"> PAGEREF _Toc226710846 \h </w:instrText>
             </w:r>
             <w:r>
               <w:rPr>
@@ -906,13 +906,13 @@
             </w:tabs>
             <w:rPr>
               <w:kern w:val="2"/>
-              <w:sz w:val="22"/>
-              <w:szCs w:val="22"/>
+              <w:sz w:val="24"/>
+              <w:szCs w:val="24"/>
               <w:lang w:eastAsia="sv-SE"/>
               <w14:ligatures w14:val="standardContextual"/>
             </w:rPr>
           </w:pPr>
-          <w:hyperlink w:anchor="_Toc138928122" w:history="1">
+          <w:hyperlink w:anchor="_Toc226710847" w:history="1">
             <w:r>
               <w:rPr>
                 <w:rStyle w:val="Hyperlnk"/>
@@ -922,8 +922,8 @@
             <w:r>
               <w:rPr>
                 <w:kern w:val="2"/>
-                <w:sz w:val="22"/>
-                <w:szCs w:val="22"/>
+                <w:sz w:val="24"/>
+                <w:szCs w:val="24"/>
                 <w:lang w:eastAsia="sv-SE"/>
                 <w14:ligatures w14:val="standardContextual"/>
               </w:rPr>
@@ -951,7 +951,7 @@
               <w:rPr>
                 <w:webHidden/>
               </w:rPr>
-              <w:instrText xml:space="preserve"> PAGEREF _Toc138928122 \h </w:instrText>
+              <w:instrText xml:space="preserve"> PAGEREF _Toc226710847 \h </w:instrText>
             </w:r>
             <w:r>
               <w:rPr>
@@ -986,13 +986,13 @@
             </w:tabs>
             <w:rPr>
               <w:kern w:val="2"/>
-              <w:sz w:val="22"/>
-              <w:szCs w:val="22"/>
+              <w:sz w:val="24"/>
+              <w:szCs w:val="24"/>
               <w:lang w:eastAsia="sv-SE"/>
               <w14:ligatures w14:val="standardContextual"/>
             </w:rPr>
           </w:pPr>
-          <w:hyperlink w:anchor="_Toc138928123" w:history="1">
+          <w:hyperlink w:anchor="_Toc226710848" w:history="1">
             <w:r>
               <w:rPr>
                 <w:rStyle w:val="Hyperlnk"/>
@@ -1002,8 +1002,8 @@
             <w:r>
               <w:rPr>
                 <w:kern w:val="2"/>
-                <w:sz w:val="22"/>
-                <w:szCs w:val="22"/>
+                <w:sz w:val="24"/>
+                <w:szCs w:val="24"/>
                 <w:lang w:eastAsia="sv-SE"/>
                 <w14:ligatures w14:val="standardContextual"/>
               </w:rPr>
@@ -1031,7 +1031,7 @@
               <w:rPr>
                 <w:webHidden/>
               </w:rPr>
-              <w:instrText xml:space="preserve"> PAGEREF _Toc138928123 \h </w:instrText>
+              <w:instrText xml:space="preserve"> PAGEREF _Toc226710848 \h </w:instrText>
             </w:r>
             <w:r>
               <w:rPr>
@@ -1066,13 +1066,13 @@
             </w:tabs>
             <w:rPr>
               <w:kern w:val="2"/>
-              <w:sz w:val="22"/>
-              <w:szCs w:val="22"/>
+              <w:sz w:val="24"/>
+              <w:szCs w:val="24"/>
               <w:lang w:eastAsia="sv-SE"/>
               <w14:ligatures w14:val="standardContextual"/>
             </w:rPr>
           </w:pPr>
-          <w:hyperlink w:anchor="_Toc138928124" w:history="1">
+          <w:hyperlink w:anchor="_Toc226710849" w:history="1">
             <w:r>
               <w:rPr>
                 <w:rStyle w:val="Hyperlnk"/>
@@ -1082,8 +1082,8 @@
             <w:r>
               <w:rPr>
                 <w:kern w:val="2"/>
-                <w:sz w:val="22"/>
-                <w:szCs w:val="22"/>
+                <w:sz w:val="24"/>
+                <w:szCs w:val="24"/>
                 <w:lang w:eastAsia="sv-SE"/>
                 <w14:ligatures w14:val="standardContextual"/>
               </w:rPr>
@@ -1111,7 +1111,7 @@
               <w:rPr>
                 <w:webHidden/>
               </w:rPr>
-              <w:instrText xml:space="preserve"> PAGEREF _Toc138928124 \h </w:instrText>
+              <w:instrText xml:space="preserve"> PAGEREF _Toc226710849 \h </w:instrText>
             </w:r>
             <w:r>
               <w:rPr>
@@ -1146,13 +1146,13 @@
             </w:tabs>
             <w:rPr>
               <w:kern w:val="2"/>
-              <w:sz w:val="22"/>
-              <w:szCs w:val="22"/>
+              <w:sz w:val="24"/>
+              <w:szCs w:val="24"/>
               <w:lang w:eastAsia="sv-SE"/>
               <w14:ligatures w14:val="standardContextual"/>
             </w:rPr>
           </w:pPr>
-          <w:hyperlink w:anchor="_Toc138928125" w:history="1">
+          <w:hyperlink w:anchor="_Toc226710850" w:history="1">
             <w:r>
               <w:rPr>
                 <w:rStyle w:val="Hyperlnk"/>
@@ -1162,8 +1162,8 @@
             <w:r>
               <w:rPr>
                 <w:kern w:val="2"/>
-                <w:sz w:val="22"/>
-                <w:szCs w:val="22"/>
+                <w:sz w:val="24"/>
+                <w:szCs w:val="24"/>
                 <w:lang w:eastAsia="sv-SE"/>
                 <w14:ligatures w14:val="standardContextual"/>
               </w:rPr>
@@ -1191,7 +1191,7 @@
               <w:rPr>
                 <w:webHidden/>
               </w:rPr>
-              <w:instrText xml:space="preserve"> PAGEREF _Toc138928125 \h </w:instrText>
+              <w:instrText xml:space="preserve"> PAGEREF _Toc226710850 \h </w:instrText>
             </w:r>
             <w:r>
               <w:rPr>
@@ -1226,13 +1226,13 @@
             </w:tabs>
             <w:rPr>
               <w:kern w:val="2"/>
-              <w:sz w:val="22"/>
-              <w:szCs w:val="22"/>
+              <w:sz w:val="24"/>
+              <w:szCs w:val="24"/>
               <w:lang w:eastAsia="sv-SE"/>
               <w14:ligatures w14:val="standardContextual"/>
             </w:rPr>
           </w:pPr>
-          <w:hyperlink w:anchor="_Toc138928126" w:history="1">
+          <w:hyperlink w:anchor="_Toc226710851" w:history="1">
             <w:r>
               <w:rPr>
                 <w:rStyle w:val="Hyperlnk"/>
@@ -1242,8 +1242,8 @@
             <w:r>
               <w:rPr>
                 <w:kern w:val="2"/>
-                <w:sz w:val="22"/>
-                <w:szCs w:val="22"/>
+                <w:sz w:val="24"/>
+                <w:szCs w:val="24"/>
                 <w:lang w:eastAsia="sv-SE"/>
                 <w14:ligatures w14:val="standardContextual"/>
               </w:rPr>
@@ -1271,7 +1271,7 @@
               <w:rPr>
                 <w:webHidden/>
               </w:rPr>
-              <w:instrText xml:space="preserve"> PAGEREF _Toc138928126 \h </w:instrText>
+              <w:instrText xml:space="preserve"> PAGEREF _Toc226710851 \h </w:instrText>
             </w:r>
             <w:r>
               <w:rPr>
@@ -1306,13 +1306,13 @@
             </w:tabs>
             <w:rPr>
               <w:kern w:val="2"/>
-              <w:sz w:val="22"/>
-              <w:szCs w:val="22"/>
+              <w:sz w:val="24"/>
+              <w:szCs w:val="24"/>
               <w:lang w:eastAsia="sv-SE"/>
               <w14:ligatures w14:val="standardContextual"/>
             </w:rPr>
           </w:pPr>
-          <w:hyperlink w:anchor="_Toc138928127" w:history="1">
+          <w:hyperlink w:anchor="_Toc226710852" w:history="1">
             <w:r>
               <w:rPr>
                 <w:rStyle w:val="Hyperlnk"/>
@@ -1322,8 +1322,8 @@
             <w:r>
               <w:rPr>
                 <w:kern w:val="2"/>
-                <w:sz w:val="22"/>
-                <w:szCs w:val="22"/>
+                <w:sz w:val="24"/>
+                <w:szCs w:val="24"/>
                 <w:lang w:eastAsia="sv-SE"/>
                 <w14:ligatures w14:val="standardContextual"/>
               </w:rPr>
@@ -1351,7 +1351,7 @@
               <w:rPr>
                 <w:webHidden/>
               </w:rPr>
-              <w:instrText xml:space="preserve"> PAGEREF _Toc138928127 \h </w:instrText>
+              <w:instrText xml:space="preserve"> PAGEREF _Toc226710852 \h </w:instrText>
             </w:r>
             <w:r>
               <w:rPr>
@@ -1386,13 +1386,13 @@
             </w:tabs>
             <w:rPr>
               <w:kern w:val="2"/>
-              <w:sz w:val="22"/>
-              <w:szCs w:val="22"/>
+              <w:sz w:val="24"/>
+              <w:szCs w:val="24"/>
               <w:lang w:eastAsia="sv-SE"/>
               <w14:ligatures w14:val="standardContextual"/>
             </w:rPr>
           </w:pPr>
-          <w:hyperlink w:anchor="_Toc138928128" w:history="1">
+          <w:hyperlink w:anchor="_Toc226710853" w:history="1">
             <w:r>
               <w:rPr>
                 <w:rStyle w:val="Hyperlnk"/>
@@ -1402,8 +1402,8 @@
             <w:r>
               <w:rPr>
                 <w:kern w:val="2"/>
-                <w:sz w:val="22"/>
-                <w:szCs w:val="22"/>
+                <w:sz w:val="24"/>
+                <w:szCs w:val="24"/>
                 <w:lang w:eastAsia="sv-SE"/>
                 <w14:ligatures w14:val="standardContextual"/>
               </w:rPr>
@@ -1431,7 +1431,7 @@
               <w:rPr>
                 <w:webHidden/>
               </w:rPr>
-              <w:instrText xml:space="preserve"> PAGEREF _Toc138928128 \h </w:instrText>
+              <w:instrText xml:space="preserve"> PAGEREF _Toc226710853 \h </w:instrText>
             </w:r>
             <w:r>
               <w:rPr>
@@ -1466,13 +1466,13 @@
             </w:tabs>
             <w:rPr>
               <w:kern w:val="2"/>
-              <w:sz w:val="22"/>
-              <w:szCs w:val="22"/>
+              <w:sz w:val="24"/>
+              <w:szCs w:val="24"/>
               <w:lang w:eastAsia="sv-SE"/>
               <w14:ligatures w14:val="standardContextual"/>
             </w:rPr>
           </w:pPr>
-          <w:hyperlink w:anchor="_Toc138928129" w:history="1">
+          <w:hyperlink w:anchor="_Toc226710854" w:history="1">
             <w:r>
               <w:rPr>
                 <w:rStyle w:val="Hyperlnk"/>
@@ -1482,8 +1482,8 @@
             <w:r>
               <w:rPr>
                 <w:kern w:val="2"/>
-                <w:sz w:val="22"/>
-                <w:szCs w:val="22"/>
+                <w:sz w:val="24"/>
+                <w:szCs w:val="24"/>
                 <w:lang w:eastAsia="sv-SE"/>
                 <w14:ligatures w14:val="standardContextual"/>
               </w:rPr>
@@ -1511,7 +1511,7 @@
               <w:rPr>
                 <w:webHidden/>
               </w:rPr>
-              <w:instrText xml:space="preserve"> PAGEREF _Toc138928129 \h </w:instrText>
+              <w:instrText xml:space="preserve"> PAGEREF _Toc226710854 \h </w:instrText>
             </w:r>
             <w:r>
               <w:rPr>
@@ -1546,13 +1546,13 @@
             </w:tabs>
             <w:rPr>
               <w:kern w:val="2"/>
-              <w:sz w:val="22"/>
-              <w:szCs w:val="22"/>
+              <w:sz w:val="24"/>
+              <w:szCs w:val="24"/>
               <w:lang w:eastAsia="sv-SE"/>
               <w14:ligatures w14:val="standardContextual"/>
             </w:rPr>
           </w:pPr>
-          <w:hyperlink w:anchor="_Toc138928130" w:history="1">
+          <w:hyperlink w:anchor="_Toc226710855" w:history="1">
             <w:r>
               <w:rPr>
                 <w:rStyle w:val="Hyperlnk"/>
@@ -1562,8 +1562,8 @@
             <w:r>
               <w:rPr>
                 <w:kern w:val="2"/>
-                <w:sz w:val="22"/>
-                <w:szCs w:val="22"/>
+                <w:sz w:val="24"/>
+                <w:szCs w:val="24"/>
                 <w:lang w:eastAsia="sv-SE"/>
                 <w14:ligatures w14:val="standardContextual"/>
               </w:rPr>
@@ -1591,7 +1591,7 @@
               <w:rPr>
                 <w:webHidden/>
               </w:rPr>
-              <w:instrText xml:space="preserve"> PAGEREF _Toc138928130 \h </w:instrText>
+              <w:instrText xml:space="preserve"> PAGEREF _Toc226710855 \h </w:instrText>
             </w:r>
             <w:r>
               <w:rPr>
@@ -1626,13 +1626,13 @@
             </w:tabs>
             <w:rPr>
               <w:kern w:val="2"/>
-              <w:sz w:val="22"/>
-              <w:szCs w:val="22"/>
+              <w:sz w:val="24"/>
+              <w:szCs w:val="24"/>
               <w:lang w:eastAsia="sv-SE"/>
               <w14:ligatures w14:val="standardContextual"/>
             </w:rPr>
           </w:pPr>
-          <w:hyperlink w:anchor="_Toc138928131" w:history="1">
+          <w:hyperlink w:anchor="_Toc226710856" w:history="1">
             <w:r>
               <w:rPr>
                 <w:rStyle w:val="Hyperlnk"/>
@@ -1642,8 +1642,8 @@
             <w:r>
               <w:rPr>
                 <w:kern w:val="2"/>
-                <w:sz w:val="22"/>
-                <w:szCs w:val="22"/>
+                <w:sz w:val="24"/>
+                <w:szCs w:val="24"/>
                 <w:lang w:eastAsia="sv-SE"/>
                 <w14:ligatures w14:val="standardContextual"/>
               </w:rPr>
@@ -1671,7 +1671,7 @@
               <w:rPr>
                 <w:webHidden/>
               </w:rPr>
-              <w:instrText xml:space="preserve"> PAGEREF _Toc138928131 \h </w:instrText>
+              <w:instrText xml:space="preserve"> PAGEREF _Toc226710856 \h </w:instrText>
             </w:r>
             <w:r>
               <w:rPr>
@@ -1706,13 +1706,13 @@
             </w:tabs>
             <w:rPr>
               <w:kern w:val="2"/>
-              <w:sz w:val="22"/>
-              <w:szCs w:val="22"/>
+              <w:sz w:val="24"/>
+              <w:szCs w:val="24"/>
               <w:lang w:eastAsia="sv-SE"/>
               <w14:ligatures w14:val="standardContextual"/>
             </w:rPr>
           </w:pPr>
-          <w:hyperlink w:anchor="_Toc138928132" w:history="1">
+          <w:hyperlink w:anchor="_Toc226710857" w:history="1">
             <w:r>
               <w:rPr>
                 <w:rStyle w:val="Hyperlnk"/>
@@ -1722,8 +1722,8 @@
             <w:r>
               <w:rPr>
                 <w:kern w:val="2"/>
-                <w:sz w:val="22"/>
-                <w:szCs w:val="22"/>
+                <w:sz w:val="24"/>
+                <w:szCs w:val="24"/>
                 <w:lang w:eastAsia="sv-SE"/>
                 <w14:ligatures w14:val="standardContextual"/>
               </w:rPr>
@@ -1751,7 +1751,7 @@
               <w:rPr>
                 <w:webHidden/>
               </w:rPr>
-              <w:instrText xml:space="preserve"> PAGEREF _Toc138928132 \h </w:instrText>
+              <w:instrText xml:space="preserve"> PAGEREF _Toc226710857 \h </w:instrText>
             </w:r>
             <w:r>
               <w:rPr>
@@ -1786,13 +1786,13 @@
             </w:tabs>
             <w:rPr>
               <w:kern w:val="2"/>
-              <w:sz w:val="22"/>
-              <w:szCs w:val="22"/>
+              <w:sz w:val="24"/>
+              <w:szCs w:val="24"/>
               <w:lang w:eastAsia="sv-SE"/>
               <w14:ligatures w14:val="standardContextual"/>
             </w:rPr>
           </w:pPr>
-          <w:hyperlink w:anchor="_Toc138928133" w:history="1">
+          <w:hyperlink w:anchor="_Toc226710858" w:history="1">
             <w:r>
               <w:rPr>
                 <w:rStyle w:val="Hyperlnk"/>
@@ -1802,8 +1802,8 @@
             <w:r>
               <w:rPr>
                 <w:kern w:val="2"/>
-                <w:sz w:val="22"/>
-                <w:szCs w:val="22"/>
+                <w:sz w:val="24"/>
+                <w:szCs w:val="24"/>
                 <w:lang w:eastAsia="sv-SE"/>
                 <w14:ligatures w14:val="standardContextual"/>
               </w:rPr>
@@ -1831,7 +1831,7 @@
               <w:rPr>
                 <w:webHidden/>
               </w:rPr>
-              <w:instrText xml:space="preserve"> PAGEREF _Toc138928133 \h </w:instrText>
+              <w:instrText xml:space="preserve"> PAGEREF _Toc226710858 \h </w:instrText>
             </w:r>
             <w:r>
               <w:rPr>
@@ -1866,13 +1866,13 @@
             </w:tabs>
             <w:rPr>
               <w:kern w:val="2"/>
-              <w:sz w:val="22"/>
-              <w:szCs w:val="22"/>
+              <w:sz w:val="24"/>
+              <w:szCs w:val="24"/>
               <w:lang w:eastAsia="sv-SE"/>
               <w14:ligatures w14:val="standardContextual"/>
             </w:rPr>
           </w:pPr>
-          <w:hyperlink w:anchor="_Toc138928134" w:history="1">
+          <w:hyperlink w:anchor="_Toc226710859" w:history="1">
             <w:r>
               <w:rPr>
                 <w:rStyle w:val="Hyperlnk"/>
@@ -1882,8 +1882,8 @@
             <w:r>
               <w:rPr>
                 <w:kern w:val="2"/>
-                <w:sz w:val="22"/>
-                <w:szCs w:val="22"/>
+                <w:sz w:val="24"/>
+                <w:szCs w:val="24"/>
                 <w:lang w:eastAsia="sv-SE"/>
                 <w14:ligatures w14:val="standardContextual"/>
               </w:rPr>
@@ -1911,7 +1911,7 @@
               <w:rPr>
                 <w:webHidden/>
               </w:rPr>
-              <w:instrText xml:space="preserve"> PAGEREF _Toc138928134 \h </w:instrText>
+              <w:instrText xml:space="preserve"> PAGEREF _Toc226710859 \h </w:instrText>
             </w:r>
             <w:r>
               <w:rPr>
@@ -1946,13 +1946,13 @@
             </w:tabs>
             <w:rPr>
               <w:kern w:val="2"/>
-              <w:sz w:val="22"/>
-              <w:szCs w:val="22"/>
+              <w:sz w:val="24"/>
+              <w:szCs w:val="24"/>
               <w:lang w:eastAsia="sv-SE"/>
               <w14:ligatures w14:val="standardContextual"/>
             </w:rPr>
           </w:pPr>
-          <w:hyperlink w:anchor="_Toc138928135" w:history="1">
+          <w:hyperlink w:anchor="_Toc226710860" w:history="1">
             <w:r>
               <w:rPr>
                 <w:rStyle w:val="Hyperlnk"/>
@@ -1962,8 +1962,8 @@
             <w:r>
               <w:rPr>
                 <w:kern w:val="2"/>
-                <w:sz w:val="22"/>
-                <w:szCs w:val="22"/>
+                <w:sz w:val="24"/>
+                <w:szCs w:val="24"/>
                 <w:lang w:eastAsia="sv-SE"/>
                 <w14:ligatures w14:val="standardContextual"/>
               </w:rPr>
@@ -1991,7 +1991,7 @@
               <w:rPr>
                 <w:webHidden/>
               </w:rPr>
-              <w:instrText xml:space="preserve"> PAGEREF _Toc138928135 \h </w:instrText>
+              <w:instrText xml:space="preserve"> PAGEREF _Toc226710860 \h </w:instrText>
             </w:r>
             <w:r>
               <w:rPr>
@@ -2026,13 +2026,13 @@
             </w:tabs>
             <w:rPr>
               <w:kern w:val="2"/>
-              <w:sz w:val="22"/>
-              <w:szCs w:val="22"/>
+              <w:sz w:val="24"/>
+              <w:szCs w:val="24"/>
               <w:lang w:eastAsia="sv-SE"/>
               <w14:ligatures w14:val="standardContextual"/>
             </w:rPr>
           </w:pPr>
-          <w:hyperlink w:anchor="_Toc138928136" w:history="1">
+          <w:hyperlink w:anchor="_Toc226710861" w:history="1">
             <w:r>
               <w:rPr>
                 <w:rStyle w:val="Hyperlnk"/>
@@ -2042,8 +2042,8 @@
             <w:r>
               <w:rPr>
                 <w:kern w:val="2"/>
-                <w:sz w:val="22"/>
-                <w:szCs w:val="22"/>
+                <w:sz w:val="24"/>
+                <w:szCs w:val="24"/>
                 <w:lang w:eastAsia="sv-SE"/>
                 <w14:ligatures w14:val="standardContextual"/>
               </w:rPr>
@@ -2071,7 +2071,7 @@
               <w:rPr>
                 <w:webHidden/>
               </w:rPr>
-              <w:instrText xml:space="preserve"> PAGEREF _Toc138928136 \h </w:instrText>
+              <w:instrText xml:space="preserve"> PAGEREF _Toc226710861 \h </w:instrText>
             </w:r>
             <w:r>
               <w:rPr>
@@ -2106,13 +2106,13 @@
             </w:tabs>
             <w:rPr>
               <w:kern w:val="2"/>
-              <w:sz w:val="22"/>
-              <w:szCs w:val="22"/>
+              <w:sz w:val="24"/>
+              <w:szCs w:val="24"/>
               <w:lang w:eastAsia="sv-SE"/>
               <w14:ligatures w14:val="standardContextual"/>
             </w:rPr>
           </w:pPr>
-          <w:hyperlink w:anchor="_Toc138928137" w:history="1">
+          <w:hyperlink w:anchor="_Toc226710862" w:history="1">
             <w:r>
               <w:rPr>
                 <w:rStyle w:val="Hyperlnk"/>
@@ -2122,8 +2122,8 @@
             <w:r>
               <w:rPr>
                 <w:kern w:val="2"/>
-                <w:sz w:val="22"/>
-                <w:szCs w:val="22"/>
+                <w:sz w:val="24"/>
+                <w:szCs w:val="24"/>
                 <w:lang w:eastAsia="sv-SE"/>
                 <w14:ligatures w14:val="standardContextual"/>
               </w:rPr>
@@ -2151,7 +2151,7 @@
               <w:rPr>
                 <w:webHidden/>
               </w:rPr>
-              <w:instrText xml:space="preserve"> PAGEREF _Toc138928137 \h </w:instrText>
+              <w:instrText xml:space="preserve"> PAGEREF _Toc226710862 \h </w:instrText>
             </w:r>
             <w:r>
               <w:rPr>
@@ -2186,13 +2186,13 @@
             </w:tabs>
             <w:rPr>
               <w:kern w:val="2"/>
-              <w:sz w:val="22"/>
-              <w:szCs w:val="22"/>
+              <w:sz w:val="24"/>
+              <w:szCs w:val="24"/>
               <w:lang w:eastAsia="sv-SE"/>
               <w14:ligatures w14:val="standardContextual"/>
             </w:rPr>
           </w:pPr>
-          <w:hyperlink w:anchor="_Toc138928138" w:history="1">
+          <w:hyperlink w:anchor="_Toc226710863" w:history="1">
             <w:r>
               <w:rPr>
                 <w:rStyle w:val="Hyperlnk"/>
@@ -2202,8 +2202,8 @@
             <w:r>
               <w:rPr>
                 <w:kern w:val="2"/>
-                <w:sz w:val="22"/>
-                <w:szCs w:val="22"/>
+                <w:sz w:val="24"/>
+                <w:szCs w:val="24"/>
                 <w:lang w:eastAsia="sv-SE"/>
                 <w14:ligatures w14:val="standardContextual"/>
               </w:rPr>
@@ -2231,7 +2231,7 @@
               <w:rPr>
                 <w:webHidden/>
               </w:rPr>
-              <w:instrText xml:space="preserve"> PAGEREF _Toc138928138 \h </w:instrText>
+              <w:instrText xml:space="preserve"> PAGEREF _Toc226710863 \h </w:instrText>
             </w:r>
             <w:r>
               <w:rPr>
@@ -2266,13 +2266,13 @@
             </w:tabs>
             <w:rPr>
               <w:kern w:val="2"/>
-              <w:sz w:val="22"/>
-              <w:szCs w:val="22"/>
+              <w:sz w:val="24"/>
+              <w:szCs w:val="24"/>
               <w:lang w:eastAsia="sv-SE"/>
               <w14:ligatures w14:val="standardContextual"/>
             </w:rPr>
           </w:pPr>
-          <w:hyperlink w:anchor="_Toc138928139" w:history="1">
+          <w:hyperlink w:anchor="_Toc226710864" w:history="1">
             <w:r>
               <w:rPr>
                 <w:rStyle w:val="Hyperlnk"/>
@@ -2282,8 +2282,8 @@
             <w:r>
               <w:rPr>
                 <w:kern w:val="2"/>
-                <w:sz w:val="22"/>
-                <w:szCs w:val="22"/>
+                <w:sz w:val="24"/>
+                <w:szCs w:val="24"/>
                 <w:lang w:eastAsia="sv-SE"/>
                 <w14:ligatures w14:val="standardContextual"/>
               </w:rPr>
@@ -2311,7 +2311,7 @@
               <w:rPr>
                 <w:webHidden/>
               </w:rPr>
-              <w:instrText xml:space="preserve"> PAGEREF _Toc138928139 \h </w:instrText>
+              <w:instrText xml:space="preserve"> PAGEREF _Toc226710864 \h </w:instrText>
             </w:r>
             <w:r>
               <w:rPr>
@@ -2346,13 +2346,13 @@
             </w:tabs>
             <w:rPr>
               <w:kern w:val="2"/>
-              <w:sz w:val="22"/>
-              <w:szCs w:val="22"/>
+              <w:sz w:val="24"/>
+              <w:szCs w:val="24"/>
               <w:lang w:eastAsia="sv-SE"/>
               <w14:ligatures w14:val="standardContextual"/>
             </w:rPr>
           </w:pPr>
-          <w:hyperlink w:anchor="_Toc138928140" w:history="1">
+          <w:hyperlink w:anchor="_Toc226710865" w:history="1">
             <w:r>
               <w:rPr>
                 <w:rStyle w:val="Hyperlnk"/>
@@ -2362,8 +2362,8 @@
             <w:r>
               <w:rPr>
                 <w:kern w:val="2"/>
-                <w:sz w:val="22"/>
-                <w:szCs w:val="22"/>
+                <w:sz w:val="24"/>
+                <w:szCs w:val="24"/>
                 <w:lang w:eastAsia="sv-SE"/>
                 <w14:ligatures w14:val="standardContextual"/>
               </w:rPr>
@@ -2391,7 +2391,7 @@
               <w:rPr>
                 <w:webHidden/>
               </w:rPr>
-              <w:instrText xml:space="preserve"> PAGEREF _Toc138928140 \h </w:instrText>
+              <w:instrText xml:space="preserve"> PAGEREF _Toc226710865 \h </w:instrText>
             </w:r>
             <w:r>
               <w:rPr>
@@ -2426,13 +2426,13 @@
             </w:tabs>
             <w:rPr>
               <w:kern w:val="2"/>
-              <w:sz w:val="22"/>
-              <w:szCs w:val="22"/>
+              <w:sz w:val="24"/>
+              <w:szCs w:val="24"/>
               <w:lang w:eastAsia="sv-SE"/>
               <w14:ligatures w14:val="standardContextual"/>
             </w:rPr>
           </w:pPr>
-          <w:hyperlink w:anchor="_Toc138928141" w:history="1">
+          <w:hyperlink w:anchor="_Toc226710866" w:history="1">
             <w:r>
               <w:rPr>
                 <w:rStyle w:val="Hyperlnk"/>
@@ -2442,8 +2442,8 @@
             <w:r>
               <w:rPr>
                 <w:kern w:val="2"/>
-                <w:sz w:val="22"/>
-                <w:szCs w:val="22"/>
+                <w:sz w:val="24"/>
+                <w:szCs w:val="24"/>
                 <w:lang w:eastAsia="sv-SE"/>
                 <w14:ligatures w14:val="standardContextual"/>
               </w:rPr>
@@ -2471,7 +2471,7 @@
               <w:rPr>
                 <w:webHidden/>
               </w:rPr>
-              <w:instrText xml:space="preserve"> PAGEREF _Toc138928141 \h </w:instrText>
+              <w:instrText xml:space="preserve"> PAGEREF _Toc226710866 \h </w:instrText>
             </w:r>
             <w:r>
               <w:rPr>
@@ -2506,13 +2506,13 @@
             </w:tabs>
             <w:rPr>
               <w:kern w:val="2"/>
-              <w:sz w:val="22"/>
-              <w:szCs w:val="22"/>
+              <w:sz w:val="24"/>
+              <w:szCs w:val="24"/>
               <w:lang w:eastAsia="sv-SE"/>
               <w14:ligatures w14:val="standardContextual"/>
             </w:rPr>
           </w:pPr>
-          <w:hyperlink w:anchor="_Toc138928142" w:history="1">
+          <w:hyperlink w:anchor="_Toc226710867" w:history="1">
             <w:r>
               <w:rPr>
                 <w:rStyle w:val="Hyperlnk"/>
@@ -2522,8 +2522,8 @@
             <w:r>
               <w:rPr>
                 <w:kern w:val="2"/>
-                <w:sz w:val="22"/>
-                <w:szCs w:val="22"/>
+                <w:sz w:val="24"/>
+                <w:szCs w:val="24"/>
                 <w:lang w:eastAsia="sv-SE"/>
                 <w14:ligatures w14:val="standardContextual"/>
               </w:rPr>
@@ -2551,7 +2551,7 @@
               <w:rPr>
                 <w:webHidden/>
               </w:rPr>
-              <w:instrText xml:space="preserve"> PAGEREF _Toc138928142 \h </w:instrText>
+              <w:instrText xml:space="preserve"> PAGEREF _Toc226710867 \h </w:instrText>
             </w:r>
             <w:r>
               <w:rPr>
@@ -2586,13 +2586,13 @@
             </w:tabs>
             <w:rPr>
               <w:kern w:val="2"/>
-              <w:sz w:val="22"/>
-              <w:szCs w:val="22"/>
+              <w:sz w:val="24"/>
+              <w:szCs w:val="24"/>
               <w:lang w:eastAsia="sv-SE"/>
               <w14:ligatures w14:val="standardContextual"/>
             </w:rPr>
           </w:pPr>
-          <w:hyperlink w:anchor="_Toc138928143" w:history="1">
+          <w:hyperlink w:anchor="_Toc226710868" w:history="1">
             <w:r>
               <w:rPr>
                 <w:rStyle w:val="Hyperlnk"/>
@@ -2602,8 +2602,8 @@
             <w:r>
               <w:rPr>
                 <w:kern w:val="2"/>
-                <w:sz w:val="22"/>
-                <w:szCs w:val="22"/>
+                <w:sz w:val="24"/>
+                <w:szCs w:val="24"/>
                 <w:lang w:eastAsia="sv-SE"/>
                 <w14:ligatures w14:val="standardContextual"/>
               </w:rPr>
@@ -2631,7 +2631,7 @@
               <w:rPr>
                 <w:webHidden/>
               </w:rPr>
-              <w:instrText xml:space="preserve"> PAGEREF _Toc138928143 \h </w:instrText>
+              <w:instrText xml:space="preserve"> PAGEREF _Toc226710868 \h </w:instrText>
             </w:r>
             <w:r>
               <w:rPr>
@@ -2666,13 +2666,13 @@
             </w:tabs>
             <w:rPr>
               <w:kern w:val="2"/>
-              <w:sz w:val="22"/>
-              <w:szCs w:val="22"/>
+              <w:sz w:val="24"/>
+              <w:szCs w:val="24"/>
               <w:lang w:eastAsia="sv-SE"/>
               <w14:ligatures w14:val="standardContextual"/>
             </w:rPr>
           </w:pPr>
-          <w:hyperlink w:anchor="_Toc138928144" w:history="1">
+          <w:hyperlink w:anchor="_Toc226710869" w:history="1">
             <w:r>
               <w:rPr>
                 <w:rStyle w:val="Hyperlnk"/>
@@ -2682,8 +2682,8 @@
             <w:r>
               <w:rPr>
                 <w:kern w:val="2"/>
-                <w:sz w:val="22"/>
-                <w:szCs w:val="22"/>
+                <w:sz w:val="24"/>
+                <w:szCs w:val="24"/>
                 <w:lang w:eastAsia="sv-SE"/>
                 <w14:ligatures w14:val="standardContextual"/>
               </w:rPr>
@@ -2711,7 +2711,7 @@
               <w:rPr>
                 <w:webHidden/>
               </w:rPr>
-              <w:instrText xml:space="preserve"> PAGEREF _Toc138928144 \h </w:instrText>
+              <w:instrText xml:space="preserve"> PAGEREF _Toc226710869 \h </w:instrText>
             </w:r>
             <w:r>
               <w:rPr>
@@ -2746,13 +2746,13 @@
             </w:tabs>
             <w:rPr>
               <w:kern w:val="2"/>
-              <w:sz w:val="22"/>
-              <w:szCs w:val="22"/>
+              <w:sz w:val="24"/>
+              <w:szCs w:val="24"/>
               <w:lang w:eastAsia="sv-SE"/>
               <w14:ligatures w14:val="standardContextual"/>
             </w:rPr>
           </w:pPr>
-          <w:hyperlink w:anchor="_Toc138928145" w:history="1">
+          <w:hyperlink w:anchor="_Toc226710870" w:history="1">
             <w:r>
               <w:rPr>
                 <w:rStyle w:val="Hyperlnk"/>
@@ -2762,8 +2762,8 @@
             <w:r>
               <w:rPr>
                 <w:kern w:val="2"/>
-                <w:sz w:val="22"/>
-                <w:szCs w:val="22"/>
+                <w:sz w:val="24"/>
+                <w:szCs w:val="24"/>
                 <w:lang w:eastAsia="sv-SE"/>
                 <w14:ligatures w14:val="standardContextual"/>
               </w:rPr>
@@ -2791,7 +2791,7 @@
               <w:rPr>
                 <w:webHidden/>
               </w:rPr>
-              <w:instrText xml:space="preserve"> PAGEREF _Toc138928145 \h </w:instrText>
+              <w:instrText xml:space="preserve"> PAGEREF _Toc226710870 \h </w:instrText>
             </w:r>
             <w:r>
               <w:rPr>
@@ -2808,7 +2808,7 @@
               <w:rPr>
                 <w:webHidden/>
               </w:rPr>
-              <w:t>18</w:t>
+              <w:t>17</w:t>
             </w:r>
             <w:r>
               <w:rPr>
@@ -2826,13 +2826,13 @@
             </w:tabs>
             <w:rPr>
               <w:kern w:val="2"/>
-              <w:sz w:val="22"/>
-              <w:szCs w:val="22"/>
+              <w:sz w:val="24"/>
+              <w:szCs w:val="24"/>
               <w:lang w:eastAsia="sv-SE"/>
               <w14:ligatures w14:val="standardContextual"/>
             </w:rPr>
           </w:pPr>
-          <w:hyperlink w:anchor="_Toc138928146" w:history="1">
+          <w:hyperlink w:anchor="_Toc226710871" w:history="1">
             <w:r>
               <w:rPr>
                 <w:rStyle w:val="Hyperlnk"/>
@@ -2842,8 +2842,8 @@
             <w:r>
               <w:rPr>
                 <w:kern w:val="2"/>
-                <w:sz w:val="22"/>
-                <w:szCs w:val="22"/>
+                <w:sz w:val="24"/>
+                <w:szCs w:val="24"/>
                 <w:lang w:eastAsia="sv-SE"/>
                 <w14:ligatures w14:val="standardContextual"/>
               </w:rPr>
@@ -2871,7 +2871,7 @@
               <w:rPr>
                 <w:webHidden/>
               </w:rPr>
-              <w:instrText xml:space="preserve"> PAGEREF _Toc138928146 \h </w:instrText>
+              <w:instrText xml:space="preserve"> PAGEREF _Toc226710871 \h </w:instrText>
             </w:r>
             <w:r>
               <w:rPr>
@@ -2906,13 +2906,13 @@
             </w:tabs>
             <w:rPr>
               <w:kern w:val="2"/>
-              <w:sz w:val="22"/>
-              <w:szCs w:val="22"/>
+              <w:sz w:val="24"/>
+              <w:szCs w:val="24"/>
               <w:lang w:eastAsia="sv-SE"/>
               <w14:ligatures w14:val="standardContextual"/>
             </w:rPr>
           </w:pPr>
-          <w:hyperlink w:anchor="_Toc138928147" w:history="1">
+          <w:hyperlink w:anchor="_Toc226710872" w:history="1">
             <w:r>
               <w:rPr>
                 <w:rStyle w:val="Hyperlnk"/>
@@ -2922,8 +2922,8 @@
             <w:r>
               <w:rPr>
                 <w:kern w:val="2"/>
-                <w:sz w:val="22"/>
-                <w:szCs w:val="22"/>
+                <w:sz w:val="24"/>
+                <w:szCs w:val="24"/>
                 <w:lang w:eastAsia="sv-SE"/>
                 <w14:ligatures w14:val="standardContextual"/>
               </w:rPr>
@@ -2951,7 +2951,7 @@
               <w:rPr>
                 <w:webHidden/>
               </w:rPr>
-              <w:instrText xml:space="preserve"> PAGEREF _Toc138928147 \h </w:instrText>
+              <w:instrText xml:space="preserve"> PAGEREF _Toc226710872 \h </w:instrText>
             </w:r>
             <w:r>
               <w:rPr>
@@ -2968,7 +2968,7 @@
               <w:rPr>
                 <w:webHidden/>
               </w:rPr>
-              <w:t>19</w:t>
+              <w:t>18</w:t>
             </w:r>
             <w:r>
               <w:rPr>
@@ -2986,13 +2986,13 @@
             </w:tabs>
             <w:rPr>
               <w:kern w:val="2"/>
-              <w:sz w:val="22"/>
-              <w:szCs w:val="22"/>
+              <w:sz w:val="24"/>
+              <w:szCs w:val="24"/>
               <w:lang w:eastAsia="sv-SE"/>
               <w14:ligatures w14:val="standardContextual"/>
             </w:rPr>
           </w:pPr>
-          <w:hyperlink w:anchor="_Toc138928148" w:history="1">
+          <w:hyperlink w:anchor="_Toc226710873" w:history="1">
             <w:r>
               <w:rPr>
                 <w:rStyle w:val="Hyperlnk"/>
@@ -3002,8 +3002,8 @@
             <w:r>
               <w:rPr>
                 <w:kern w:val="2"/>
-                <w:sz w:val="22"/>
-                <w:szCs w:val="22"/>
+                <w:sz w:val="24"/>
+                <w:szCs w:val="24"/>
                 <w:lang w:eastAsia="sv-SE"/>
                 <w14:ligatures w14:val="standardContextual"/>
               </w:rPr>
@@ -3031,7 +3031,7 @@
               <w:rPr>
                 <w:webHidden/>
               </w:rPr>
-              <w:instrText xml:space="preserve"> PAGEREF _Toc138928148 \h </w:instrText>
+              <w:instrText xml:space="preserve"> PAGEREF _Toc226710873 \h </w:instrText>
             </w:r>
             <w:r>
               <w:rPr>
@@ -3048,87 +3048,7 @@
               <w:rPr>
                 <w:webHidden/>
               </w:rPr>
-              <w:t>19</w:t>
-            </w:r>
-            <w:r>
-              <w:rPr>
-                <w:webHidden/>
-              </w:rPr>
-              <w:fldChar w:fldCharType="end"/>
-            </w:r>
-          </w:hyperlink>
-        </w:p>
-        <w:p>
-          <w:pPr>
-            <w:pStyle w:val="Innehll3"/>
-            <w:tabs>
-              <w:tab w:val="left" w:pos="1701"/>
-            </w:tabs>
-            <w:rPr>
-              <w:kern w:val="2"/>
-              <w:sz w:val="22"/>
-              <w:szCs w:val="22"/>
-              <w:lang w:eastAsia="sv-SE"/>
-              <w14:ligatures w14:val="standardContextual"/>
-            </w:rPr>
-          </w:pPr>
-          <w:hyperlink w:anchor="_Toc138928149" w:history="1">
-            <w:r>
-              <w:rPr>
-                <w:rStyle w:val="Hyperlnk"/>
-              </w:rPr>
-              <w:t>2.6.2.</w:t>
-            </w:r>
-            <w:r>
-              <w:rPr>
-                <w:kern w:val="2"/>
-                <w:sz w:val="22"/>
-                <w:szCs w:val="22"/>
-                <w:lang w:eastAsia="sv-SE"/>
-                <w14:ligatures w14:val="standardContextual"/>
-              </w:rPr>
-              <w:tab/>
-            </w:r>
-            <w:r>
-              <w:rPr>
-                <w:rStyle w:val="Hyperlnk"/>
-              </w:rPr>
-              <w:t>Tester för EI Update</w:t>
-            </w:r>
-            <w:r>
-              <w:rPr>
-                <w:webHidden/>
-              </w:rPr>
-              <w:tab/>
-            </w:r>
-            <w:r>
-              <w:rPr>
-                <w:webHidden/>
-              </w:rPr>
-              <w:fldChar w:fldCharType="begin"/>
-            </w:r>
-            <w:r>
-              <w:rPr>
-                <w:webHidden/>
-              </w:rPr>
-              <w:instrText xml:space="preserve"> PAGEREF _Toc138928149 \h </w:instrText>
-            </w:r>
-            <w:r>
-              <w:rPr>
-                <w:webHidden/>
-              </w:rPr>
-            </w:r>
-            <w:r>
-              <w:rPr>
-                <w:webHidden/>
-              </w:rPr>
-              <w:fldChar w:fldCharType="separate"/>
-            </w:r>
-            <w:r>
-              <w:rPr>
-                <w:webHidden/>
-              </w:rPr>
-              <w:t>19</w:t>
+              <w:t>18</w:t>
             </w:r>
             <w:r>
               <w:rPr>
@@ -3146,13 +3066,13 @@
             </w:tabs>
             <w:rPr>
               <w:kern w:val="2"/>
-              <w:sz w:val="22"/>
-              <w:szCs w:val="22"/>
+              <w:sz w:val="24"/>
+              <w:szCs w:val="24"/>
               <w:lang w:eastAsia="sv-SE"/>
               <w14:ligatures w14:val="standardContextual"/>
             </w:rPr>
           </w:pPr>
-          <w:hyperlink w:anchor="_Toc138928150" w:history="1">
+          <w:hyperlink w:anchor="_Toc226710874" w:history="1">
             <w:r>
               <w:rPr>
                 <w:rStyle w:val="Hyperlnk"/>
@@ -3162,8 +3082,8 @@
             <w:r>
               <w:rPr>
                 <w:kern w:val="2"/>
-                <w:sz w:val="22"/>
-                <w:szCs w:val="22"/>
+                <w:sz w:val="24"/>
+                <w:szCs w:val="24"/>
                 <w:lang w:eastAsia="sv-SE"/>
                 <w14:ligatures w14:val="standardContextual"/>
               </w:rPr>
@@ -3191,7 +3111,7 @@
               <w:rPr>
                 <w:webHidden/>
               </w:rPr>
-              <w:instrText xml:space="preserve"> PAGEREF _Toc138928150 \h </w:instrText>
+              <w:instrText xml:space="preserve"> PAGEREF _Toc226710874 \h </w:instrText>
             </w:r>
             <w:r>
               <w:rPr>
@@ -3208,7 +3128,7 @@
               <w:rPr>
                 <w:webHidden/>
               </w:rPr>
-              <w:t>21</w:t>
+              <w:t>20</w:t>
             </w:r>
             <w:r>
               <w:rPr>
@@ -3226,13 +3146,13 @@
             </w:tabs>
             <w:rPr>
               <w:kern w:val="2"/>
-              <w:sz w:val="22"/>
-              <w:szCs w:val="22"/>
+              <w:sz w:val="24"/>
+              <w:szCs w:val="24"/>
               <w:lang w:eastAsia="sv-SE"/>
               <w14:ligatures w14:val="standardContextual"/>
             </w:rPr>
           </w:pPr>
-          <w:hyperlink w:anchor="_Toc138928151" w:history="1">
+          <w:hyperlink w:anchor="_Toc226710875" w:history="1">
             <w:r>
               <w:rPr>
                 <w:rStyle w:val="Hyperlnk"/>
@@ -3242,8 +3162,8 @@
             <w:r>
               <w:rPr>
                 <w:kern w:val="2"/>
-                <w:sz w:val="22"/>
-                <w:szCs w:val="22"/>
+                <w:sz w:val="24"/>
+                <w:szCs w:val="24"/>
                 <w:lang w:eastAsia="sv-SE"/>
                 <w14:ligatures w14:val="standardContextual"/>
               </w:rPr>
@@ -3271,7 +3191,7 @@
               <w:rPr>
                 <w:webHidden/>
               </w:rPr>
-              <w:instrText xml:space="preserve"> PAGEREF _Toc138928151 \h </w:instrText>
+              <w:instrText xml:space="preserve"> PAGEREF _Toc226710875 \h </w:instrText>
             </w:r>
             <w:r>
               <w:rPr>
@@ -3288,7 +3208,7 @@
               <w:rPr>
                 <w:webHidden/>
               </w:rPr>
-              <w:t>21</w:t>
+              <w:t>20</w:t>
             </w:r>
             <w:r>
               <w:rPr>
@@ -3306,13 +3226,13 @@
             </w:tabs>
             <w:rPr>
               <w:kern w:val="2"/>
-              <w:sz w:val="22"/>
-              <w:szCs w:val="22"/>
+              <w:sz w:val="24"/>
+              <w:szCs w:val="24"/>
               <w:lang w:eastAsia="sv-SE"/>
               <w14:ligatures w14:val="standardContextual"/>
             </w:rPr>
           </w:pPr>
-          <w:hyperlink w:anchor="_Toc138928152" w:history="1">
+          <w:hyperlink w:anchor="_Toc226710876" w:history="1">
             <w:r>
               <w:rPr>
                 <w:rStyle w:val="Hyperlnk"/>
@@ -3322,8 +3242,8 @@
             <w:r>
               <w:rPr>
                 <w:kern w:val="2"/>
-                <w:sz w:val="22"/>
-                <w:szCs w:val="22"/>
+                <w:sz w:val="24"/>
+                <w:szCs w:val="24"/>
                 <w:lang w:eastAsia="sv-SE"/>
                 <w14:ligatures w14:val="standardContextual"/>
               </w:rPr>
@@ -3351,7 +3271,7 @@
               <w:rPr>
                 <w:webHidden/>
               </w:rPr>
-              <w:instrText xml:space="preserve"> PAGEREF _Toc138928152 \h </w:instrText>
+              <w:instrText xml:space="preserve"> PAGEREF _Toc226710876 \h </w:instrText>
             </w:r>
             <w:r>
               <w:rPr>
@@ -3368,7 +3288,7 @@
               <w:rPr>
                 <w:webHidden/>
               </w:rPr>
-              <w:t>22</w:t>
+              <w:t>21</w:t>
             </w:r>
             <w:r>
               <w:rPr>
@@ -3384,12 +3304,12 @@
             <w:rPr>
               <w:b w:val="0"/>
               <w:kern w:val="2"/>
-              <w:sz w:val="22"/>
-              <w:szCs w:val="22"/>
+              <w:sz w:val="24"/>
+              <w:szCs w:val="24"/>
               <w14:ligatures w14:val="standardContextual"/>
             </w:rPr>
           </w:pPr>
-          <w:hyperlink w:anchor="_Toc138928153" w:history="1">
+          <w:hyperlink w:anchor="_Toc226710877" w:history="1">
             <w:r>
               <w:rPr>
                 <w:rStyle w:val="Hyperlnk"/>
@@ -3400,8 +3320,8 @@
               <w:rPr>
                 <w:b w:val="0"/>
                 <w:kern w:val="2"/>
-                <w:sz w:val="22"/>
-                <w:szCs w:val="22"/>
+                <w:sz w:val="24"/>
+                <w:szCs w:val="24"/>
                 <w14:ligatures w14:val="standardContextual"/>
               </w:rPr>
               <w:tab/>
@@ -3428,7 +3348,7 @@
               <w:rPr>
                 <w:webHidden/>
               </w:rPr>
-              <w:instrText xml:space="preserve"> PAGEREF _Toc138928153 \h </w:instrText>
+              <w:instrText xml:space="preserve"> PAGEREF _Toc226710877 \h </w:instrText>
             </w:r>
             <w:r>
               <w:rPr>
@@ -3445,7 +3365,7 @@
               <w:rPr>
                 <w:webHidden/>
               </w:rPr>
-              <w:t>23</w:t>
+              <w:t>22</w:t>
             </w:r>
             <w:r>
               <w:rPr>
@@ -4097,6 +4017,206 @@
               </w:rPr>
               <w:t>Uppdaterade till ny mall</w:t>
             </w:r>
+          </w:p>
+        </w:tc>
+      </w:tr>
+      <w:tr>
+        <w:tc>
+          <w:tcPr>
+            <w:tcW w:w="1276" w:type="dxa"/>
+            <w:tcBorders>
+              <w:top w:val="single" w:sz="4" w:space="0" w:color="A33662" w:themeColor="accent1"/>
+              <w:bottom w:val="single" w:sz="4" w:space="0" w:color="A33662" w:themeColor="accent1"/>
+              <w:right w:val="single" w:sz="24" w:space="0" w:color="FFFFFF" w:themeColor="background1"/>
+            </w:tcBorders>
+          </w:tcPr>
+          <w:p>
+            <w:pPr>
+              <w:rPr>
+                <w:rFonts w:ascii="Arial" w:hAnsi="Arial"/>
+              </w:rPr>
+            </w:pPr>
+            <w:r>
+              <w:rPr>
+                <w:rFonts w:ascii="Arial" w:hAnsi="Arial"/>
+              </w:rPr>
+              <w:t>3.0</w:t>
+            </w:r>
+          </w:p>
+        </w:tc>
+        <w:tc>
+          <w:tcPr>
+            <w:tcW w:w="1276" w:type="dxa"/>
+            <w:tcBorders>
+              <w:top w:val="single" w:sz="4" w:space="0" w:color="A33662" w:themeColor="accent1"/>
+              <w:left w:val="single" w:sz="24" w:space="0" w:color="FFFFFF" w:themeColor="background1"/>
+              <w:bottom w:val="single" w:sz="4" w:space="0" w:color="A33662" w:themeColor="accent1"/>
+              <w:right w:val="single" w:sz="24" w:space="0" w:color="FFFFFF" w:themeColor="background1"/>
+            </w:tcBorders>
+          </w:tcPr>
+          <w:p>
+            <w:pPr>
+              <w:rPr>
+                <w:rFonts w:ascii="Arial" w:hAnsi="Arial"/>
+              </w:rPr>
+            </w:pPr>
+            <w:r>
+              <w:rPr>
+                <w:rFonts w:ascii="Arial" w:hAnsi="Arial"/>
+              </w:rPr>
+              <w:t>2025-05-21</w:t>
+            </w:r>
+          </w:p>
+        </w:tc>
+        <w:tc>
+          <w:tcPr>
+            <w:tcW w:w="1984" w:type="dxa"/>
+            <w:tcBorders>
+              <w:top w:val="single" w:sz="4" w:space="0" w:color="A33662" w:themeColor="accent1"/>
+              <w:left w:val="single" w:sz="24" w:space="0" w:color="FFFFFF" w:themeColor="background1"/>
+              <w:bottom w:val="single" w:sz="4" w:space="0" w:color="A33662" w:themeColor="accent1"/>
+              <w:right w:val="single" w:sz="24" w:space="0" w:color="FFFFFF" w:themeColor="background1"/>
+            </w:tcBorders>
+          </w:tcPr>
+          <w:p>
+            <w:pPr>
+              <w:rPr>
+                <w:rFonts w:ascii="Arial" w:hAnsi="Arial"/>
+              </w:rPr>
+            </w:pPr>
+            <w:r>
+              <w:rPr>
+                <w:rFonts w:ascii="Arial" w:hAnsi="Arial"/>
+              </w:rPr>
+              <w:t>Linnéa Sjöberg</w:t>
+            </w:r>
+          </w:p>
+        </w:tc>
+        <w:tc>
+          <w:tcPr>
+            <w:tcW w:w="4534" w:type="dxa"/>
+            <w:tcBorders>
+              <w:top w:val="single" w:sz="4" w:space="0" w:color="A33662" w:themeColor="accent1"/>
+              <w:left w:val="single" w:sz="24" w:space="0" w:color="FFFFFF" w:themeColor="background1"/>
+              <w:bottom w:val="single" w:sz="4" w:space="0" w:color="A33662" w:themeColor="accent1"/>
+            </w:tcBorders>
+          </w:tcPr>
+          <w:p>
+            <w:pPr>
+              <w:rPr>
+                <w:rFonts w:ascii="Arial" w:hAnsi="Arial"/>
+              </w:rPr>
+            </w:pPr>
+            <w:r>
+              <w:rPr>
+                <w:rFonts w:ascii="Arial" w:hAnsi="Arial"/>
+              </w:rPr>
+              <w:t>Uppdatering avseende EI</w:t>
+            </w:r>
+          </w:p>
+        </w:tc>
+      </w:tr>
+      <w:tr>
+        <w:tc>
+          <w:tcPr>
+            <w:tcW w:w="1276" w:type="dxa"/>
+            <w:tcBorders>
+              <w:top w:val="single" w:sz="4" w:space="0" w:color="A33662" w:themeColor="accent1"/>
+              <w:bottom w:val="single" w:sz="4" w:space="0" w:color="A33662" w:themeColor="accent1"/>
+              <w:right w:val="single" w:sz="24" w:space="0" w:color="FFFFFF" w:themeColor="background1"/>
+            </w:tcBorders>
+          </w:tcPr>
+          <w:p>
+            <w:pPr>
+              <w:rPr>
+                <w:rFonts w:ascii="Arial" w:hAnsi="Arial"/>
+              </w:rPr>
+            </w:pPr>
+            <w:r>
+              <w:rPr>
+                <w:rFonts w:ascii="Arial" w:hAnsi="Arial"/>
+              </w:rPr>
+              <w:t>3.0</w:t>
+            </w:r>
+          </w:p>
+        </w:tc>
+        <w:tc>
+          <w:tcPr>
+            <w:tcW w:w="1276" w:type="dxa"/>
+            <w:tcBorders>
+              <w:top w:val="single" w:sz="4" w:space="0" w:color="A33662" w:themeColor="accent1"/>
+              <w:left w:val="single" w:sz="24" w:space="0" w:color="FFFFFF" w:themeColor="background1"/>
+              <w:bottom w:val="single" w:sz="4" w:space="0" w:color="A33662" w:themeColor="accent1"/>
+              <w:right w:val="single" w:sz="24" w:space="0" w:color="FFFFFF" w:themeColor="background1"/>
+            </w:tcBorders>
+          </w:tcPr>
+          <w:p>
+            <w:pPr>
+              <w:rPr>
+                <w:rFonts w:ascii="Arial" w:hAnsi="Arial"/>
+              </w:rPr>
+            </w:pPr>
+            <w:r>
+              <w:rPr>
+                <w:rFonts w:ascii="Arial" w:hAnsi="Arial"/>
+              </w:rPr>
+              <w:t>2026-04-10</w:t>
+            </w:r>
+          </w:p>
+        </w:tc>
+        <w:tc>
+          <w:tcPr>
+            <w:tcW w:w="1984" w:type="dxa"/>
+            <w:tcBorders>
+              <w:top w:val="single" w:sz="4" w:space="0" w:color="A33662" w:themeColor="accent1"/>
+              <w:left w:val="single" w:sz="24" w:space="0" w:color="FFFFFF" w:themeColor="background1"/>
+              <w:bottom w:val="single" w:sz="4" w:space="0" w:color="A33662" w:themeColor="accent1"/>
+              <w:right w:val="single" w:sz="24" w:space="0" w:color="FFFFFF" w:themeColor="background1"/>
+            </w:tcBorders>
+          </w:tcPr>
+          <w:p>
+            <w:pPr>
+              <w:rPr>
+                <w:rFonts w:ascii="Arial" w:hAnsi="Arial"/>
+              </w:rPr>
+            </w:pPr>
+            <w:r>
+              <w:rPr>
+                <w:rFonts w:ascii="Arial" w:hAnsi="Arial"/>
+              </w:rPr>
+              <w:t>Jan Söderman</w:t>
+            </w:r>
+          </w:p>
+        </w:tc>
+        <w:tc>
+          <w:tcPr>
+            <w:tcW w:w="4534" w:type="dxa"/>
+            <w:tcBorders>
+              <w:top w:val="single" w:sz="4" w:space="0" w:color="A33662" w:themeColor="accent1"/>
+              <w:left w:val="single" w:sz="24" w:space="0" w:color="FFFFFF" w:themeColor="background1"/>
+              <w:bottom w:val="single" w:sz="4" w:space="0" w:color="A33662" w:themeColor="accent1"/>
+            </w:tcBorders>
+          </w:tcPr>
+          <w:p>
+            <w:pPr>
+              <w:rPr>
+                <w:rFonts w:ascii="Arial" w:hAnsi="Arial"/>
+              </w:rPr>
+            </w:pPr>
+            <w:r>
+              <w:rPr>
+                <w:rFonts w:ascii="Arial" w:hAnsi="Arial"/>
+              </w:rPr>
+              <w:t xml:space="preserve">Uppdaterade text och kod för </w:t>
+            </w:r>
+            <w:proofErr w:type="spellStart"/>
+            <w:r>
+              <w:rPr>
+                <w:rFonts w:ascii="Arial" w:hAnsi="Arial"/>
+              </w:rPr>
+              <w:t>clinicalDocumentNoteCode</w:t>
+            </w:r>
+            <w:proofErr w:type="spellEnd"/>
           </w:p>
         </w:tc>
       </w:tr>
@@ -4316,7 +4436,7 @@
           <w:noProof/>
         </w:rPr>
       </w:pPr>
-      <w:bookmarkStart w:id="1" w:name="_Toc138928114"/>
+      <w:bookmarkStart w:id="1" w:name="_Toc226710839"/>
       <w:r>
         <w:rPr>
           <w:noProof/>
@@ -4348,6 +4468,7 @@
     <w:p/>
     <w:p>
       <w:r>
+        <w:lastRenderedPageBreak/>
         <w:t>Denna självdeklaration gäller för:</w:t>
       </w:r>
     </w:p>
@@ -4406,7 +4527,6 @@
         <w:rPr>
           <w:b/>
         </w:rPr>
-        <w:lastRenderedPageBreak/>
         <w:t>T</w:t>
       </w:r>
       <w:r>
@@ -4445,7 +4565,7 @@
       <w:bookmarkStart w:id="3" w:name="_Toc67055894"/>
       <w:bookmarkStart w:id="4" w:name="_Toc41988911"/>
       <w:bookmarkStart w:id="5" w:name="OLE_LINK2"/>
-      <w:bookmarkStart w:id="6" w:name="_Toc138928115"/>
+      <w:bookmarkStart w:id="6" w:name="_Toc226710840"/>
       <w:r>
         <w:t>Definitioner</w:t>
       </w:r>
@@ -4609,15 +4729,7 @@
       </w:r>
       <w:proofErr w:type="spellEnd"/>
       <w:r>
-        <w:t xml:space="preserve"> infrastruktur och gjort de tekniska förberedelser som krävs för att kunder till </w:t>
-      </w:r>
-      <w:proofErr w:type="spellStart"/>
-      <w:r>
-        <w:t>Inera</w:t>
-      </w:r>
-      <w:proofErr w:type="spellEnd"/>
-      <w:r>
-        <w:t xml:space="preserve"> ska kunna använda en eller flera av </w:t>
+        <w:t xml:space="preserve"> infrastruktur och gjort de tekniska förberedelser som krävs för att kunder till Inera ska kunna använda en eller flera av </w:t>
       </w:r>
       <w:proofErr w:type="spellStart"/>
       <w:r>
@@ -4668,7 +4780,7 @@
       </w:pPr>
       <w:bookmarkStart w:id="7" w:name="_Toc41988912"/>
       <w:bookmarkStart w:id="8" w:name="_Toc67055895"/>
-      <w:bookmarkStart w:id="9" w:name="_Toc138928116"/>
+      <w:bookmarkStart w:id="9" w:name="_Toc226710841"/>
       <w:r>
         <w:t>Instruktioner för att fylla i självdeklaration</w:t>
       </w:r>
@@ -4705,6 +4817,7 @@
         <w:spacing w:after="0" w:line="240" w:lineRule="auto"/>
       </w:pPr>
       <w:r>
+        <w:lastRenderedPageBreak/>
         <w:t>Plommonfärgade fält ska fyllas i av anslutande part</w:t>
       </w:r>
     </w:p>
@@ -4719,18 +4832,12 @@
         <w:spacing w:after="0" w:line="240" w:lineRule="auto"/>
       </w:pPr>
       <w:r>
-        <w:t xml:space="preserve">Blågröna fält fylls i av </w:t>
-      </w:r>
-      <w:proofErr w:type="spellStart"/>
-      <w:r>
-        <w:t>Inera</w:t>
-      </w:r>
-      <w:proofErr w:type="spellEnd"/>
+        <w:t>Blågröna fält fylls i av Inera</w:t>
+      </w:r>
     </w:p>
     <w:p/>
     <w:p>
       <w:r>
-        <w:lastRenderedPageBreak/>
         <w:t xml:space="preserve">Svaren kan kompletteras med hänvisning till bifogade bilagor, </w:t>
       </w:r>
       <w:proofErr w:type="gramStart"/>
@@ -4805,7 +4912,7 @@
       </w:pPr>
       <w:bookmarkStart w:id="10" w:name="_Toc41988913"/>
       <w:bookmarkStart w:id="11" w:name="_Toc67055896"/>
-      <w:bookmarkStart w:id="12" w:name="_Toc138928117"/>
+      <w:bookmarkStart w:id="12" w:name="_Toc226710842"/>
       <w:r>
         <w:t>Hantering vid förändring av tjänsteproducent</w:t>
       </w:r>
@@ -4854,7 +4961,7 @@
       </w:pPr>
       <w:bookmarkStart w:id="13" w:name="_Toc41988914"/>
       <w:bookmarkStart w:id="14" w:name="_Toc67055897"/>
-      <w:bookmarkStart w:id="15" w:name="_Toc138928118"/>
+      <w:bookmarkStart w:id="15" w:name="_Toc226710843"/>
       <w:r>
         <w:t>Referenser</w:t>
       </w:r>
@@ -5016,6 +5123,7 @@
           </w:tcPr>
           <w:p>
             <w:r>
+              <w:lastRenderedPageBreak/>
               <w:t>5</w:t>
             </w:r>
           </w:p>
@@ -5051,7 +5159,6 @@
           </w:tcPr>
           <w:p>
             <w:r>
-              <w:lastRenderedPageBreak/>
               <w:t>6</w:t>
             </w:r>
           </w:p>
@@ -5101,7 +5208,7 @@
       <w:bookmarkStart w:id="16" w:name="_Toc67055898"/>
       <w:bookmarkStart w:id="17" w:name="_Toc41988915"/>
       <w:bookmarkStart w:id="18" w:name="OLE_LINK3"/>
-      <w:bookmarkStart w:id="19" w:name="_Toc138928119"/>
+      <w:bookmarkStart w:id="19" w:name="_Toc226710844"/>
       <w:r>
         <w:t>Underlag för godkännande</w:t>
       </w:r>
@@ -5121,7 +5228,7 @@
         <w:spacing w:before="240" w:after="60"/>
         <w:ind w:left="851" w:hanging="851"/>
       </w:pPr>
-      <w:bookmarkStart w:id="20" w:name="_Toc138928120"/>
+      <w:bookmarkStart w:id="20" w:name="_Toc226710845"/>
       <w:r>
         <w:t>Anslutningsobjekt samt avsedda ändamål</w:t>
       </w:r>
@@ -5141,7 +5248,7 @@
         <w:spacing w:before="240" w:after="60"/>
         <w:ind w:left="720" w:hanging="720"/>
       </w:pPr>
-      <w:bookmarkStart w:id="21" w:name="_Toc138928121"/>
+      <w:bookmarkStart w:id="21" w:name="_Toc226710846"/>
       <w:r>
         <w:t>Anslutande organisation</w:t>
       </w:r>
@@ -5205,7 +5312,7 @@
         <w:spacing w:before="240" w:after="60"/>
         <w:ind w:left="720" w:hanging="720"/>
       </w:pPr>
-      <w:bookmarkStart w:id="22" w:name="_Toc138928122"/>
+      <w:bookmarkStart w:id="22" w:name="_Toc226710847"/>
       <w:r>
         <w:t>Tjänsteproducentfabrikat</w:t>
       </w:r>
@@ -5258,7 +5365,7 @@
         <w:spacing w:before="240" w:after="60"/>
         <w:ind w:left="720" w:hanging="720"/>
       </w:pPr>
-      <w:bookmarkStart w:id="23" w:name="_Toc138928123"/>
+      <w:bookmarkStart w:id="23" w:name="_Toc226710848"/>
       <w:r>
         <w:t>Källsystemsfabrikat</w:t>
       </w:r>
@@ -5333,7 +5440,7 @@
         <w:spacing w:before="240" w:after="60"/>
         <w:ind w:left="851" w:hanging="851"/>
       </w:pPr>
-      <w:bookmarkStart w:id="27" w:name="_Toc138928124"/>
+      <w:bookmarkStart w:id="27" w:name="_Toc226710849"/>
       <w:bookmarkEnd w:id="26"/>
       <w:r>
         <w:lastRenderedPageBreak/>
@@ -5363,7 +5470,7 @@
         <w:t xml:space="preserve"> </w:t>
       </w:r>
       <w:bookmarkStart w:id="29" w:name="_Toc67055904"/>
-      <w:bookmarkStart w:id="30" w:name="_Toc138928125"/>
+      <w:bookmarkStart w:id="30" w:name="_Toc226710850"/>
       <w:proofErr w:type="spellStart"/>
       <w:r>
         <w:t>Inparametrar</w:t>
@@ -5822,7 +5929,7 @@
       </w:pPr>
       <w:bookmarkStart w:id="31" w:name="_Toc67055905"/>
       <w:bookmarkStart w:id="32" w:name="OLE_LINK9"/>
-      <w:bookmarkStart w:id="33" w:name="_Toc138928126"/>
+      <w:bookmarkStart w:id="33" w:name="_Toc226710851"/>
       <w:r>
         <w:lastRenderedPageBreak/>
         <w:t>Obligatoriska fält</w:t>
@@ -5987,7 +6094,7 @@
       </w:pPr>
       <w:bookmarkStart w:id="34" w:name="_Toc450894700"/>
       <w:bookmarkStart w:id="35" w:name="_Toc67055906"/>
-      <w:bookmarkStart w:id="36" w:name="_Toc138928127"/>
+      <w:bookmarkStart w:id="36" w:name="_Toc226710852"/>
       <w:r>
         <w:t>Felhantering</w:t>
       </w:r>
@@ -6175,7 +6282,7 @@
         <w:ind w:left="851" w:hanging="851"/>
       </w:pPr>
       <w:bookmarkStart w:id="37" w:name="_Toc67055907"/>
-      <w:bookmarkStart w:id="38" w:name="_Toc138928128"/>
+      <w:bookmarkStart w:id="38" w:name="_Toc226710853"/>
       <w:r>
         <w:t>Informationsavlämning generellt</w:t>
       </w:r>
@@ -6197,7 +6304,7 @@
         <w:ind w:left="720" w:hanging="720"/>
       </w:pPr>
       <w:bookmarkStart w:id="39" w:name="_Toc67055908"/>
-      <w:bookmarkStart w:id="40" w:name="_Toc138928129"/>
+      <w:bookmarkStart w:id="40" w:name="_Toc226710854"/>
       <w:r>
         <w:t>Teckenkodning</w:t>
       </w:r>
@@ -6384,7 +6491,7 @@
         <w:ind w:left="720" w:hanging="720"/>
       </w:pPr>
       <w:bookmarkStart w:id="41" w:name="_Toc67055909"/>
-      <w:bookmarkStart w:id="42" w:name="_Toc138928130"/>
+      <w:bookmarkStart w:id="42" w:name="_Toc226710855"/>
       <w:r>
         <w:t>Vårdgivare/vårdenhet (VG/VE)</w:t>
       </w:r>
@@ -6650,7 +6757,7 @@
         <w:ind w:left="720" w:hanging="720"/>
       </w:pPr>
       <w:bookmarkStart w:id="43" w:name="_Toc67055910"/>
-      <w:bookmarkStart w:id="44" w:name="_Toc138928131"/>
+      <w:bookmarkStart w:id="44" w:name="_Toc226710856"/>
       <w:r>
         <w:t>Vårdgivares spärr för invånare (</w:t>
       </w:r>
@@ -6920,7 +7027,7 @@
         <w:ind w:left="851" w:hanging="851"/>
       </w:pPr>
       <w:bookmarkStart w:id="45" w:name="_Toc67055911"/>
-      <w:bookmarkStart w:id="46" w:name="_Toc138928132"/>
+      <w:bookmarkStart w:id="46" w:name="_Toc226710857"/>
       <w:r>
         <w:lastRenderedPageBreak/>
         <w:t>Informationsavlämning – Specifika aspekter för kontraktet</w:t>
@@ -6944,7 +7051,7 @@
       <w:bookmarkStart w:id="48" w:name="_Toc131411932"/>
       <w:bookmarkStart w:id="49" w:name="_Toc132210350"/>
       <w:bookmarkStart w:id="50" w:name="OLE_LINK6"/>
-      <w:bookmarkStart w:id="51" w:name="_Toc138928133"/>
+      <w:bookmarkStart w:id="51" w:name="_Toc226710858"/>
       <w:bookmarkEnd w:id="32"/>
       <w:r>
         <w:t>signering</w:t>
@@ -7106,7 +7213,7 @@
       <w:bookmarkStart w:id="53" w:name="_Toc5701332"/>
       <w:bookmarkStart w:id="54" w:name="_Toc49350557"/>
       <w:bookmarkStart w:id="55" w:name="_Toc126568084"/>
-      <w:bookmarkStart w:id="56" w:name="_Toc138928134"/>
+      <w:bookmarkStart w:id="56" w:name="_Toc226710859"/>
       <w:proofErr w:type="spellStart"/>
       <w:r>
         <w:t>dissentingOpinion</w:t>
@@ -7256,7 +7363,7 @@
       <w:bookmarkStart w:id="58" w:name="_Toc5701333"/>
       <w:bookmarkStart w:id="59" w:name="_Toc49350558"/>
       <w:bookmarkStart w:id="60" w:name="_Toc126568085"/>
-      <w:bookmarkStart w:id="61" w:name="_Toc138928135"/>
+      <w:bookmarkStart w:id="61" w:name="_Toc226710860"/>
       <w:proofErr w:type="spellStart"/>
       <w:r>
         <w:lastRenderedPageBreak/>
@@ -7331,7 +7438,21 @@
         <w:t xml:space="preserve"> </w:t>
       </w:r>
       <w:r>
-        <w:t>= ”Utredning” (TF 5.5)</w:t>
+        <w:t>= ”Utredning</w:t>
+      </w:r>
+      <w:r>
+        <w:t xml:space="preserve"> (</w:t>
+      </w:r>
+      <w:proofErr w:type="spellStart"/>
+      <w:r>
+        <w:t>utr</w:t>
+      </w:r>
+      <w:proofErr w:type="spellEnd"/>
+      <w:r>
+        <w:t>)</w:t>
+      </w:r>
+      <w:r>
+        <w:t>” (TF 5.5)</w:t>
       </w:r>
     </w:p>
     <w:p>
@@ -7375,7 +7496,27 @@
       </w:r>
       <w:proofErr w:type="spellEnd"/>
       <w:r>
-        <w:t xml:space="preserve"> = ”Behandling” (TF 5.6)</w:t>
+        <w:t xml:space="preserve"> = ”</w:t>
+      </w:r>
+      <w:r>
+        <w:t>Åtgärd/</w:t>
+      </w:r>
+      <w:r>
+        <w:t>Behandling</w:t>
+      </w:r>
+      <w:r>
+        <w:t xml:space="preserve"> (</w:t>
+      </w:r>
+      <w:proofErr w:type="spellStart"/>
+      <w:r>
+        <w:t>atb</w:t>
+      </w:r>
+      <w:proofErr w:type="spellEnd"/>
+      <w:r>
+        <w:t>)</w:t>
+      </w:r>
+      <w:r>
+        <w:t>” (TF 5.6)</w:t>
       </w:r>
     </w:p>
     <w:p>
@@ -7419,7 +7560,13 @@
       </w:r>
       <w:proofErr w:type="spellEnd"/>
       <w:r>
-        <w:t xml:space="preserve"> = ”Sammanfattning” (TF 5.7)</w:t>
+        <w:t xml:space="preserve"> = ”Sammanfattning</w:t>
+      </w:r>
+      <w:r>
+        <w:t xml:space="preserve"> (sam)</w:t>
+      </w:r>
+      <w:r>
+        <w:t>” (TF 5.7)</w:t>
       </w:r>
     </w:p>
     <w:p>
@@ -7463,7 +7610,21 @@
       </w:r>
       <w:proofErr w:type="spellEnd"/>
       <w:r>
-        <w:t xml:space="preserve"> = ”Samordning” (TF 5.8)</w:t>
+        <w:t xml:space="preserve"> = ”Samordning</w:t>
+      </w:r>
+      <w:r>
+        <w:t xml:space="preserve"> (</w:t>
+      </w:r>
+      <w:proofErr w:type="spellStart"/>
+      <w:r>
+        <w:t>sao</w:t>
+      </w:r>
+      <w:proofErr w:type="spellEnd"/>
+      <w:r>
+        <w:t>)</w:t>
+      </w:r>
+      <w:r>
+        <w:t>” (TF 5.8)</w:t>
       </w:r>
     </w:p>
     <w:p>
@@ -7507,7 +7668,21 @@
       </w:r>
       <w:proofErr w:type="spellEnd"/>
       <w:r>
-        <w:t xml:space="preserve"> = ”Inskrivning” (TF 5.9)</w:t>
+        <w:t xml:space="preserve"> = ”Inskrivning</w:t>
+      </w:r>
+      <w:r>
+        <w:t xml:space="preserve"> (</w:t>
+      </w:r>
+      <w:proofErr w:type="spellStart"/>
+      <w:r>
+        <w:t>ins</w:t>
+      </w:r>
+      <w:proofErr w:type="spellEnd"/>
+      <w:r>
+        <w:t>)</w:t>
+      </w:r>
+      <w:r>
+        <w:t>” (TF 5.9)</w:t>
       </w:r>
     </w:p>
     <w:p>
@@ -7551,7 +7726,21 @@
       </w:r>
       <w:proofErr w:type="spellEnd"/>
       <w:r>
-        <w:t xml:space="preserve"> = ”Slutanteckning” (TF 5.10)</w:t>
+        <w:t xml:space="preserve"> = ”Slutanteckning</w:t>
+      </w:r>
+      <w:r>
+        <w:t xml:space="preserve"> (</w:t>
+      </w:r>
+      <w:proofErr w:type="spellStart"/>
+      <w:r>
+        <w:t>slu</w:t>
+      </w:r>
+      <w:proofErr w:type="spellEnd"/>
+      <w:r>
+        <w:t>)</w:t>
+      </w:r>
+      <w:r>
+        <w:t>” (TF 5.10)</w:t>
       </w:r>
     </w:p>
     <w:p>
@@ -7595,7 +7784,21 @@
       </w:r>
       <w:proofErr w:type="spellEnd"/>
       <w:r>
-        <w:t xml:space="preserve"> = ”Anteckning utan fysiskt möte” (TF 5.11)</w:t>
+        <w:t xml:space="preserve"> = ”Anteckning utan fysiskt möte</w:t>
+      </w:r>
+      <w:r>
+        <w:t xml:space="preserve"> (</w:t>
+      </w:r>
+      <w:proofErr w:type="spellStart"/>
+      <w:r>
+        <w:t>auf</w:t>
+      </w:r>
+      <w:proofErr w:type="spellEnd"/>
+      <w:r>
+        <w:t>)</w:t>
+      </w:r>
+      <w:r>
+        <w:t>” (TF 5.11)</w:t>
       </w:r>
     </w:p>
     <w:p>
@@ -7639,7 +7842,21 @@
       </w:r>
       <w:proofErr w:type="spellEnd"/>
       <w:r>
-        <w:t xml:space="preserve"> = ”Slutenvård” (TF 5.12)</w:t>
+        <w:t xml:space="preserve"> = ”Slutenvård</w:t>
+      </w:r>
+      <w:r>
+        <w:t xml:space="preserve"> (</w:t>
+      </w:r>
+      <w:proofErr w:type="spellStart"/>
+      <w:r>
+        <w:t>sva</w:t>
+      </w:r>
+      <w:proofErr w:type="spellEnd"/>
+      <w:r>
+        <w:t>)</w:t>
+      </w:r>
+      <w:r>
+        <w:t>” (TF 5.12)</w:t>
       </w:r>
     </w:p>
     <w:p>
@@ -7683,7 +7900,13 @@
       </w:r>
       <w:proofErr w:type="spellEnd"/>
       <w:r>
-        <w:t xml:space="preserve"> = ”Besöksanteckning” (TF 5.13)</w:t>
+        <w:t xml:space="preserve"> = ”Besöksanteckning</w:t>
+      </w:r>
+      <w:r>
+        <w:t xml:space="preserve"> (bes)</w:t>
+      </w:r>
+      <w:r>
+        <w:t>” (TF 5.13)</w:t>
       </w:r>
     </w:p>
     <w:p>
@@ -7763,7 +7986,7 @@
       <w:bookmarkStart w:id="63" w:name="_Toc5701334"/>
       <w:bookmarkStart w:id="64" w:name="_Toc49350559"/>
       <w:bookmarkStart w:id="65" w:name="_Toc126568086"/>
-      <w:bookmarkStart w:id="66" w:name="_Toc138928136"/>
+      <w:bookmarkStart w:id="66" w:name="_Toc226710861"/>
       <w:proofErr w:type="spellStart"/>
       <w:r>
         <w:lastRenderedPageBreak/>
@@ -7971,7 +8194,7 @@
       <w:bookmarkStart w:id="68" w:name="_Toc5701335"/>
       <w:bookmarkStart w:id="69" w:name="_Toc49350560"/>
       <w:bookmarkStart w:id="70" w:name="_Toc126568087"/>
-      <w:bookmarkStart w:id="71" w:name="_Toc138928137"/>
+      <w:bookmarkStart w:id="71" w:name="_Toc226710862"/>
       <w:proofErr w:type="spellStart"/>
       <w:r>
         <w:t>multimediaEntry</w:t>
@@ -8207,7 +8430,7 @@
         <w:contextualSpacing w:val="0"/>
       </w:pPr>
       <w:bookmarkStart w:id="72" w:name="_Toc126568088"/>
-      <w:bookmarkStart w:id="73" w:name="_Toc138928138"/>
+      <w:bookmarkStart w:id="73" w:name="_Toc226710863"/>
       <w:proofErr w:type="spellStart"/>
       <w:r>
         <w:lastRenderedPageBreak/>
@@ -8410,7 +8633,7 @@
         <w:spacing w:before="240" w:after="60"/>
         <w:ind w:left="720" w:hanging="720"/>
       </w:pPr>
-      <w:bookmarkStart w:id="74" w:name="_Toc138928139"/>
+      <w:bookmarkStart w:id="74" w:name="_Toc226710864"/>
       <w:r>
         <w:t>Verksamhetens godkännande av informationsmappning</w:t>
       </w:r>
@@ -8620,7 +8843,7 @@
       </w:pPr>
       <w:bookmarkStart w:id="76" w:name="_Toc41988937"/>
       <w:bookmarkStart w:id="77" w:name="_Toc132210351"/>
-      <w:bookmarkStart w:id="78" w:name="_Toc138928140"/>
+      <w:bookmarkStart w:id="78" w:name="_Toc226710865"/>
       <w:r>
         <w:t>Åtkomstfiltrering</w:t>
       </w:r>
@@ -8907,7 +9130,7 @@
       </w:pPr>
       <w:bookmarkStart w:id="79" w:name="_Toc41988938"/>
       <w:bookmarkStart w:id="80" w:name="_Toc132210352"/>
-      <w:bookmarkStart w:id="81" w:name="_Toc138928141"/>
+      <w:bookmarkStart w:id="81" w:name="_Toc226710866"/>
       <w:r>
         <w:lastRenderedPageBreak/>
         <w:t>Informationskonsekvens</w:t>
@@ -9086,7 +9309,7 @@
         <w:ind w:left="851" w:hanging="851"/>
       </w:pPr>
       <w:bookmarkStart w:id="82" w:name="_Toc67055924"/>
-      <w:bookmarkStart w:id="83" w:name="_Toc138928142"/>
+      <w:bookmarkStart w:id="83" w:name="_Toc226710867"/>
       <w:r>
         <w:t>Övriga krav</w:t>
       </w:r>
@@ -9109,7 +9332,7 @@
       </w:pPr>
       <w:bookmarkStart w:id="84" w:name="_Toc67055925"/>
       <w:bookmarkStart w:id="85" w:name="OLE_LINK1"/>
-      <w:bookmarkStart w:id="86" w:name="_Toc138928143"/>
+      <w:bookmarkStart w:id="86" w:name="_Toc226710868"/>
       <w:r>
         <w:t>Engagemangsindexuppdatering</w:t>
       </w:r>
@@ -9217,7 +9440,85 @@
     </w:p>
     <w:p>
       <w:r>
+        <w:t>I de fall som tjänsten som uppdaterar engagemangsindex fungerar på samma sätt för alla kontrakt så räcker det att tester av funktionaliteten görs för första anslutningen. Resultatet av testerna redovisas i självdeklarationen för engagemangsindex. I efterföljande fall redovisas endast frågorna nedan.</w:t>
+      </w:r>
+    </w:p>
+    <w:p>
+      <w:r>
         <w:t>Ange om tjänsteproducenten kan uppdatera EI enligt de krav och regler som finns:</w:t>
+      </w:r>
+    </w:p>
+    <w:p>
+      <w:pPr>
+        <w:pBdr>
+          <w:top w:val="single" w:sz="4" w:space="1" w:color="auto"/>
+          <w:left w:val="single" w:sz="4" w:space="4" w:color="auto"/>
+          <w:bottom w:val="single" w:sz="4" w:space="1" w:color="auto"/>
+          <w:right w:val="single" w:sz="4" w:space="4" w:color="auto"/>
+        </w:pBdr>
+        <w:shd w:val="clear" w:color="auto" w:fill="DC98B3" w:themeFill="text2" w:themeFillTint="66"/>
+      </w:pPr>
+      <w:r>
+        <w:t xml:space="preserve">Har uppdateringar av engagemangsindex verifierats tidigare i samband med anslutning av annat liknande kontrakt? </w:t>
+      </w:r>
+    </w:p>
+    <w:p>
+      <w:pPr>
+        <w:pBdr>
+          <w:top w:val="single" w:sz="4" w:space="1" w:color="auto"/>
+          <w:left w:val="single" w:sz="4" w:space="4" w:color="auto"/>
+          <w:bottom w:val="single" w:sz="4" w:space="1" w:color="auto"/>
+          <w:right w:val="single" w:sz="4" w:space="4" w:color="auto"/>
+        </w:pBdr>
+        <w:shd w:val="clear" w:color="auto" w:fill="DC98B3" w:themeFill="text2" w:themeFillTint="66"/>
+      </w:pPr>
+      <w:r>
+        <w:lastRenderedPageBreak/>
+        <w:t xml:space="preserve">[] Ja    </w:t>
+      </w:r>
+      <w:proofErr w:type="gramStart"/>
+      <w:r>
+        <w:t xml:space="preserve">   [</w:t>
+      </w:r>
+      <w:proofErr w:type="gramEnd"/>
+      <w:r>
+        <w:t>] Nej</w:t>
+      </w:r>
+    </w:p>
+    <w:p>
+      <w:pPr>
+        <w:pBdr>
+          <w:top w:val="single" w:sz="4" w:space="1" w:color="auto"/>
+          <w:left w:val="single" w:sz="4" w:space="4" w:color="auto"/>
+          <w:bottom w:val="single" w:sz="4" w:space="1" w:color="auto"/>
+          <w:right w:val="single" w:sz="4" w:space="4" w:color="auto"/>
+        </w:pBdr>
+        <w:shd w:val="clear" w:color="auto" w:fill="DC98B3" w:themeFill="text2" w:themeFillTint="66"/>
+      </w:pPr>
+      <w:r>
+        <w:t>Om Nej, har engagemangsindextester genomförts och självdeklaration lämnas in?</w:t>
+      </w:r>
+    </w:p>
+    <w:p>
+      <w:pPr>
+        <w:pBdr>
+          <w:top w:val="single" w:sz="4" w:space="1" w:color="auto"/>
+          <w:left w:val="single" w:sz="4" w:space="4" w:color="auto"/>
+          <w:bottom w:val="single" w:sz="4" w:space="1" w:color="auto"/>
+          <w:right w:val="single" w:sz="4" w:space="4" w:color="auto"/>
+        </w:pBdr>
+        <w:shd w:val="clear" w:color="auto" w:fill="DC98B3" w:themeFill="text2" w:themeFillTint="66"/>
+      </w:pPr>
+      <w:r>
+        <w:t xml:space="preserve">[] Ja    </w:t>
+      </w:r>
+      <w:proofErr w:type="gramStart"/>
+      <w:r>
+        <w:t xml:space="preserve">   [</w:t>
+      </w:r>
+      <w:proofErr w:type="gramEnd"/>
+      <w:r>
+        <w:t>] Nej</w:t>
       </w:r>
     </w:p>
     <w:p>
@@ -9254,7 +9555,7 @@
         <w:t xml:space="preserve"> </w:t>
       </w:r>
       <w:r>
-        <w:t>i TKB (EI_TF 1.1)</w:t>
+        <w:t>i TKB?</w:t>
       </w:r>
       <w:r>
         <w:br/>
@@ -9285,327 +9586,7 @@
       </w:r>
       <w:proofErr w:type="spellEnd"/>
       <w:r>
-        <w:t>-kod i engagemangsuppdateringen är enligt tjänstekontraktets beskrivning (EI_TF 1.2)</w:t>
-      </w:r>
-      <w:r>
-        <w:br/>
-        <w:t xml:space="preserve">[] Ja    </w:t>
-      </w:r>
-      <w:proofErr w:type="gramStart"/>
-      <w:r>
-        <w:t xml:space="preserve">   [</w:t>
-      </w:r>
-      <w:proofErr w:type="gramEnd"/>
-      <w:r>
-        <w:t>] Nej</w:t>
-      </w:r>
-    </w:p>
-    <w:p>
-      <w:pPr>
-        <w:pBdr>
-          <w:top w:val="single" w:sz="4" w:space="1" w:color="auto"/>
-          <w:left w:val="single" w:sz="4" w:space="4" w:color="auto"/>
-          <w:bottom w:val="single" w:sz="4" w:space="1" w:color="auto"/>
-          <w:right w:val="single" w:sz="4" w:space="4" w:color="auto"/>
-        </w:pBdr>
-        <w:shd w:val="clear" w:color="auto" w:fill="DC98B3" w:themeFill="text2" w:themeFillTint="66"/>
-      </w:pPr>
-      <w:r>
-        <w:lastRenderedPageBreak/>
-        <w:t xml:space="preserve">När en patient inte längre har någon journalpost som är tillgänglig via </w:t>
-      </w:r>
-      <w:proofErr w:type="gramStart"/>
-      <w:r>
-        <w:t>tjänstekontraktet  för</w:t>
-      </w:r>
-      <w:proofErr w:type="gramEnd"/>
-      <w:r>
-        <w:t xml:space="preserve"> aktuellt </w:t>
-      </w:r>
-      <w:proofErr w:type="spellStart"/>
-      <w:r>
-        <w:t>källsystem</w:t>
-      </w:r>
-      <w:proofErr w:type="spellEnd"/>
-      <w:r>
-        <w:t xml:space="preserve"> tas kvarvarande poster i EI bort genom att anropa </w:t>
-      </w:r>
-      <w:proofErr w:type="spellStart"/>
-      <w:r>
-        <w:t>Update</w:t>
-      </w:r>
-      <w:proofErr w:type="spellEnd"/>
-      <w:r>
-        <w:t xml:space="preserve"> med </w:t>
-      </w:r>
-      <w:proofErr w:type="spellStart"/>
-      <w:r>
-        <w:rPr>
-          <w:i/>
-        </w:rPr>
-        <w:t>deleteF</w:t>
-      </w:r>
-      <w:r>
-        <w:rPr>
-          <w:i/>
-        </w:rPr>
-        <w:t>lag</w:t>
-      </w:r>
-      <w:proofErr w:type="spellEnd"/>
-      <w:r>
-        <w:rPr>
-          <w:i/>
-        </w:rPr>
-        <w:t xml:space="preserve"> = </w:t>
-      </w:r>
-      <w:proofErr w:type="spellStart"/>
-      <w:r>
-        <w:rPr>
-          <w:i/>
-        </w:rPr>
-        <w:t>true</w:t>
-      </w:r>
-      <w:proofErr w:type="spellEnd"/>
-      <w:r>
-        <w:t xml:space="preserve"> (EI_TF 1.4)</w:t>
-      </w:r>
-      <w:r>
-        <w:br/>
-        <w:t>[] Ja       [] Nej</w:t>
-      </w:r>
-    </w:p>
-    <w:p>
-      <w:pPr>
-        <w:pBdr>
-          <w:top w:val="single" w:sz="4" w:space="1" w:color="auto"/>
-          <w:left w:val="single" w:sz="4" w:space="4" w:color="auto"/>
-          <w:bottom w:val="single" w:sz="4" w:space="1" w:color="auto"/>
-          <w:right w:val="single" w:sz="4" w:space="4" w:color="auto"/>
-        </w:pBdr>
-        <w:shd w:val="clear" w:color="auto" w:fill="DC98B3" w:themeFill="text2" w:themeFillTint="66"/>
-      </w:pPr>
-      <w:r>
-        <w:t xml:space="preserve">Uppdateringar till EI sker inom 60 minuter efter att informationen blev registrerad i </w:t>
-      </w:r>
-      <w:proofErr w:type="spellStart"/>
-      <w:r>
-        <w:t>källsystemet</w:t>
-      </w:r>
-      <w:proofErr w:type="spellEnd"/>
-      <w:r>
-        <w:t xml:space="preserve"> (EI_TF 2.1)</w:t>
-      </w:r>
-      <w:r>
-        <w:br/>
-        <w:t xml:space="preserve">[] Ja    </w:t>
-      </w:r>
-      <w:proofErr w:type="gramStart"/>
-      <w:r>
-        <w:t xml:space="preserve">   [</w:t>
-      </w:r>
-      <w:proofErr w:type="gramEnd"/>
-      <w:r>
-        <w:t>] Nej</w:t>
-      </w:r>
-    </w:p>
-    <w:p>
-      <w:pPr>
-        <w:pBdr>
-          <w:top w:val="single" w:sz="4" w:space="1" w:color="auto"/>
-          <w:left w:val="single" w:sz="4" w:space="4" w:color="auto"/>
-          <w:bottom w:val="single" w:sz="4" w:space="1" w:color="auto"/>
-          <w:right w:val="single" w:sz="4" w:space="4" w:color="auto"/>
-        </w:pBdr>
-        <w:shd w:val="clear" w:color="auto" w:fill="DC98B3" w:themeFill="text2" w:themeFillTint="66"/>
-      </w:pPr>
-      <w:bookmarkStart w:id="92" w:name="_Hlk66889307"/>
-      <w:r>
-        <w:t>Löpande uppdatering av EI för p</w:t>
-      </w:r>
-      <w:r>
-        <w:t xml:space="preserve">oster med samma unika nyckel </w:t>
-      </w:r>
-      <w:r>
-        <w:t xml:space="preserve">sker </w:t>
-      </w:r>
-      <w:r>
-        <w:t xml:space="preserve">inte oftare än var 5:e minut även om det skett fler än en matchande händelse i </w:t>
-      </w:r>
-      <w:proofErr w:type="spellStart"/>
-      <w:r>
-        <w:t>källsystemet</w:t>
-      </w:r>
-      <w:proofErr w:type="spellEnd"/>
-      <w:r>
-        <w:t xml:space="preserve"> under den tidsrymden</w:t>
-      </w:r>
-      <w:r>
-        <w:t xml:space="preserve"> (vilka fält som ingår i den unika nyckeln specificeras i </w:t>
-      </w:r>
-      <w:proofErr w:type="spellStart"/>
-      <w:r>
-        <w:t>TKB:n</w:t>
-      </w:r>
-      <w:proofErr w:type="spellEnd"/>
-      <w:r>
-        <w:t xml:space="preserve"> för EI). Vid uppdatering av EI ska endast en post per unik nyckel skickas (EI_TF 2.2)</w:t>
-      </w:r>
-      <w:bookmarkEnd w:id="92"/>
-      <w:r>
-        <w:br/>
-        <w:t xml:space="preserve">[] Ja    </w:t>
-      </w:r>
-      <w:proofErr w:type="gramStart"/>
-      <w:r>
-        <w:t xml:space="preserve">   [</w:t>
-      </w:r>
-      <w:proofErr w:type="gramEnd"/>
-      <w:r>
-        <w:t>] Nej</w:t>
-      </w:r>
-    </w:p>
-    <w:p>
-      <w:pPr>
-        <w:pBdr>
-          <w:top w:val="single" w:sz="4" w:space="1" w:color="auto"/>
-          <w:left w:val="single" w:sz="4" w:space="4" w:color="auto"/>
-          <w:bottom w:val="single" w:sz="4" w:space="1" w:color="auto"/>
-          <w:right w:val="single" w:sz="4" w:space="4" w:color="auto"/>
-        </w:pBdr>
-        <w:shd w:val="clear" w:color="auto" w:fill="DC98B3" w:themeFill="text2" w:themeFillTint="66"/>
-      </w:pPr>
-      <w:r>
-        <w:t xml:space="preserve">Tjänstekonsumenten </w:t>
-      </w:r>
-      <w:r>
-        <w:t>kan</w:t>
-      </w:r>
-      <w:r>
-        <w:t xml:space="preserve"> konfigureras med avseende på hur många engagemangsposter som paketeras i varje </w:t>
-      </w:r>
-      <w:proofErr w:type="spellStart"/>
-      <w:r>
-        <w:t>Update</w:t>
-      </w:r>
-      <w:proofErr w:type="spellEnd"/>
-      <w:r>
-        <w:t>-anrop</w:t>
-      </w:r>
-      <w:r>
-        <w:t xml:space="preserve"> (EI_TF 2.3)</w:t>
-      </w:r>
-      <w:r>
-        <w:br/>
-        <w:t xml:space="preserve">[] Ja    </w:t>
-      </w:r>
-      <w:proofErr w:type="gramStart"/>
-      <w:r>
-        <w:t xml:space="preserve">   [</w:t>
-      </w:r>
-      <w:proofErr w:type="gramEnd"/>
-      <w:r>
-        <w:t>] Nej</w:t>
-      </w:r>
-    </w:p>
-    <w:p>
-      <w:pPr>
-        <w:pBdr>
-          <w:top w:val="single" w:sz="4" w:space="1" w:color="auto"/>
-          <w:left w:val="single" w:sz="4" w:space="4" w:color="auto"/>
-          <w:bottom w:val="single" w:sz="4" w:space="1" w:color="auto"/>
-          <w:right w:val="single" w:sz="4" w:space="4" w:color="auto"/>
-        </w:pBdr>
-        <w:shd w:val="clear" w:color="auto" w:fill="DC98B3" w:themeFill="text2" w:themeFillTint="66"/>
-      </w:pPr>
-      <w:r>
-        <w:t xml:space="preserve">En transaktion för </w:t>
-      </w:r>
-      <w:proofErr w:type="spellStart"/>
-      <w:r>
-        <w:t>Update</w:t>
-      </w:r>
-      <w:proofErr w:type="spellEnd"/>
-      <w:r>
-        <w:t xml:space="preserve"> med paketerade engagemangsposter innehåller maximalt 1000 engagemangsposter (EI_TF 2.3)</w:t>
-      </w:r>
-      <w:r>
-        <w:br/>
-        <w:t xml:space="preserve">[] Ja    </w:t>
-      </w:r>
-      <w:proofErr w:type="gramStart"/>
-      <w:r>
-        <w:t xml:space="preserve">   [</w:t>
-      </w:r>
-      <w:proofErr w:type="gramEnd"/>
-      <w:r>
-        <w:t>] Nej</w:t>
-      </w:r>
-    </w:p>
-    <w:p>
-      <w:pPr>
-        <w:pBdr>
-          <w:top w:val="single" w:sz="4" w:space="1" w:color="auto"/>
-          <w:left w:val="single" w:sz="4" w:space="4" w:color="auto"/>
-          <w:bottom w:val="single" w:sz="4" w:space="1" w:color="auto"/>
-          <w:right w:val="single" w:sz="4" w:space="4" w:color="auto"/>
-        </w:pBdr>
-        <w:shd w:val="clear" w:color="auto" w:fill="DC98B3" w:themeFill="text2" w:themeFillTint="66"/>
-      </w:pPr>
-      <w:bookmarkStart w:id="93" w:name="_Hlk66889344"/>
-      <w:r>
-        <w:t xml:space="preserve">Transaktionsfrekvens vid grundladdning </w:t>
-      </w:r>
-      <w:r>
-        <w:t>är</w:t>
-      </w:r>
-      <w:r>
-        <w:t xml:space="preserve"> konfigurerbar, </w:t>
-      </w:r>
-      <w:r>
-        <w:t>men får inte ske oftare än var 5:e sekund. Antal poster i varje anrop uppfyller SLA-kravet på maximalt 1000 engagemangsposter (EI_TF 2.4)</w:t>
-      </w:r>
-      <w:bookmarkEnd w:id="93"/>
-      <w:r>
-        <w:br/>
-        <w:t xml:space="preserve">[] Ja    </w:t>
-      </w:r>
-      <w:proofErr w:type="gramStart"/>
-      <w:r>
-        <w:t xml:space="preserve">   [</w:t>
-      </w:r>
-      <w:proofErr w:type="gramEnd"/>
-      <w:r>
-        <w:t>] Nej</w:t>
-      </w:r>
-    </w:p>
-    <w:p>
-      <w:pPr>
-        <w:pBdr>
-          <w:top w:val="single" w:sz="4" w:space="1" w:color="auto"/>
-          <w:left w:val="single" w:sz="4" w:space="4" w:color="auto"/>
-          <w:bottom w:val="single" w:sz="4" w:space="1" w:color="auto"/>
-          <w:right w:val="single" w:sz="4" w:space="4" w:color="auto"/>
-        </w:pBdr>
-        <w:shd w:val="clear" w:color="auto" w:fill="DC98B3" w:themeFill="text2" w:themeFillTint="66"/>
-      </w:pPr>
-      <w:r>
-        <w:t xml:space="preserve">Alla anrop till EI </w:t>
-      </w:r>
-      <w:proofErr w:type="spellStart"/>
-      <w:r>
-        <w:t>Update</w:t>
-      </w:r>
-      <w:proofErr w:type="spellEnd"/>
-      <w:r>
-        <w:t xml:space="preserve"> som rör detta </w:t>
-      </w:r>
-      <w:proofErr w:type="spellStart"/>
-      <w:r>
-        <w:t>källsystem</w:t>
-      </w:r>
-      <w:proofErr w:type="spellEnd"/>
-      <w:r>
-        <w:t xml:space="preserve"> och denna tjänstedomän sker i sekvens utan parallellitet</w:t>
+        <w:t>-kod i engagemangsuppdateringen är enligt tjänstekontraktets beskrivning?</w:t>
       </w:r>
       <w:r>
         <w:br/>
@@ -9680,13 +9661,13 @@
         <w:spacing w:before="240" w:after="60"/>
         <w:ind w:left="720" w:hanging="720"/>
       </w:pPr>
-      <w:bookmarkStart w:id="94" w:name="_Toc67055926"/>
-      <w:bookmarkStart w:id="95" w:name="_Toc138928144"/>
+      <w:bookmarkStart w:id="92" w:name="_Toc67055926"/>
+      <w:bookmarkStart w:id="93" w:name="_Toc226710869"/>
       <w:r>
         <w:t>SLA-krav</w:t>
       </w:r>
-      <w:bookmarkEnd w:id="94"/>
-      <w:bookmarkEnd w:id="95"/>
+      <w:bookmarkEnd w:id="92"/>
+      <w:bookmarkEnd w:id="93"/>
     </w:p>
     <w:p>
       <w:r>
@@ -9716,11 +9697,7 @@
         <w:t xml:space="preserve"> </w:t>
       </w:r>
       <w:r>
-        <w:t xml:space="preserve">testfall 6.1.1, 6.1.2 och 6.2.1. Testerna ska utföras med förutsättningar som </w:t>
-      </w:r>
-      <w:r>
-        <w:lastRenderedPageBreak/>
-        <w:t>motsvarar anslutande organisations bedömda ”</w:t>
+        <w:t>testfall 6.1.1, 6.1.2 och 6.2.1. Testerna ska utföras med förutsättningar som motsvarar anslutande organisations bedömda ”</w:t>
       </w:r>
       <w:proofErr w:type="spellStart"/>
       <w:r>
@@ -9881,6 +9858,7 @@
         <w:shd w:val="clear" w:color="auto" w:fill="DC98B3" w:themeFill="text2" w:themeFillTint="66"/>
       </w:pPr>
       <w:r>
+        <w:lastRenderedPageBreak/>
         <w:t>Aktualitet: Tjänsteproducenten följer rekommendationen att informationen är tillgänglig inom 60 minuter</w:t>
       </w:r>
       <w:r>
@@ -10058,7 +10036,6 @@
         <w:shd w:val="clear" w:color="auto" w:fill="DC98B3" w:themeFill="text2" w:themeFillTint="66"/>
       </w:pPr>
       <w:r>
-        <w:lastRenderedPageBreak/>
         <w:t>Robusthet/Tillgänglighet: Tjänsteproducenten kan hantera last över tid (TF 6.1.2)</w:t>
       </w:r>
       <w:r>
@@ -10170,13 +10147,13 @@
         <w:spacing w:before="240" w:after="60"/>
         <w:ind w:left="720" w:hanging="720"/>
       </w:pPr>
-      <w:bookmarkStart w:id="96" w:name="_Toc67055927"/>
-      <w:bookmarkStart w:id="97" w:name="_Toc138928145"/>
+      <w:bookmarkStart w:id="94" w:name="_Toc67055927"/>
+      <w:bookmarkStart w:id="95" w:name="_Toc226710870"/>
       <w:r>
         <w:t>Obehörig åtkomst</w:t>
       </w:r>
-      <w:bookmarkEnd w:id="96"/>
-      <w:bookmarkEnd w:id="97"/>
+      <w:bookmarkEnd w:id="94"/>
+      <w:bookmarkEnd w:id="95"/>
     </w:p>
     <w:p>
       <w:r>
@@ -10185,6 +10162,7 @@
     </w:p>
     <w:p>
       <w:r>
+        <w:lastRenderedPageBreak/>
         <w:t xml:space="preserve">I testsviterna som medföljer releasepaketet finns </w:t>
       </w:r>
       <w:r>
@@ -10284,50 +10262,42 @@
         <w:spacing w:before="240" w:after="60"/>
         <w:ind w:left="720" w:hanging="720"/>
       </w:pPr>
-      <w:bookmarkStart w:id="98" w:name="_Toc67055928"/>
-      <w:bookmarkStart w:id="99" w:name="_Toc138928146"/>
+      <w:bookmarkStart w:id="96" w:name="_Toc67055928"/>
+      <w:bookmarkStart w:id="97" w:name="_Toc226710871"/>
       <w:r>
         <w:t>Följsamhet mot tecknade avtal</w:t>
       </w:r>
+      <w:bookmarkEnd w:id="96"/>
+      <w:bookmarkEnd w:id="97"/>
+    </w:p>
+    <w:p>
+      <w:r>
+        <w:t>Det är ett krav att endast journaluppgifter från vårdgivare som omfattas av tecknade avtal omfattas i svarsmeddelanden.</w:t>
+      </w:r>
+    </w:p>
+    <w:p>
+      <w:pPr>
+        <w:pBdr>
+          <w:top w:val="single" w:sz="4" w:space="1" w:color="auto"/>
+          <w:left w:val="single" w:sz="4" w:space="4" w:color="auto"/>
+          <w:bottom w:val="single" w:sz="4" w:space="1" w:color="auto"/>
+          <w:right w:val="single" w:sz="4" w:space="4" w:color="auto"/>
+        </w:pBdr>
+        <w:shd w:val="clear" w:color="auto" w:fill="DC98B3" w:themeFill="text2" w:themeFillTint="66"/>
+      </w:pPr>
+      <w:bookmarkStart w:id="98" w:name="_Hlk66889408"/>
+      <w:r>
+        <w:t xml:space="preserve">Tjänsteproducenten säkerställer tekniskt att endast journaluppgifter från vårdgivare som har tecknade Kund- och </w:t>
+      </w:r>
+      <w:proofErr w:type="spellStart"/>
+      <w:r>
+        <w:t>PuB</w:t>
+      </w:r>
+      <w:proofErr w:type="spellEnd"/>
+      <w:r>
+        <w:t>-avtal (eller motsvarande) med Inera omfattas i svarsmeddelanden.</w:t>
+      </w:r>
       <w:bookmarkEnd w:id="98"/>
-      <w:bookmarkEnd w:id="99"/>
-    </w:p>
-    <w:p>
-      <w:r>
-        <w:t>Det är ett krav att endast journaluppgifter från vårdgivare som omfattas av tecknade avtal omfattas i svarsmeddelanden.</w:t>
-      </w:r>
-    </w:p>
-    <w:p>
-      <w:pPr>
-        <w:pBdr>
-          <w:top w:val="single" w:sz="4" w:space="1" w:color="auto"/>
-          <w:left w:val="single" w:sz="4" w:space="4" w:color="auto"/>
-          <w:bottom w:val="single" w:sz="4" w:space="1" w:color="auto"/>
-          <w:right w:val="single" w:sz="4" w:space="4" w:color="auto"/>
-        </w:pBdr>
-        <w:shd w:val="clear" w:color="auto" w:fill="DC98B3" w:themeFill="text2" w:themeFillTint="66"/>
-      </w:pPr>
-      <w:bookmarkStart w:id="100" w:name="_Hlk66889408"/>
-      <w:r>
-        <w:t xml:space="preserve">Tjänsteproducenten säkerställer tekniskt att endast journaluppgifter från vårdgivare som har tecknade Kund- och </w:t>
-      </w:r>
-      <w:proofErr w:type="spellStart"/>
-      <w:r>
-        <w:t>PuB</w:t>
-      </w:r>
-      <w:proofErr w:type="spellEnd"/>
-      <w:r>
-        <w:t xml:space="preserve">-avtal (eller motsvarande) med </w:t>
-      </w:r>
-      <w:proofErr w:type="spellStart"/>
-      <w:r>
-        <w:t>Inera</w:t>
-      </w:r>
-      <w:proofErr w:type="spellEnd"/>
-      <w:r>
-        <w:t xml:space="preserve"> omfattas i svarsmeddelanden.</w:t>
-      </w:r>
-      <w:bookmarkEnd w:id="100"/>
       <w:r>
         <w:br/>
         <w:t xml:space="preserve">[] Ja    </w:t>
@@ -10352,7 +10322,6 @@
         <w:shd w:val="clear" w:color="auto" w:fill="DC98B3" w:themeFill="text2" w:themeFillTint="66"/>
       </w:pPr>
       <w:r>
-        <w:lastRenderedPageBreak/>
         <w:t>Beskrivning av eventuella avvikelser:</w:t>
       </w:r>
     </w:p>
@@ -10395,16 +10364,16 @@
         <w:spacing w:before="240" w:after="60"/>
         <w:ind w:left="851" w:hanging="851"/>
       </w:pPr>
-      <w:bookmarkStart w:id="101" w:name="_Toc67055929"/>
-      <w:bookmarkStart w:id="102" w:name="_Toc41988945"/>
-      <w:bookmarkStart w:id="103" w:name="_Toc138928147"/>
+      <w:bookmarkStart w:id="99" w:name="_Toc67055929"/>
+      <w:bookmarkStart w:id="100" w:name="_Toc41988945"/>
+      <w:bookmarkStart w:id="101" w:name="_Toc226710872"/>
       <w:bookmarkEnd w:id="50"/>
       <w:r>
         <w:t>Följsamhet mot TK-testsviter</w:t>
       </w:r>
+      <w:bookmarkEnd w:id="99"/>
+      <w:bookmarkEnd w:id="100"/>
       <w:bookmarkEnd w:id="101"/>
-      <w:bookmarkEnd w:id="102"/>
-      <w:bookmarkEnd w:id="103"/>
     </w:p>
     <w:p>
       <w:pPr>
@@ -10420,23 +10389,15 @@
         <w:spacing w:before="240" w:after="60"/>
         <w:ind w:left="0" w:firstLine="0"/>
       </w:pPr>
-      <w:bookmarkStart w:id="104" w:name="_Toc41988946"/>
-      <w:bookmarkStart w:id="105" w:name="_Toc67055930"/>
-      <w:bookmarkStart w:id="106" w:name="_Toc138928148"/>
-      <w:r>
-        <w:t>TK-</w:t>
-      </w:r>
-      <w:proofErr w:type="spellStart"/>
-      <w:r>
-        <w:t>testsvit</w:t>
-      </w:r>
-      <w:proofErr w:type="spellEnd"/>
-      <w:r>
-        <w:t xml:space="preserve"> för tjänstekontraktet</w:t>
-      </w:r>
+      <w:bookmarkStart w:id="102" w:name="_Toc41988946"/>
+      <w:bookmarkStart w:id="103" w:name="_Toc67055930"/>
+      <w:bookmarkStart w:id="104" w:name="_Toc226710873"/>
+      <w:r>
+        <w:t>TK-testsvit för tjänstekontraktet</w:t>
+      </w:r>
+      <w:bookmarkEnd w:id="102"/>
+      <w:bookmarkEnd w:id="103"/>
       <w:bookmarkEnd w:id="104"/>
-      <w:bookmarkEnd w:id="105"/>
-      <w:bookmarkEnd w:id="106"/>
     </w:p>
     <w:p>
       <w:r>
@@ -10461,15 +10422,7 @@
         <w:t>domännamn</w:t>
       </w:r>
       <w:r>
-        <w:t>/</w:t>
-      </w:r>
-      <w:proofErr w:type="spellStart"/>
-      <w:r>
-        <w:t>testsvit</w:t>
-      </w:r>
-      <w:proofErr w:type="spellEnd"/>
-      <w:r>
-        <w:t>/</w:t>
+        <w:t>/testsvit/</w:t>
       </w:r>
       <w:r>
         <w:rPr>
@@ -10551,6 +10504,7 @@
         <w:shd w:val="clear" w:color="auto" w:fill="DC98B3" w:themeFill="text2" w:themeFillTint="66"/>
       </w:pPr>
       <w:r>
+        <w:lastRenderedPageBreak/>
         <w:t>Ange domänversion:</w:t>
       </w:r>
     </w:p>
@@ -10708,203 +10662,6 @@
         </w:pBdr>
         <w:shd w:val="clear" w:color="auto" w:fill="DC98B3" w:themeFill="text2" w:themeFillTint="66"/>
       </w:pPr>
-    </w:p>
-    <w:p>
-      <w:pPr>
-        <w:pStyle w:val="Rubrik3"/>
-        <w:numPr>
-          <w:ilvl w:val="2"/>
-          <w:numId w:val="18"/>
-        </w:numPr>
-        <w:tabs>
-          <w:tab w:val="clear" w:pos="720"/>
-          <w:tab w:val="num" w:pos="360"/>
-        </w:tabs>
-        <w:spacing w:before="240" w:after="60"/>
-        <w:ind w:left="720" w:hanging="720"/>
-      </w:pPr>
-      <w:bookmarkStart w:id="107" w:name="_Toc41988947"/>
-      <w:bookmarkStart w:id="108" w:name="_Toc67055931"/>
-      <w:bookmarkStart w:id="109" w:name="_Toc138928149"/>
-      <w:r>
-        <w:t xml:space="preserve">Tester för EI </w:t>
-      </w:r>
-      <w:proofErr w:type="spellStart"/>
-      <w:r>
-        <w:t>Update</w:t>
-      </w:r>
-      <w:bookmarkEnd w:id="107"/>
-      <w:bookmarkEnd w:id="108"/>
-      <w:bookmarkEnd w:id="109"/>
-      <w:proofErr w:type="spellEnd"/>
-      <w:r>
-        <w:t xml:space="preserve"> </w:t>
-      </w:r>
-    </w:p>
-    <w:p>
-      <w:r>
-        <w:t xml:space="preserve">I Releasepaketet för </w:t>
-      </w:r>
-      <w:proofErr w:type="spellStart"/>
-      <w:proofErr w:type="gramStart"/>
-      <w:r>
-        <w:rPr>
-          <w:b/>
-          <w:i/>
-        </w:rPr>
-        <w:t>itintegration:engagementindex</w:t>
-      </w:r>
-      <w:proofErr w:type="gramEnd"/>
-      <w:r>
-        <w:rPr>
-          <w:b/>
-          <w:i/>
-        </w:rPr>
-        <w:t>:Update</w:t>
-      </w:r>
-      <w:proofErr w:type="spellEnd"/>
-      <w:r>
-        <w:t xml:space="preserve"> finns stöd i form av en Engagemangsindex-</w:t>
-      </w:r>
-      <w:proofErr w:type="spellStart"/>
-      <w:r>
-        <w:t>mock</w:t>
-      </w:r>
-      <w:proofErr w:type="spellEnd"/>
-      <w:r>
-        <w:t xml:space="preserve"> med tillhörande testanvisning som verifierar krav i tjänstekontraktet </w:t>
-      </w:r>
-      <w:proofErr w:type="spellStart"/>
-      <w:r>
-        <w:lastRenderedPageBreak/>
-        <w:t>Update</w:t>
-      </w:r>
-      <w:proofErr w:type="spellEnd"/>
-      <w:r>
-        <w:t xml:space="preserve"> och som gäller det aktuella tjänstekontraktet som tjänsteproducenten godkänns för. Dessa tester ska genomföras som en del av godkännandet.</w:t>
-      </w:r>
-    </w:p>
-    <w:p>
-      <w:pPr>
-        <w:pBdr>
-          <w:top w:val="single" w:sz="4" w:space="1" w:color="auto"/>
-          <w:left w:val="single" w:sz="4" w:space="4" w:color="auto"/>
-          <w:bottom w:val="single" w:sz="4" w:space="1" w:color="auto"/>
-          <w:right w:val="single" w:sz="4" w:space="4" w:color="auto"/>
-        </w:pBdr>
-        <w:shd w:val="clear" w:color="auto" w:fill="DC98B3" w:themeFill="text2" w:themeFillTint="66"/>
-      </w:pPr>
-      <w:r>
-        <w:t>Tester som medföljer releasepaketet har genomförts.</w:t>
-      </w:r>
-      <w:r>
-        <w:br/>
-      </w:r>
-      <w:r>
-        <w:t xml:space="preserve">[] Ja    </w:t>
-      </w:r>
-      <w:proofErr w:type="gramStart"/>
-      <w:r>
-        <w:t xml:space="preserve">   [</w:t>
-      </w:r>
-      <w:proofErr w:type="gramEnd"/>
-      <w:r>
-        <w:t>] Nej</w:t>
-      </w:r>
-    </w:p>
-    <w:p>
-      <w:pPr>
-        <w:pBdr>
-          <w:top w:val="single" w:sz="4" w:space="1" w:color="auto"/>
-          <w:left w:val="single" w:sz="4" w:space="4" w:color="auto"/>
-          <w:bottom w:val="single" w:sz="4" w:space="1" w:color="auto"/>
-          <w:right w:val="single" w:sz="4" w:space="4" w:color="auto"/>
-        </w:pBdr>
-        <w:shd w:val="clear" w:color="auto" w:fill="DC98B3" w:themeFill="text2" w:themeFillTint="66"/>
-      </w:pPr>
-      <w:r>
-        <w:t>Har det påträffats avvikelser från förväntat resultat vid körning av testfallen för EI?</w:t>
-      </w:r>
-      <w:r>
-        <w:br/>
-        <w:t>[] Ja</w:t>
-      </w:r>
-      <w:proofErr w:type="gramStart"/>
-      <w:r>
-        <w:t xml:space="preserve">   [</w:t>
-      </w:r>
-      <w:proofErr w:type="gramEnd"/>
-      <w:r>
-        <w:t>] Nej</w:t>
-      </w:r>
-    </w:p>
-    <w:p>
-      <w:pPr>
-        <w:pBdr>
-          <w:top w:val="single" w:sz="4" w:space="1" w:color="auto"/>
-          <w:left w:val="single" w:sz="4" w:space="4" w:color="auto"/>
-          <w:bottom w:val="single" w:sz="4" w:space="1" w:color="auto"/>
-          <w:right w:val="single" w:sz="4" w:space="4" w:color="auto"/>
-        </w:pBdr>
-        <w:shd w:val="clear" w:color="auto" w:fill="DC98B3" w:themeFill="text2" w:themeFillTint="66"/>
-      </w:pPr>
-      <w:r>
-        <w:t>Om ”Ja” på ovanstående, har dessa avvikelser noterats i detta formulär?</w:t>
-      </w:r>
-      <w:r>
-        <w:br/>
-        <w:t>[] Ja</w:t>
-      </w:r>
-      <w:proofErr w:type="gramStart"/>
-      <w:r>
-        <w:t xml:space="preserve">   [</w:t>
-      </w:r>
-      <w:proofErr w:type="gramEnd"/>
-      <w:r>
-        <w:t>] Nej</w:t>
-      </w:r>
-    </w:p>
-    <w:p>
-      <w:pPr>
-        <w:pBdr>
-          <w:top w:val="single" w:sz="4" w:space="1" w:color="auto"/>
-          <w:left w:val="single" w:sz="4" w:space="4" w:color="auto"/>
-          <w:bottom w:val="single" w:sz="4" w:space="1" w:color="auto"/>
-          <w:right w:val="single" w:sz="4" w:space="4" w:color="auto"/>
-        </w:pBdr>
-        <w:shd w:val="clear" w:color="auto" w:fill="DC98B3" w:themeFill="text2" w:themeFillTint="66"/>
-      </w:pPr>
-      <w:r>
-        <w:t>Testresultat från TK-testerna har bifogats.</w:t>
-      </w:r>
-      <w:r>
-        <w:br/>
-      </w:r>
-      <w:r>
-        <w:t xml:space="preserve">[] Ja    </w:t>
-      </w:r>
-      <w:proofErr w:type="gramStart"/>
-      <w:r>
-        <w:t xml:space="preserve">   [</w:t>
-      </w:r>
-      <w:proofErr w:type="gramEnd"/>
-      <w:r>
-        <w:t>] Nej</w:t>
-      </w:r>
-    </w:p>
-    <w:p>
-      <w:pPr>
-        <w:pBdr>
-          <w:top w:val="single" w:sz="4" w:space="1" w:color="auto"/>
-          <w:left w:val="single" w:sz="4" w:space="4" w:color="auto"/>
-          <w:bottom w:val="single" w:sz="4" w:space="1" w:color="auto"/>
-          <w:right w:val="single" w:sz="4" w:space="4" w:color="auto"/>
-        </w:pBdr>
-        <w:shd w:val="clear" w:color="auto" w:fill="DC98B3" w:themeFill="text2" w:themeFillTint="66"/>
-      </w:pPr>
-      <w:r>
-        <w:t>Övrig kommentar:</w:t>
-      </w:r>
     </w:p>
     <w:p>
       <w:pPr>
@@ -10946,16 +10703,16 @@
         <w:spacing w:before="240" w:after="60"/>
         <w:ind w:left="851" w:hanging="851"/>
       </w:pPr>
-      <w:bookmarkStart w:id="110" w:name="_Toc41988948"/>
-      <w:bookmarkStart w:id="111" w:name="_Toc67055932"/>
-      <w:bookmarkStart w:id="112" w:name="_Toc138928150"/>
+      <w:bookmarkStart w:id="105" w:name="_Toc41988948"/>
+      <w:bookmarkStart w:id="106" w:name="_Toc67055932"/>
+      <w:bookmarkStart w:id="107" w:name="_Toc226710874"/>
       <w:r>
         <w:lastRenderedPageBreak/>
         <w:t>Övrigt</w:t>
       </w:r>
-      <w:bookmarkEnd w:id="110"/>
-      <w:bookmarkEnd w:id="111"/>
-      <w:bookmarkEnd w:id="112"/>
+      <w:bookmarkEnd w:id="105"/>
+      <w:bookmarkEnd w:id="106"/>
+      <w:bookmarkEnd w:id="107"/>
     </w:p>
     <w:p>
       <w:r>
@@ -11031,15 +10788,15 @@
         <w:spacing w:before="240" w:after="60"/>
         <w:ind w:left="851" w:hanging="851"/>
       </w:pPr>
-      <w:bookmarkStart w:id="113" w:name="_Toc41988949"/>
-      <w:bookmarkStart w:id="114" w:name="_Toc67055933"/>
-      <w:bookmarkStart w:id="115" w:name="_Toc138928151"/>
+      <w:bookmarkStart w:id="108" w:name="_Toc41988949"/>
+      <w:bookmarkStart w:id="109" w:name="_Toc67055933"/>
+      <w:bookmarkStart w:id="110" w:name="_Toc226710875"/>
       <w:r>
         <w:t>Kända avvikelser</w:t>
       </w:r>
-      <w:bookmarkEnd w:id="113"/>
-      <w:bookmarkEnd w:id="114"/>
-      <w:bookmarkEnd w:id="115"/>
+      <w:bookmarkEnd w:id="108"/>
+      <w:bookmarkEnd w:id="109"/>
+      <w:bookmarkEnd w:id="110"/>
     </w:p>
     <w:p>
       <w:r>
@@ -11152,7 +10909,10 @@
         <w:shd w:val="clear" w:color="auto" w:fill="DC98B3" w:themeFill="text2" w:themeFillTint="66"/>
       </w:pPr>
       <w:r>
-        <w:t>Anslutande organisation anser att det inte skulle påverka verksamheten negativt att låta dessa avvikelser kvarstå utan åtgärd.</w:t>
+        <w:t>Anslutande organisation anser att det är acceptabelt för verksamheten att låta dessa avvikelser kvarstå utan åtgärd</w:t>
+      </w:r>
+      <w:r>
+        <w:t>.</w:t>
       </w:r>
       <w:r>
         <w:br/>
@@ -11189,16 +10949,16 @@
         <w:spacing w:before="240" w:after="60"/>
         <w:ind w:left="851" w:hanging="851"/>
       </w:pPr>
-      <w:bookmarkStart w:id="116" w:name="_Toc41988950"/>
-      <w:bookmarkStart w:id="117" w:name="_Toc67055934"/>
-      <w:bookmarkStart w:id="118" w:name="_Toc138928152"/>
+      <w:bookmarkStart w:id="111" w:name="_Toc41988950"/>
+      <w:bookmarkStart w:id="112" w:name="_Toc67055934"/>
+      <w:bookmarkStart w:id="113" w:name="_Toc226710876"/>
       <w:r>
         <w:lastRenderedPageBreak/>
         <w:t>Datum för ifyllnad och kontaktperson gällande självdeklaration</w:t>
       </w:r>
-      <w:bookmarkEnd w:id="116"/>
-      <w:bookmarkEnd w:id="117"/>
-      <w:bookmarkEnd w:id="118"/>
+      <w:bookmarkEnd w:id="111"/>
+      <w:bookmarkEnd w:id="112"/>
+      <w:bookmarkEnd w:id="113"/>
     </w:p>
     <w:p>
       <w:pPr>
@@ -11305,12 +11065,12 @@
         <w:lastRenderedPageBreak/>
         <w:t xml:space="preserve"> </w:t>
       </w:r>
-      <w:bookmarkStart w:id="119" w:name="_Toc138928153"/>
+      <w:bookmarkStart w:id="114" w:name="_Toc226710877"/>
       <w:r>
         <w:t>Resultat</w:t>
       </w:r>
       <w:bookmarkEnd w:id="2"/>
-      <w:bookmarkEnd w:id="119"/>
+      <w:bookmarkEnd w:id="114"/>
     </w:p>
     <w:p>
       <w:pPr>
@@ -11486,7 +11246,7 @@
 </file>
 
 <file path=word/endnotes.xml><?xml version="1.0" encoding="utf-8"?>
-<w:endnotes xmlns:wpc="http://schemas.microsoft.com/office/word/2010/wordprocessingCanvas" xmlns:cx="http://schemas.microsoft.com/office/drawing/2014/chartex" xmlns:cx1="http://schemas.microsoft.com/office/drawing/2015/9/8/chartex" xmlns:cx2="http://schemas.microsoft.com/office/drawing/2015/10/21/chartex" xmlns:cx3="http://schemas.microsoft.com/office/drawing/2016/5/9/chartex" xmlns:cx4="http://schemas.microsoft.com/office/drawing/2016/5/10/chartex" xmlns:cx5="http://schemas.microsoft.com/office/drawing/2016/5/11/chartex" xmlns:cx6="http://schemas.microsoft.com/office/drawing/2016/5/12/chartex" xmlns:cx7="http://schemas.microsoft.com/office/drawing/2016/5/13/chartex" xmlns:cx8="http://schemas.microsoft.com/office/drawing/2016/5/14/chartex" xmlns:mc="http://schemas.openxmlformats.org/markup-compatibility/2006" xmlns:aink="http://schemas.microsoft.com/office/drawing/2016/ink" xmlns:am3d="http://schemas.microsoft.com/office/drawing/2017/model3d" xmlns:o="urn:schemas-microsoft-com:office:office" xmlns:oel="http://schemas.microsoft.com/office/2019/extlst" xmlns:r="http://schemas.openxmlformats.org/officeDocument/2006/relationships" xmlns:m="http://schemas.openxmlformats.org/officeDocument/2006/math" xmlns:v="urn:schemas-microsoft-com:vml" xmlns:wp14="http://schemas.microsoft.com/office/word/2010/wordprocessingDrawing" xmlns:wp="http://schemas.openxmlformats.org/drawingml/2006/wordprocessingDrawing" xmlns:w10="urn:schemas-microsoft-com:office:word" xmlns:w="http://schemas.openxmlformats.org/wordprocessingml/2006/main" xmlns:w14="http://schemas.microsoft.com/office/word/2010/wordml" xmlns:w15="http://schemas.microsoft.com/office/word/2012/wordml" xmlns:w16cex="http://schemas.microsoft.com/office/word/2018/wordml/cex" xmlns:w16cid="http://schemas.microsoft.com/office/word/2016/wordml/cid" xmlns:w16="http://schemas.microsoft.com/office/word/2018/wordml" xmlns:w16du="http://schemas.microsoft.com/office/word/2023/wordml/word16du" xmlns:w16sdtdh="http://schemas.microsoft.com/office/word/2020/wordml/sdtdatahash" xmlns:w16se="http://schemas.microsoft.com/office/word/2015/wordml/symex" xmlns:wpg="http://schemas.microsoft.com/office/word/2010/wordprocessingGroup" xmlns:wpi="http://schemas.microsoft.com/office/word/2010/wordprocessingInk" xmlns:wne="http://schemas.microsoft.com/office/word/2006/wordml" xmlns:wps="http://schemas.microsoft.com/office/word/2010/wordprocessingShape" mc:Ignorable="w14 w15 w16se w16cid w16 w16cex w16sdtdh wp14">
+<w:endnotes xmlns:wpc="http://schemas.microsoft.com/office/word/2010/wordprocessingCanvas" xmlns:cx="http://schemas.microsoft.com/office/drawing/2014/chartex" xmlns:cx1="http://schemas.microsoft.com/office/drawing/2015/9/8/chartex" xmlns:cx2="http://schemas.microsoft.com/office/drawing/2015/10/21/chartex" xmlns:cx3="http://schemas.microsoft.com/office/drawing/2016/5/9/chartex" xmlns:cx4="http://schemas.microsoft.com/office/drawing/2016/5/10/chartex" xmlns:cx5="http://schemas.microsoft.com/office/drawing/2016/5/11/chartex" xmlns:cx6="http://schemas.microsoft.com/office/drawing/2016/5/12/chartex" xmlns:cx7="http://schemas.microsoft.com/office/drawing/2016/5/13/chartex" xmlns:cx8="http://schemas.microsoft.com/office/drawing/2016/5/14/chartex" xmlns:mc="http://schemas.openxmlformats.org/markup-compatibility/2006" xmlns:aink="http://schemas.microsoft.com/office/drawing/2016/ink" xmlns:am3d="http://schemas.microsoft.com/office/drawing/2017/model3d" xmlns:o="urn:schemas-microsoft-com:office:office" xmlns:oel="http://schemas.microsoft.com/office/2019/extlst" xmlns:r="http://schemas.openxmlformats.org/officeDocument/2006/relationships" xmlns:m="http://schemas.openxmlformats.org/officeDocument/2006/math" xmlns:v="urn:schemas-microsoft-com:vml" xmlns:wp14="http://schemas.microsoft.com/office/word/2010/wordprocessingDrawing" xmlns:wp="http://schemas.openxmlformats.org/drawingml/2006/wordprocessingDrawing" xmlns:w10="urn:schemas-microsoft-com:office:word" xmlns:w="http://schemas.openxmlformats.org/wordprocessingml/2006/main" xmlns:w14="http://schemas.microsoft.com/office/word/2010/wordml" xmlns:w15="http://schemas.microsoft.com/office/word/2012/wordml" xmlns:w16cex="http://schemas.microsoft.com/office/word/2018/wordml/cex" xmlns:w16cid="http://schemas.microsoft.com/office/word/2016/wordml/cid" xmlns:w16="http://schemas.microsoft.com/office/word/2018/wordml" xmlns:w16du="http://schemas.microsoft.com/office/word/2023/wordml/word16du" xmlns:w16sdtdh="http://schemas.microsoft.com/office/word/2020/wordml/sdtdatahash" xmlns:w16sdtfl="http://schemas.microsoft.com/office/word/2024/wordml/sdtformatlock" xmlns:w16se="http://schemas.microsoft.com/office/word/2015/wordml/symex" xmlns:wpg="http://schemas.microsoft.com/office/word/2010/wordprocessingGroup" xmlns:wpi="http://schemas.microsoft.com/office/word/2010/wordprocessingInk" xmlns:wne="http://schemas.microsoft.com/office/word/2006/wordml" xmlns:wps="http://schemas.microsoft.com/office/word/2010/wordprocessingShape" mc:Ignorable="w14 w15 w16se w16cid w16 w16cex w16sdtdh w16sdtfl w16du wp14">
   <w:endnote w:type="separator" w:id="-1">
     <w:p>
       <w:r>
@@ -11505,7 +11265,7 @@
 </file>
 
 <file path=word/footer1.xml><?xml version="1.0" encoding="utf-8"?>
-<w:ftr xmlns:wpc="http://schemas.microsoft.com/office/word/2010/wordprocessingCanvas" xmlns:cx="http://schemas.microsoft.com/office/drawing/2014/chartex" xmlns:cx1="http://schemas.microsoft.com/office/drawing/2015/9/8/chartex" xmlns:cx2="http://schemas.microsoft.com/office/drawing/2015/10/21/chartex" xmlns:cx3="http://schemas.microsoft.com/office/drawing/2016/5/9/chartex" xmlns:cx4="http://schemas.microsoft.com/office/drawing/2016/5/10/chartex" xmlns:cx5="http://schemas.microsoft.com/office/drawing/2016/5/11/chartex" xmlns:cx6="http://schemas.microsoft.com/office/drawing/2016/5/12/chartex" xmlns:cx7="http://schemas.microsoft.com/office/drawing/2016/5/13/chartex" xmlns:cx8="http://schemas.microsoft.com/office/drawing/2016/5/14/chartex" xmlns:mc="http://schemas.openxmlformats.org/markup-compatibility/2006" xmlns:aink="http://schemas.microsoft.com/office/drawing/2016/ink" xmlns:am3d="http://schemas.microsoft.com/office/drawing/2017/model3d" xmlns:o="urn:schemas-microsoft-com:office:office" xmlns:oel="http://schemas.microsoft.com/office/2019/extlst" xmlns:r="http://schemas.openxmlformats.org/officeDocument/2006/relationships" xmlns:m="http://schemas.openxmlformats.org/officeDocument/2006/math" xmlns:v="urn:schemas-microsoft-com:vml" xmlns:wp14="http://schemas.microsoft.com/office/word/2010/wordprocessingDrawing" xmlns:wp="http://schemas.openxmlformats.org/drawingml/2006/wordprocessingDrawing" xmlns:w10="urn:schemas-microsoft-com:office:word" xmlns:w="http://schemas.openxmlformats.org/wordprocessingml/2006/main" xmlns:w14="http://schemas.microsoft.com/office/word/2010/wordml" xmlns:w15="http://schemas.microsoft.com/office/word/2012/wordml" xmlns:w16cex="http://schemas.microsoft.com/office/word/2018/wordml/cex" xmlns:w16cid="http://schemas.microsoft.com/office/word/2016/wordml/cid" xmlns:w16="http://schemas.microsoft.com/office/word/2018/wordml" xmlns:w16du="http://schemas.microsoft.com/office/word/2023/wordml/word16du" xmlns:w16sdtdh="http://schemas.microsoft.com/office/word/2020/wordml/sdtdatahash" xmlns:w16se="http://schemas.microsoft.com/office/word/2015/wordml/symex" xmlns:wpg="http://schemas.microsoft.com/office/word/2010/wordprocessingGroup" xmlns:wpi="http://schemas.microsoft.com/office/word/2010/wordprocessingInk" xmlns:wne="http://schemas.microsoft.com/office/word/2006/wordml" xmlns:wps="http://schemas.microsoft.com/office/word/2010/wordprocessingShape" mc:Ignorable="w14 w15 w16se w16cid w16 w16cex w16sdtdh wp14">
+<w:ftr xmlns:wpc="http://schemas.microsoft.com/office/word/2010/wordprocessingCanvas" xmlns:cx="http://schemas.microsoft.com/office/drawing/2014/chartex" xmlns:cx1="http://schemas.microsoft.com/office/drawing/2015/9/8/chartex" xmlns:cx2="http://schemas.microsoft.com/office/drawing/2015/10/21/chartex" xmlns:cx3="http://schemas.microsoft.com/office/drawing/2016/5/9/chartex" xmlns:cx4="http://schemas.microsoft.com/office/drawing/2016/5/10/chartex" xmlns:cx5="http://schemas.microsoft.com/office/drawing/2016/5/11/chartex" xmlns:cx6="http://schemas.microsoft.com/office/drawing/2016/5/12/chartex" xmlns:cx7="http://schemas.microsoft.com/office/drawing/2016/5/13/chartex" xmlns:cx8="http://schemas.microsoft.com/office/drawing/2016/5/14/chartex" xmlns:mc="http://schemas.openxmlformats.org/markup-compatibility/2006" xmlns:aink="http://schemas.microsoft.com/office/drawing/2016/ink" xmlns:am3d="http://schemas.microsoft.com/office/drawing/2017/model3d" xmlns:o="urn:schemas-microsoft-com:office:office" xmlns:oel="http://schemas.microsoft.com/office/2019/extlst" xmlns:r="http://schemas.openxmlformats.org/officeDocument/2006/relationships" xmlns:m="http://schemas.openxmlformats.org/officeDocument/2006/math" xmlns:v="urn:schemas-microsoft-com:vml" xmlns:wp14="http://schemas.microsoft.com/office/word/2010/wordprocessingDrawing" xmlns:wp="http://schemas.openxmlformats.org/drawingml/2006/wordprocessingDrawing" xmlns:w10="urn:schemas-microsoft-com:office:word" xmlns:w="http://schemas.openxmlformats.org/wordprocessingml/2006/main" xmlns:w14="http://schemas.microsoft.com/office/word/2010/wordml" xmlns:w15="http://schemas.microsoft.com/office/word/2012/wordml" xmlns:w16cex="http://schemas.microsoft.com/office/word/2018/wordml/cex" xmlns:w16cid="http://schemas.microsoft.com/office/word/2016/wordml/cid" xmlns:w16="http://schemas.microsoft.com/office/word/2018/wordml" xmlns:w16du="http://schemas.microsoft.com/office/word/2023/wordml/word16du" xmlns:w16sdtdh="http://schemas.microsoft.com/office/word/2020/wordml/sdtdatahash" xmlns:w16sdtfl="http://schemas.microsoft.com/office/word/2024/wordml/sdtformatlock" xmlns:w16se="http://schemas.microsoft.com/office/word/2015/wordml/symex" xmlns:wpg="http://schemas.microsoft.com/office/word/2010/wordprocessingGroup" xmlns:wpi="http://schemas.microsoft.com/office/word/2010/wordprocessingInk" xmlns:wne="http://schemas.microsoft.com/office/word/2006/wordml" xmlns:wps="http://schemas.microsoft.com/office/word/2010/wordprocessingShape" mc:Ignorable="w14 w15 w16se w16cid w16 w16cex w16sdtdh w16sdtfl w16du wp14">
   <w:tbl>
     <w:tblPr>
       <w:tblStyle w:val="Tabellrutnt"/>
@@ -11598,7 +11358,7 @@
               <w:sz w:val="15"/>
               <w:szCs w:val="15"/>
             </w:rPr>
-            <w:t>Nordic Medtest</w:t>
+            <w:t>INERA TEST och UTVECKLING</w:t>
           </w:r>
         </w:p>
       </w:tc>
@@ -11704,7 +11464,7 @@
 </file>
 
 <file path=word/footnotes.xml><?xml version="1.0" encoding="utf-8"?>
-<w:footnotes xmlns:wpc="http://schemas.microsoft.com/office/word/2010/wordprocessingCanvas" xmlns:cx="http://schemas.microsoft.com/office/drawing/2014/chartex" xmlns:cx1="http://schemas.microsoft.com/office/drawing/2015/9/8/chartex" xmlns:cx2="http://schemas.microsoft.com/office/drawing/2015/10/21/chartex" xmlns:cx3="http://schemas.microsoft.com/office/drawing/2016/5/9/chartex" xmlns:cx4="http://schemas.microsoft.com/office/drawing/2016/5/10/chartex" xmlns:cx5="http://schemas.microsoft.com/office/drawing/2016/5/11/chartex" xmlns:cx6="http://schemas.microsoft.com/office/drawing/2016/5/12/chartex" xmlns:cx7="http://schemas.microsoft.com/office/drawing/2016/5/13/chartex" xmlns:cx8="http://schemas.microsoft.com/office/drawing/2016/5/14/chartex" xmlns:mc="http://schemas.openxmlformats.org/markup-compatibility/2006" xmlns:aink="http://schemas.microsoft.com/office/drawing/2016/ink" xmlns:am3d="http://schemas.microsoft.com/office/drawing/2017/model3d" xmlns:o="urn:schemas-microsoft-com:office:office" xmlns:oel="http://schemas.microsoft.com/office/2019/extlst" xmlns:r="http://schemas.openxmlformats.org/officeDocument/2006/relationships" xmlns:m="http://schemas.openxmlformats.org/officeDocument/2006/math" xmlns:v="urn:schemas-microsoft-com:vml" xmlns:wp14="http://schemas.microsoft.com/office/word/2010/wordprocessingDrawing" xmlns:wp="http://schemas.openxmlformats.org/drawingml/2006/wordprocessingDrawing" xmlns:w10="urn:schemas-microsoft-com:office:word" xmlns:w="http://schemas.openxmlformats.org/wordprocessingml/2006/main" xmlns:w14="http://schemas.microsoft.com/office/word/2010/wordml" xmlns:w15="http://schemas.microsoft.com/office/word/2012/wordml" xmlns:w16cex="http://schemas.microsoft.com/office/word/2018/wordml/cex" xmlns:w16cid="http://schemas.microsoft.com/office/word/2016/wordml/cid" xmlns:w16="http://schemas.microsoft.com/office/word/2018/wordml" xmlns:w16du="http://schemas.microsoft.com/office/word/2023/wordml/word16du" xmlns:w16sdtdh="http://schemas.microsoft.com/office/word/2020/wordml/sdtdatahash" xmlns:w16se="http://schemas.microsoft.com/office/word/2015/wordml/symex" xmlns:wpg="http://schemas.microsoft.com/office/word/2010/wordprocessingGroup" xmlns:wpi="http://schemas.microsoft.com/office/word/2010/wordprocessingInk" xmlns:wne="http://schemas.microsoft.com/office/word/2006/wordml" xmlns:wps="http://schemas.microsoft.com/office/word/2010/wordprocessingShape" mc:Ignorable="w14 w15 w16se w16cid w16 w16cex w16sdtdh wp14">
+<w:footnotes xmlns:wpc="http://schemas.microsoft.com/office/word/2010/wordprocessingCanvas" xmlns:cx="http://schemas.microsoft.com/office/drawing/2014/chartex" xmlns:cx1="http://schemas.microsoft.com/office/drawing/2015/9/8/chartex" xmlns:cx2="http://schemas.microsoft.com/office/drawing/2015/10/21/chartex" xmlns:cx3="http://schemas.microsoft.com/office/drawing/2016/5/9/chartex" xmlns:cx4="http://schemas.microsoft.com/office/drawing/2016/5/10/chartex" xmlns:cx5="http://schemas.microsoft.com/office/drawing/2016/5/11/chartex" xmlns:cx6="http://schemas.microsoft.com/office/drawing/2016/5/12/chartex" xmlns:cx7="http://schemas.microsoft.com/office/drawing/2016/5/13/chartex" xmlns:cx8="http://schemas.microsoft.com/office/drawing/2016/5/14/chartex" xmlns:mc="http://schemas.openxmlformats.org/markup-compatibility/2006" xmlns:aink="http://schemas.microsoft.com/office/drawing/2016/ink" xmlns:am3d="http://schemas.microsoft.com/office/drawing/2017/model3d" xmlns:o="urn:schemas-microsoft-com:office:office" xmlns:oel="http://schemas.microsoft.com/office/2019/extlst" xmlns:r="http://schemas.openxmlformats.org/officeDocument/2006/relationships" xmlns:m="http://schemas.openxmlformats.org/officeDocument/2006/math" xmlns:v="urn:schemas-microsoft-com:vml" xmlns:wp14="http://schemas.microsoft.com/office/word/2010/wordprocessingDrawing" xmlns:wp="http://schemas.openxmlformats.org/drawingml/2006/wordprocessingDrawing" xmlns:w10="urn:schemas-microsoft-com:office:word" xmlns:w="http://schemas.openxmlformats.org/wordprocessingml/2006/main" xmlns:w14="http://schemas.microsoft.com/office/word/2010/wordml" xmlns:w15="http://schemas.microsoft.com/office/word/2012/wordml" xmlns:w16cex="http://schemas.microsoft.com/office/word/2018/wordml/cex" xmlns:w16cid="http://schemas.microsoft.com/office/word/2016/wordml/cid" xmlns:w16="http://schemas.microsoft.com/office/word/2018/wordml" xmlns:w16du="http://schemas.microsoft.com/office/word/2023/wordml/word16du" xmlns:w16sdtdh="http://schemas.microsoft.com/office/word/2020/wordml/sdtdatahash" xmlns:w16sdtfl="http://schemas.microsoft.com/office/word/2024/wordml/sdtformatlock" xmlns:w16se="http://schemas.microsoft.com/office/word/2015/wordml/symex" xmlns:wpg="http://schemas.microsoft.com/office/word/2010/wordprocessingGroup" xmlns:wpi="http://schemas.microsoft.com/office/word/2010/wordprocessingInk" xmlns:wne="http://schemas.microsoft.com/office/word/2006/wordml" xmlns:wps="http://schemas.microsoft.com/office/word/2010/wordprocessingShape" mc:Ignorable="w14 w15 w16se w16cid w16 w16cex w16sdtdh w16sdtfl w16du wp14">
   <w:footnote w:type="separator" w:id="-1">
     <w:p>
       <w:r>
@@ -11723,7 +11483,7 @@
 </file>
 
 <file path=word/header1.xml><?xml version="1.0" encoding="utf-8"?>
-<w:hdr xmlns:wpc="http://schemas.microsoft.com/office/word/2010/wordprocessingCanvas" xmlns:cx="http://schemas.microsoft.com/office/drawing/2014/chartex" xmlns:cx1="http://schemas.microsoft.com/office/drawing/2015/9/8/chartex" xmlns:cx2="http://schemas.microsoft.com/office/drawing/2015/10/21/chartex" xmlns:cx3="http://schemas.microsoft.com/office/drawing/2016/5/9/chartex" xmlns:cx4="http://schemas.microsoft.com/office/drawing/2016/5/10/chartex" xmlns:cx5="http://schemas.microsoft.com/office/drawing/2016/5/11/chartex" xmlns:cx6="http://schemas.microsoft.com/office/drawing/2016/5/12/chartex" xmlns:cx7="http://schemas.microsoft.com/office/drawing/2016/5/13/chartex" xmlns:cx8="http://schemas.microsoft.com/office/drawing/2016/5/14/chartex" xmlns:mc="http://schemas.openxmlformats.org/markup-compatibility/2006" xmlns:aink="http://schemas.microsoft.com/office/drawing/2016/ink" xmlns:am3d="http://schemas.microsoft.com/office/drawing/2017/model3d" xmlns:o="urn:schemas-microsoft-com:office:office" xmlns:oel="http://schemas.microsoft.com/office/2019/extlst" xmlns:r="http://schemas.openxmlformats.org/officeDocument/2006/relationships" xmlns:m="http://schemas.openxmlformats.org/officeDocument/2006/math" xmlns:v="urn:schemas-microsoft-com:vml" xmlns:wp14="http://schemas.microsoft.com/office/word/2010/wordprocessingDrawing" xmlns:wp="http://schemas.openxmlformats.org/drawingml/2006/wordprocessingDrawing" xmlns:w10="urn:schemas-microsoft-com:office:word" xmlns:w="http://schemas.openxmlformats.org/wordprocessingml/2006/main" xmlns:w14="http://schemas.microsoft.com/office/word/2010/wordml" xmlns:w15="http://schemas.microsoft.com/office/word/2012/wordml" xmlns:w16cex="http://schemas.microsoft.com/office/word/2018/wordml/cex" xmlns:w16cid="http://schemas.microsoft.com/office/word/2016/wordml/cid" xmlns:w16="http://schemas.microsoft.com/office/word/2018/wordml" xmlns:w16du="http://schemas.microsoft.com/office/word/2023/wordml/word16du" xmlns:w16sdtdh="http://schemas.microsoft.com/office/word/2020/wordml/sdtdatahash" xmlns:w16se="http://schemas.microsoft.com/office/word/2015/wordml/symex" xmlns:wpg="http://schemas.microsoft.com/office/word/2010/wordprocessingGroup" xmlns:wpi="http://schemas.microsoft.com/office/word/2010/wordprocessingInk" xmlns:wne="http://schemas.microsoft.com/office/word/2006/wordml" xmlns:wps="http://schemas.microsoft.com/office/word/2010/wordprocessingShape" mc:Ignorable="w14 w15 w16se w16cid w16 w16cex w16sdtdh wp14">
+<w:hdr xmlns:wpc="http://schemas.microsoft.com/office/word/2010/wordprocessingCanvas" xmlns:cx="http://schemas.microsoft.com/office/drawing/2014/chartex" xmlns:cx1="http://schemas.microsoft.com/office/drawing/2015/9/8/chartex" xmlns:cx2="http://schemas.microsoft.com/office/drawing/2015/10/21/chartex" xmlns:cx3="http://schemas.microsoft.com/office/drawing/2016/5/9/chartex" xmlns:cx4="http://schemas.microsoft.com/office/drawing/2016/5/10/chartex" xmlns:cx5="http://schemas.microsoft.com/office/drawing/2016/5/11/chartex" xmlns:cx6="http://schemas.microsoft.com/office/drawing/2016/5/12/chartex" xmlns:cx7="http://schemas.microsoft.com/office/drawing/2016/5/13/chartex" xmlns:cx8="http://schemas.microsoft.com/office/drawing/2016/5/14/chartex" xmlns:mc="http://schemas.openxmlformats.org/markup-compatibility/2006" xmlns:aink="http://schemas.microsoft.com/office/drawing/2016/ink" xmlns:am3d="http://schemas.microsoft.com/office/drawing/2017/model3d" xmlns:o="urn:schemas-microsoft-com:office:office" xmlns:oel="http://schemas.microsoft.com/office/2019/extlst" xmlns:r="http://schemas.openxmlformats.org/officeDocument/2006/relationships" xmlns:m="http://schemas.openxmlformats.org/officeDocument/2006/math" xmlns:v="urn:schemas-microsoft-com:vml" xmlns:wp14="http://schemas.microsoft.com/office/word/2010/wordprocessingDrawing" xmlns:wp="http://schemas.openxmlformats.org/drawingml/2006/wordprocessingDrawing" xmlns:w10="urn:schemas-microsoft-com:office:word" xmlns:w="http://schemas.openxmlformats.org/wordprocessingml/2006/main" xmlns:w14="http://schemas.microsoft.com/office/word/2010/wordml" xmlns:w15="http://schemas.microsoft.com/office/word/2012/wordml" xmlns:w16cex="http://schemas.microsoft.com/office/word/2018/wordml/cex" xmlns:w16cid="http://schemas.microsoft.com/office/word/2016/wordml/cid" xmlns:w16="http://schemas.microsoft.com/office/word/2018/wordml" xmlns:w16du="http://schemas.microsoft.com/office/word/2023/wordml/word16du" xmlns:w16sdtdh="http://schemas.microsoft.com/office/word/2020/wordml/sdtdatahash" xmlns:w16sdtfl="http://schemas.microsoft.com/office/word/2024/wordml/sdtformatlock" xmlns:w16se="http://schemas.microsoft.com/office/word/2015/wordml/symex" xmlns:wpg="http://schemas.microsoft.com/office/word/2010/wordprocessingGroup" xmlns:wpi="http://schemas.microsoft.com/office/word/2010/wordprocessingInk" xmlns:wne="http://schemas.microsoft.com/office/word/2006/wordml" xmlns:wps="http://schemas.microsoft.com/office/word/2010/wordprocessingShape" mc:Ignorable="w14 w15 w16se w16cid w16 w16cex w16sdtdh w16sdtfl w16du wp14">
   <w:tbl>
     <w:tblPr>
       <w:tblStyle w:val="Tabellrutnt"/>
@@ -11855,7 +11615,7 @@
             <w:rPr>
               <w:lang w:val="en-US"/>
             </w:rPr>
-            <w:t>2023-0</w:t>
+            <w:t>202</w:t>
           </w:r>
           <w:r>
             <w:rPr>
@@ -11867,19 +11627,25 @@
             <w:rPr>
               <w:lang w:val="en-US"/>
             </w:rPr>
+            <w:t>-0</w:t>
+          </w:r>
+          <w:r>
+            <w:rPr>
+              <w:lang w:val="en-US"/>
+            </w:rPr>
+            <w:t>4</w:t>
+          </w:r>
+          <w:r>
+            <w:rPr>
+              <w:lang w:val="en-US"/>
+            </w:rPr>
             <w:t>-</w:t>
           </w:r>
           <w:r>
             <w:rPr>
               <w:lang w:val="en-US"/>
             </w:rPr>
-            <w:t>2</w:t>
-          </w:r>
-          <w:r>
-            <w:rPr>
-              <w:lang w:val="en-US"/>
-            </w:rPr>
-            <w:t>9</w:t>
+            <w:t>10</w:t>
           </w:r>
         </w:p>
       </w:tc>
@@ -11897,7 +11663,7 @@
 </file>
 
 <file path=word/numbering.xml><?xml version="1.0" encoding="utf-8"?>
-<w:numbering xmlns:wpc="http://schemas.microsoft.com/office/word/2010/wordprocessingCanvas" xmlns:cx="http://schemas.microsoft.com/office/drawing/2014/chartex" xmlns:cx1="http://schemas.microsoft.com/office/drawing/2015/9/8/chartex" xmlns:cx2="http://schemas.microsoft.com/office/drawing/2015/10/21/chartex" xmlns:cx3="http://schemas.microsoft.com/office/drawing/2016/5/9/chartex" xmlns:cx4="http://schemas.microsoft.com/office/drawing/2016/5/10/chartex" xmlns:cx5="http://schemas.microsoft.com/office/drawing/2016/5/11/chartex" xmlns:cx6="http://schemas.microsoft.com/office/drawing/2016/5/12/chartex" xmlns:cx7="http://schemas.microsoft.com/office/drawing/2016/5/13/chartex" xmlns:cx8="http://schemas.microsoft.com/office/drawing/2016/5/14/chartex" xmlns:mc="http://schemas.openxmlformats.org/markup-compatibility/2006" xmlns:aink="http://schemas.microsoft.com/office/drawing/2016/ink" xmlns:am3d="http://schemas.microsoft.com/office/drawing/2017/model3d" xmlns:o="urn:schemas-microsoft-com:office:office" xmlns:oel="http://schemas.microsoft.com/office/2019/extlst" xmlns:r="http://schemas.openxmlformats.org/officeDocument/2006/relationships" xmlns:m="http://schemas.openxmlformats.org/officeDocument/2006/math" xmlns:v="urn:schemas-microsoft-com:vml" xmlns:wp14="http://schemas.microsoft.com/office/word/2010/wordprocessingDrawing" xmlns:wp="http://schemas.openxmlformats.org/drawingml/2006/wordprocessingDrawing" xmlns:w10="urn:schemas-microsoft-com:office:word" xmlns:w="http://schemas.openxmlformats.org/wordprocessingml/2006/main" xmlns:w14="http://schemas.microsoft.com/office/word/2010/wordml" xmlns:w15="http://schemas.microsoft.com/office/word/2012/wordml" xmlns:w16cex="http://schemas.microsoft.com/office/word/2018/wordml/cex" xmlns:w16cid="http://schemas.microsoft.com/office/word/2016/wordml/cid" xmlns:w16="http://schemas.microsoft.com/office/word/2018/wordml" xmlns:w16du="http://schemas.microsoft.com/office/word/2023/wordml/word16du" xmlns:w16sdtdh="http://schemas.microsoft.com/office/word/2020/wordml/sdtdatahash" xmlns:w16se="http://schemas.microsoft.com/office/word/2015/wordml/symex" xmlns:wpg="http://schemas.microsoft.com/office/word/2010/wordprocessingGroup" xmlns:wpi="http://schemas.microsoft.com/office/word/2010/wordprocessingInk" xmlns:wne="http://schemas.microsoft.com/office/word/2006/wordml" xmlns:wps="http://schemas.microsoft.com/office/word/2010/wordprocessingShape" mc:Ignorable="w14 w15 w16se w16cid w16 w16cex w16sdtdh wp14">
+<w:numbering xmlns:wpc="http://schemas.microsoft.com/office/word/2010/wordprocessingCanvas" xmlns:cx="http://schemas.microsoft.com/office/drawing/2014/chartex" xmlns:cx1="http://schemas.microsoft.com/office/drawing/2015/9/8/chartex" xmlns:cx2="http://schemas.microsoft.com/office/drawing/2015/10/21/chartex" xmlns:cx3="http://schemas.microsoft.com/office/drawing/2016/5/9/chartex" xmlns:cx4="http://schemas.microsoft.com/office/drawing/2016/5/10/chartex" xmlns:cx5="http://schemas.microsoft.com/office/drawing/2016/5/11/chartex" xmlns:cx6="http://schemas.microsoft.com/office/drawing/2016/5/12/chartex" xmlns:cx7="http://schemas.microsoft.com/office/drawing/2016/5/13/chartex" xmlns:cx8="http://schemas.microsoft.com/office/drawing/2016/5/14/chartex" xmlns:mc="http://schemas.openxmlformats.org/markup-compatibility/2006" xmlns:aink="http://schemas.microsoft.com/office/drawing/2016/ink" xmlns:am3d="http://schemas.microsoft.com/office/drawing/2017/model3d" xmlns:o="urn:schemas-microsoft-com:office:office" xmlns:oel="http://schemas.microsoft.com/office/2019/extlst" xmlns:r="http://schemas.openxmlformats.org/officeDocument/2006/relationships" xmlns:m="http://schemas.openxmlformats.org/officeDocument/2006/math" xmlns:v="urn:schemas-microsoft-com:vml" xmlns:wp14="http://schemas.microsoft.com/office/word/2010/wordprocessingDrawing" xmlns:wp="http://schemas.openxmlformats.org/drawingml/2006/wordprocessingDrawing" xmlns:w10="urn:schemas-microsoft-com:office:word" xmlns:w="http://schemas.openxmlformats.org/wordprocessingml/2006/main" xmlns:w14="http://schemas.microsoft.com/office/word/2010/wordml" xmlns:w15="http://schemas.microsoft.com/office/word/2012/wordml" xmlns:w16cex="http://schemas.microsoft.com/office/word/2018/wordml/cex" xmlns:w16cid="http://schemas.microsoft.com/office/word/2016/wordml/cid" xmlns:w16="http://schemas.microsoft.com/office/word/2018/wordml" xmlns:w16du="http://schemas.microsoft.com/office/word/2023/wordml/word16du" xmlns:w16sdtdh="http://schemas.microsoft.com/office/word/2020/wordml/sdtdatahash" xmlns:w16sdtfl="http://schemas.microsoft.com/office/word/2024/wordml/sdtformatlock" xmlns:w16se="http://schemas.microsoft.com/office/word/2015/wordml/symex" xmlns:wpg="http://schemas.microsoft.com/office/word/2010/wordprocessingGroup" xmlns:wpi="http://schemas.microsoft.com/office/word/2010/wordprocessingInk" xmlns:wne="http://schemas.microsoft.com/office/word/2006/wordml" xmlns:wps="http://schemas.microsoft.com/office/word/2010/wordprocessingShape" mc:Ignorable="w14 w15 w16se w16cid w16 w16cex w16sdtdh w16sdtfl w16du wp14">
   <w:abstractNum w:abstractNumId="0" w15:restartNumberingAfterBreak="0">
     <w:nsid w:val="FFFFFF7C"/>
     <w:multiLevelType w:val="singleLevel"/>
@@ -13534,7 +13300,7 @@
 </file>
 
 <file path=word/styles.xml><?xml version="1.0" encoding="utf-8"?>
-<w:styles xmlns:mc="http://schemas.openxmlformats.org/markup-compatibility/2006" xmlns:r="http://schemas.openxmlformats.org/officeDocument/2006/relationships" xmlns:w="http://schemas.openxmlformats.org/wordprocessingml/2006/main" xmlns:w14="http://schemas.microsoft.com/office/word/2010/wordml" xmlns:w15="http://schemas.microsoft.com/office/word/2012/wordml" xmlns:w16cex="http://schemas.microsoft.com/office/word/2018/wordml/cex" xmlns:w16cid="http://schemas.microsoft.com/office/word/2016/wordml/cid" xmlns:w16="http://schemas.microsoft.com/office/word/2018/wordml" xmlns:w16sdtdh="http://schemas.microsoft.com/office/word/2020/wordml/sdtdatahash" xmlns:w16se="http://schemas.microsoft.com/office/word/2015/wordml/symex" mc:Ignorable="w14 w15 w16se w16cid w16 w16cex w16sdtdh">
+<w:styles xmlns:mc="http://schemas.openxmlformats.org/markup-compatibility/2006" xmlns:r="http://schemas.openxmlformats.org/officeDocument/2006/relationships" xmlns:w="http://schemas.openxmlformats.org/wordprocessingml/2006/main" xmlns:w14="http://schemas.microsoft.com/office/word/2010/wordml" xmlns:w15="http://schemas.microsoft.com/office/word/2012/wordml" xmlns:w16cex="http://schemas.microsoft.com/office/word/2018/wordml/cex" xmlns:w16cid="http://schemas.microsoft.com/office/word/2016/wordml/cid" xmlns:w16="http://schemas.microsoft.com/office/word/2018/wordml" xmlns:w16du="http://schemas.microsoft.com/office/word/2023/wordml/word16du" xmlns:w16sdtdh="http://schemas.microsoft.com/office/word/2020/wordml/sdtdatahash" xmlns:w16sdtfl="http://schemas.microsoft.com/office/word/2024/wordml/sdtformatlock" xmlns:w16se="http://schemas.microsoft.com/office/word/2015/wordml/symex" mc:Ignorable="w14 w15 w16se w16cid w16 w16cex w16sdtdh w16sdtfl w16du">
   <w:docDefaults>
     <w:rPrDefault>
       <w:rPr>
@@ -14066,7 +13832,6 @@
   <w:style w:type="character" w:default="1" w:styleId="Standardstycketeckensnitt">
     <w:name w:val="Default Paragraph Font"/>
     <w:uiPriority w:val="1"/>
-    <w:semiHidden/>
     <w:unhideWhenUsed/>
   </w:style>
   <w:style w:type="table" w:default="1" w:styleId="Normaltabell">
@@ -15263,11 +15028,41 @@
       <w:lang w:eastAsia="sv-SE"/>
     </w:rPr>
   </w:style>
+  <w:style w:type="character" w:styleId="Kommentarsreferens">
+    <w:name w:val="annotation reference"/>
+    <w:basedOn w:val="Standardstycketeckensnitt"/>
+    <w:uiPriority w:val="99"/>
+    <w:semiHidden/>
+    <w:rsid w:val="00BE56D7"/>
+    <w:rPr>
+      <w:sz w:val="16"/>
+      <w:szCs w:val="16"/>
+    </w:rPr>
+  </w:style>
+  <w:style w:type="paragraph" w:styleId="Kommentarer">
+    <w:name w:val="annotation text"/>
+    <w:basedOn w:val="Normal"/>
+    <w:link w:val="KommentarerChar"/>
+    <w:uiPriority w:val="99"/>
+    <w:semiHidden/>
+    <w:rsid w:val="00BE56D7"/>
+    <w:pPr>
+      <w:spacing w:line="240" w:lineRule="auto"/>
+    </w:pPr>
+  </w:style>
+  <w:style w:type="character" w:customStyle="1" w:styleId="KommentarerChar">
+    <w:name w:val="Kommentarer Char"/>
+    <w:basedOn w:val="Standardstycketeckensnitt"/>
+    <w:link w:val="Kommentarer"/>
+    <w:uiPriority w:val="99"/>
+    <w:semiHidden/>
+    <w:rsid w:val="00BE56D7"/>
+  </w:style>
 </w:styles>
 </file>
 
 <file path=word/glossary/document.xml><?xml version="1.0" encoding="utf-8"?>
-<w:glossaryDocument xmlns:wpc="http://schemas.microsoft.com/office/word/2010/wordprocessingCanvas" xmlns:cx="http://schemas.microsoft.com/office/drawing/2014/chartex" xmlns:cx1="http://schemas.microsoft.com/office/drawing/2015/9/8/chartex" xmlns:cx2="http://schemas.microsoft.com/office/drawing/2015/10/21/chartex" xmlns:cx3="http://schemas.microsoft.com/office/drawing/2016/5/9/chartex" xmlns:cx4="http://schemas.microsoft.com/office/drawing/2016/5/10/chartex" xmlns:cx5="http://schemas.microsoft.com/office/drawing/2016/5/11/chartex" xmlns:cx6="http://schemas.microsoft.com/office/drawing/2016/5/12/chartex" xmlns:cx7="http://schemas.microsoft.com/office/drawing/2016/5/13/chartex" xmlns:cx8="http://schemas.microsoft.com/office/drawing/2016/5/14/chartex" xmlns:mc="http://schemas.openxmlformats.org/markup-compatibility/2006" xmlns:aink="http://schemas.microsoft.com/office/drawing/2016/ink" xmlns:am3d="http://schemas.microsoft.com/office/drawing/2017/model3d" xmlns:o="urn:schemas-microsoft-com:office:office" xmlns:oel="http://schemas.microsoft.com/office/2019/extlst" xmlns:r="http://schemas.openxmlformats.org/officeDocument/2006/relationships" xmlns:m="http://schemas.openxmlformats.org/officeDocument/2006/math" xmlns:v="urn:schemas-microsoft-com:vml" xmlns:wp14="http://schemas.microsoft.com/office/word/2010/wordprocessingDrawing" xmlns:wp="http://schemas.openxmlformats.org/drawingml/2006/wordprocessingDrawing" xmlns:w10="urn:schemas-microsoft-com:office:word" xmlns:w="http://schemas.openxmlformats.org/wordprocessingml/2006/main" xmlns:w14="http://schemas.microsoft.com/office/word/2010/wordml" xmlns:w15="http://schemas.microsoft.com/office/word/2012/wordml" xmlns:w16cex="http://schemas.microsoft.com/office/word/2018/wordml/cex" xmlns:w16cid="http://schemas.microsoft.com/office/word/2016/wordml/cid" xmlns:w16="http://schemas.microsoft.com/office/word/2018/wordml" xmlns:w16du="http://schemas.microsoft.com/office/word/2023/wordml/word16du" xmlns:w16sdtdh="http://schemas.microsoft.com/office/word/2020/wordml/sdtdatahash" xmlns:w16se="http://schemas.microsoft.com/office/word/2015/wordml/symex" xmlns:wpg="http://schemas.microsoft.com/office/word/2010/wordprocessingGroup" xmlns:wpi="http://schemas.microsoft.com/office/word/2010/wordprocessingInk" xmlns:wne="http://schemas.microsoft.com/office/word/2006/wordml" xmlns:wps="http://schemas.microsoft.com/office/word/2010/wordprocessingShape" mc:Ignorable="w14 w15 w16se w16cid w16 w16cex w16sdtdh wp14">
+<w:glossaryDocument xmlns:wpc="http://schemas.microsoft.com/office/word/2010/wordprocessingCanvas" xmlns:cx="http://schemas.microsoft.com/office/drawing/2014/chartex" xmlns:cx1="http://schemas.microsoft.com/office/drawing/2015/9/8/chartex" xmlns:cx2="http://schemas.microsoft.com/office/drawing/2015/10/21/chartex" xmlns:cx3="http://schemas.microsoft.com/office/drawing/2016/5/9/chartex" xmlns:cx4="http://schemas.microsoft.com/office/drawing/2016/5/10/chartex" xmlns:cx5="http://schemas.microsoft.com/office/drawing/2016/5/11/chartex" xmlns:cx6="http://schemas.microsoft.com/office/drawing/2016/5/12/chartex" xmlns:cx7="http://schemas.microsoft.com/office/drawing/2016/5/13/chartex" xmlns:cx8="http://schemas.microsoft.com/office/drawing/2016/5/14/chartex" xmlns:mc="http://schemas.openxmlformats.org/markup-compatibility/2006" xmlns:aink="http://schemas.microsoft.com/office/drawing/2016/ink" xmlns:am3d="http://schemas.microsoft.com/office/drawing/2017/model3d" xmlns:o="urn:schemas-microsoft-com:office:office" xmlns:oel="http://schemas.microsoft.com/office/2019/extlst" xmlns:r="http://schemas.openxmlformats.org/officeDocument/2006/relationships" xmlns:m="http://schemas.openxmlformats.org/officeDocument/2006/math" xmlns:v="urn:schemas-microsoft-com:vml" xmlns:wp14="http://schemas.microsoft.com/office/word/2010/wordprocessingDrawing" xmlns:wp="http://schemas.openxmlformats.org/drawingml/2006/wordprocessingDrawing" xmlns:w10="urn:schemas-microsoft-com:office:word" xmlns:w="http://schemas.openxmlformats.org/wordprocessingml/2006/main" xmlns:w14="http://schemas.microsoft.com/office/word/2010/wordml" xmlns:w15="http://schemas.microsoft.com/office/word/2012/wordml" xmlns:w16cex="http://schemas.microsoft.com/office/word/2018/wordml/cex" xmlns:w16cid="http://schemas.microsoft.com/office/word/2016/wordml/cid" xmlns:w16="http://schemas.microsoft.com/office/word/2018/wordml" xmlns:w16du="http://schemas.microsoft.com/office/word/2023/wordml/word16du" xmlns:w16sdtdh="http://schemas.microsoft.com/office/word/2020/wordml/sdtdatahash" xmlns:w16sdtfl="http://schemas.microsoft.com/office/word/2024/wordml/sdtformatlock" xmlns:w16se="http://schemas.microsoft.com/office/word/2015/wordml/symex" xmlns:wpg="http://schemas.microsoft.com/office/word/2010/wordprocessingGroup" xmlns:wpi="http://schemas.microsoft.com/office/word/2010/wordprocessingInk" xmlns:wne="http://schemas.microsoft.com/office/word/2006/wordml" xmlns:wps="http://schemas.microsoft.com/office/word/2010/wordprocessingShape" mc:Ignorable="w14 w15 w16se w16cid w16 w16cex w16sdtdh w16sdtfl w16du wp14">
   <w:docParts>
     <w:docPart>
       <w:docPartPr>
@@ -15303,7 +15098,7 @@
 </file>
 
 <file path=word/glossary/fontTable.xml><?xml version="1.0" encoding="utf-8"?>
-<w:fonts xmlns:mc="http://schemas.openxmlformats.org/markup-compatibility/2006" xmlns:r="http://schemas.openxmlformats.org/officeDocument/2006/relationships" xmlns:w="http://schemas.openxmlformats.org/wordprocessingml/2006/main" xmlns:w14="http://schemas.microsoft.com/office/word/2010/wordml" xmlns:w15="http://schemas.microsoft.com/office/word/2012/wordml" xmlns:w16cex="http://schemas.microsoft.com/office/word/2018/wordml/cex" xmlns:w16cid="http://schemas.microsoft.com/office/word/2016/wordml/cid" xmlns:w16="http://schemas.microsoft.com/office/word/2018/wordml" xmlns:w16sdtdh="http://schemas.microsoft.com/office/word/2020/wordml/sdtdatahash" xmlns:w16se="http://schemas.microsoft.com/office/word/2015/wordml/symex" mc:Ignorable="w14 w15 w16se w16cid w16 w16cex w16sdtdh">
+<w:fonts xmlns:mc="http://schemas.openxmlformats.org/markup-compatibility/2006" xmlns:r="http://schemas.openxmlformats.org/officeDocument/2006/relationships" xmlns:w="http://schemas.openxmlformats.org/wordprocessingml/2006/main" xmlns:w14="http://schemas.microsoft.com/office/word/2010/wordml" xmlns:w15="http://schemas.microsoft.com/office/word/2012/wordml" xmlns:w16cex="http://schemas.microsoft.com/office/word/2018/wordml/cex" xmlns:w16cid="http://schemas.microsoft.com/office/word/2016/wordml/cid" xmlns:w16="http://schemas.microsoft.com/office/word/2018/wordml" xmlns:w16du="http://schemas.microsoft.com/office/word/2023/wordml/word16du" xmlns:w16sdtdh="http://schemas.microsoft.com/office/word/2020/wordml/sdtdatahash" xmlns:w16sdtfl="http://schemas.microsoft.com/office/word/2024/wordml/sdtformatlock" xmlns:w16se="http://schemas.microsoft.com/office/word/2015/wordml/symex" mc:Ignorable="w14 w15 w16se w16cid w16 w16cex w16sdtdh w16sdtfl w16du">
   <w:font w:name="Symbol">
     <w:panose1 w:val="05050102010706020507"/>
     <w:charset w:val="02"/>
@@ -15323,7 +15118,7 @@
     <w:charset w:val="00"/>
     <w:family w:val="swiss"/>
     <w:pitch w:val="variable"/>
-    <w:sig w:usb0="E4002EFF" w:usb1="C000247B" w:usb2="00000009" w:usb3="00000000" w:csb0="000001FF" w:csb1="00000000"/>
+    <w:sig w:usb0="E4002EFF" w:usb1="C200247B" w:usb2="00000009" w:usb3="00000000" w:csb0="000001FF" w:csb1="00000000"/>
   </w:font>
   <w:font w:name="Courier New">
     <w:panose1 w:val="02070309020205020404"/>
@@ -15351,10 +15146,9 @@
     <w:charset w:val="86"/>
     <w:family w:val="auto"/>
     <w:pitch w:val="variable"/>
-    <w:sig w:usb0="00000003" w:usb1="288F0000" w:usb2="00000016" w:usb3="00000000" w:csb0="00040001" w:csb1="00000000"/>
+    <w:sig w:usb0="00000203" w:usb1="288F0000" w:usb2="00000016" w:usb3="00000000" w:csb0="00040001" w:csb1="00000000"/>
   </w:font>
   <w:font w:name="SimHei">
-    <w:altName w:val="黑体"/>
     <w:panose1 w:val="02010600030101010101"/>
     <w:charset w:val="86"/>
     <w:family w:val="modern"/>
@@ -15374,18 +15168,23 @@
     <w:pitch w:val="variable"/>
     <w:sig w:usb0="E0002EFF" w:usb1="C000785B" w:usb2="00000009" w:usb3="00000000" w:csb0="000001FF" w:csb1="00000000"/>
   </w:font>
-  <w:font w:name="Calibri Light">
-    <w:panose1 w:val="020F0302020204030204"/>
+  <w:font w:name="Aptos">
     <w:charset w:val="00"/>
     <w:family w:val="swiss"/>
     <w:pitch w:val="variable"/>
-    <w:sig w:usb0="E4002EFF" w:usb1="C000247B" w:usb2="00000009" w:usb3="00000000" w:csb0="000001FF" w:csb1="00000000"/>
+    <w:sig w:usb0="20000287" w:usb1="00000003" w:usb2="00000000" w:usb3="00000000" w:csb0="0000019F" w:csb1="00000000"/>
+  </w:font>
+  <w:font w:name="Aptos Display">
+    <w:charset w:val="00"/>
+    <w:family w:val="swiss"/>
+    <w:pitch w:val="variable"/>
+    <w:sig w:usb0="20000287" w:usb1="00000003" w:usb2="00000000" w:usb3="00000000" w:csb0="0000019F" w:csb1="00000000"/>
   </w:font>
 </w:fonts>
 </file>
 
 <file path=word/glossary/settings.xml><?xml version="1.0" encoding="utf-8"?>
-<w:settings xmlns:mc="http://schemas.openxmlformats.org/markup-compatibility/2006" xmlns:o="urn:schemas-microsoft-com:office:office" xmlns:r="http://schemas.openxmlformats.org/officeDocument/2006/relationships" xmlns:m="http://schemas.openxmlformats.org/officeDocument/2006/math" xmlns:v="urn:schemas-microsoft-com:vml" xmlns:w10="urn:schemas-microsoft-com:office:word" xmlns:w="http://schemas.openxmlformats.org/wordprocessingml/2006/main" xmlns:w14="http://schemas.microsoft.com/office/word/2010/wordml" xmlns:w15="http://schemas.microsoft.com/office/word/2012/wordml" xmlns:w16cex="http://schemas.microsoft.com/office/word/2018/wordml/cex" xmlns:w16cid="http://schemas.microsoft.com/office/word/2016/wordml/cid" xmlns:w16="http://schemas.microsoft.com/office/word/2018/wordml" xmlns:w16sdtdh="http://schemas.microsoft.com/office/word/2020/wordml/sdtdatahash" xmlns:w16se="http://schemas.microsoft.com/office/word/2015/wordml/symex" xmlns:sl="http://schemas.openxmlformats.org/schemaLibrary/2006/main" mc:Ignorable="w14 w15 w16se w16cid w16 w16cex w16sdtdh">
+<w:settings xmlns:mc="http://schemas.openxmlformats.org/markup-compatibility/2006" xmlns:o="urn:schemas-microsoft-com:office:office" xmlns:r="http://schemas.openxmlformats.org/officeDocument/2006/relationships" xmlns:m="http://schemas.openxmlformats.org/officeDocument/2006/math" xmlns:v="urn:schemas-microsoft-com:vml" xmlns:w10="urn:schemas-microsoft-com:office:word" xmlns:w="http://schemas.openxmlformats.org/wordprocessingml/2006/main" xmlns:w14="http://schemas.microsoft.com/office/word/2010/wordml" xmlns:w15="http://schemas.microsoft.com/office/word/2012/wordml" xmlns:w16cex="http://schemas.microsoft.com/office/word/2018/wordml/cex" xmlns:w16cid="http://schemas.microsoft.com/office/word/2016/wordml/cid" xmlns:w16="http://schemas.microsoft.com/office/word/2018/wordml" xmlns:w16du="http://schemas.microsoft.com/office/word/2023/wordml/word16du" xmlns:w16sdtdh="http://schemas.microsoft.com/office/word/2020/wordml/sdtdatahash" xmlns:w16sdtfl="http://schemas.microsoft.com/office/word/2024/wordml/sdtformatlock" xmlns:w16se="http://schemas.microsoft.com/office/word/2015/wordml/symex" xmlns:sl="http://schemas.openxmlformats.org/schemaLibrary/2006/main" mc:Ignorable="w14 w15 w16se w16cid w16 w16cex w16sdtdh w16sdtfl w16du">
   <w:view w:val="normal"/>
   <w:defaultTabStop w:val="1304"/>
   <w:hyphenationZone w:val="425"/>
@@ -15402,8 +15201,13 @@
   <w:rsids>
     <w:rsidRoot w:val="00E45085"/>
     <w:rsid w:val="00043CE1"/>
+    <w:rsid w:val="001830B4"/>
     <w:rsid w:val="001E669B"/>
+    <w:rsid w:val="00397561"/>
+    <w:rsid w:val="003F4882"/>
+    <w:rsid w:val="00432387"/>
     <w:rsid w:val="005B00B2"/>
+    <w:rsid w:val="005E4B2A"/>
     <w:rsid w:val="00600977"/>
     <w:rsid w:val="006A58ED"/>
     <w:rsid w:val="007704B7"/>
@@ -15411,6 +15215,7 @@
     <w:rsid w:val="007B3F0E"/>
     <w:rsid w:val="008529CE"/>
     <w:rsid w:val="0085795F"/>
+    <w:rsid w:val="009F7631"/>
     <w:rsid w:val="00A7293A"/>
     <w:rsid w:val="00AC1394"/>
     <w:rsid w:val="00AC48EB"/>
@@ -15444,7 +15249,7 @@
 </file>
 
 <file path=word/glossary/styles.xml><?xml version="1.0" encoding="utf-8"?>
-<w:styles xmlns:mc="http://schemas.openxmlformats.org/markup-compatibility/2006" xmlns:r="http://schemas.openxmlformats.org/officeDocument/2006/relationships" xmlns:w="http://schemas.openxmlformats.org/wordprocessingml/2006/main" xmlns:w14="http://schemas.microsoft.com/office/word/2010/wordml" xmlns:w15="http://schemas.microsoft.com/office/word/2012/wordml" xmlns:w16cex="http://schemas.microsoft.com/office/word/2018/wordml/cex" xmlns:w16cid="http://schemas.microsoft.com/office/word/2016/wordml/cid" xmlns:w16="http://schemas.microsoft.com/office/word/2018/wordml" xmlns:w16sdtdh="http://schemas.microsoft.com/office/word/2020/wordml/sdtdatahash" xmlns:w16se="http://schemas.microsoft.com/office/word/2015/wordml/symex" mc:Ignorable="w14 w15 w16se w16cid w16 w16cex w16sdtdh">
+<w:styles xmlns:mc="http://schemas.openxmlformats.org/markup-compatibility/2006" xmlns:r="http://schemas.openxmlformats.org/officeDocument/2006/relationships" xmlns:w="http://schemas.openxmlformats.org/wordprocessingml/2006/main" xmlns:w14="http://schemas.microsoft.com/office/word/2010/wordml" xmlns:w15="http://schemas.microsoft.com/office/word/2012/wordml" xmlns:w16cex="http://schemas.microsoft.com/office/word/2018/wordml/cex" xmlns:w16cid="http://schemas.microsoft.com/office/word/2016/wordml/cid" xmlns:w16="http://schemas.microsoft.com/office/word/2018/wordml" xmlns:w16du="http://schemas.microsoft.com/office/word/2023/wordml/word16du" xmlns:w16sdtdh="http://schemas.microsoft.com/office/word/2020/wordml/sdtdatahash" xmlns:w16sdtfl="http://schemas.microsoft.com/office/word/2024/wordml/sdtformatlock" xmlns:w16se="http://schemas.microsoft.com/office/word/2015/wordml/symex" mc:Ignorable="w14 w15 w16se w16cid w16 w16cex w16sdtdh w16sdtfl w16du">
   <w:docDefaults>
     <w:rPrDefault>
       <w:rPr>
@@ -15886,7 +15691,7 @@
 </file>
 
 <file path=word/glossary/webSettings.xml><?xml version="1.0" encoding="utf-8"?>
-<w:webSettings xmlns:mc="http://schemas.openxmlformats.org/markup-compatibility/2006" xmlns:r="http://schemas.openxmlformats.org/officeDocument/2006/relationships" xmlns:w="http://schemas.openxmlformats.org/wordprocessingml/2006/main" xmlns:w14="http://schemas.microsoft.com/office/word/2010/wordml" xmlns:w15="http://schemas.microsoft.com/office/word/2012/wordml" xmlns:w16cex="http://schemas.microsoft.com/office/word/2018/wordml/cex" xmlns:w16cid="http://schemas.microsoft.com/office/word/2016/wordml/cid" xmlns:w16="http://schemas.microsoft.com/office/word/2018/wordml" xmlns:w16sdtdh="http://schemas.microsoft.com/office/word/2020/wordml/sdtdatahash" xmlns:w16se="http://schemas.microsoft.com/office/word/2015/wordml/symex" mc:Ignorable="w14 w15 w16se w16cid w16 w16cex w16sdtdh">
+<w:webSettings xmlns:mc="http://schemas.openxmlformats.org/markup-compatibility/2006" xmlns:r="http://schemas.openxmlformats.org/officeDocument/2006/relationships" xmlns:w="http://schemas.openxmlformats.org/wordprocessingml/2006/main" xmlns:w14="http://schemas.microsoft.com/office/word/2010/wordml" xmlns:w15="http://schemas.microsoft.com/office/word/2012/wordml" xmlns:w16cex="http://schemas.microsoft.com/office/word/2018/wordml/cex" xmlns:w16cid="http://schemas.microsoft.com/office/word/2016/wordml/cid" xmlns:w16="http://schemas.microsoft.com/office/word/2018/wordml" xmlns:w16du="http://schemas.microsoft.com/office/word/2023/wordml/word16du" xmlns:w16sdtdh="http://schemas.microsoft.com/office/word/2020/wordml/sdtdatahash" xmlns:w16sdtfl="http://schemas.microsoft.com/office/word/2024/wordml/sdtformatlock" xmlns:w16se="http://schemas.microsoft.com/office/word/2015/wordml/symex" mc:Ignorable="w14 w15 w16se w16cid w16 w16cex w16sdtdh w16sdtfl w16du">
   <w:optimizeForBrowser/>
   <w:allowPNG/>
 </w:webSettings>
@@ -16229,15 +16034,6 @@
 </file>
 
 <file path=customXml/item1.xml><?xml version="1.0" encoding="utf-8"?>
-<?mso-contentType ?>
-<FormTemplates xmlns="http://schemas.microsoft.com/sharepoint/v3/contenttype/forms">
-  <Display>DocumentLibraryForm</Display>
-  <Edit>DocumentLibraryForm</Edit>
-  <New>DocumentLibraryForm</New>
-</FormTemplates>
-</file>
-
-<file path=customXml/item2.xml><?xml version="1.0" encoding="utf-8"?>
 <p:properties xmlns:p="http://schemas.microsoft.com/office/2006/metadata/properties" xmlns:xsi="http://www.w3.org/2001/XMLSchema-instance" xmlns:pc="http://schemas.microsoft.com/office/infopath/2007/PartnerControls">
   <documentManagement>
     <TaxCatchAll xmlns="2650c1b0-b5fc-4490-8d12-d327ee776c7b" xsi:nil="true"/>
@@ -16248,7 +16044,7 @@
 </p:properties>
 </file>
 
-<file path=customXml/item3.xml><?xml version="1.0" encoding="utf-8"?>
+<file path=customXml/item2.xml><?xml version="1.0" encoding="utf-8"?>
 <ct:contentTypeSchema xmlns:ct="http://schemas.microsoft.com/office/2006/metadata/contentType" xmlns:ma="http://schemas.microsoft.com/office/2006/metadata/properties/metaAttributes" ct:_="" ma:_="" ma:contentTypeName="dokument" ma:contentTypeID="0x0101000A5C05CEEDBA1E459DCF94C262BDF661" ma:contentTypeVersion="13" ma:contentTypeDescription="Skapa ett nytt dokument." ma:contentTypeScope="" ma:versionID="b12f5bef6f419d963bd57f4c7b75fd51">
   <xsd:schema xmlns:xsd="http://www.w3.org/2001/XMLSchema" xmlns:xs="http://www.w3.org/2001/XMLSchema" xmlns:p="http://schemas.microsoft.com/office/2006/metadata/properties" xmlns:ns2="40a89c71-6f69-4bdc-886c-c8f971c9b9d4" xmlns:ns3="2650c1b0-b5fc-4490-8d12-d327ee776c7b" targetNamespace="http://schemas.microsoft.com/office/2006/metadata/properties" ma:root="true" ma:fieldsID="e0d69ddf5e5066efd698e9a4e0ac582a" ns2:_="" ns3:_="">
     <xsd:import namespace="40a89c71-6f69-4bdc-886c-c8f971c9b9d4"/>
@@ -16471,19 +16267,20 @@
 </ct:contentTypeSchema>
 </file>
 
-<file path=customXml/item4.xml><?xml version="1.0" encoding="utf-8"?>
+<file path=customXml/item3.xml><?xml version="1.0" encoding="utf-8"?>
 <b:Sources xmlns:b="http://schemas.openxmlformats.org/officeDocument/2006/bibliography" xmlns="http://schemas.openxmlformats.org/officeDocument/2006/bibliography" SelectedStyle="\APASixthEditionOfficeOnline.xsl" StyleName="APA" Version="6"/>
 </file>
 
-<file path=customXml/itemProps1.xml><?xml version="1.0" encoding="utf-8"?>
-<ds:datastoreItem xmlns:ds="http://schemas.openxmlformats.org/officeDocument/2006/customXml" ds:itemID="{57297251-69E8-4DA8-AF26-94224341CEF6}">
-  <ds:schemaRefs>
-    <ds:schemaRef ds:uri="http://schemas.microsoft.com/sharepoint/v3/contenttype/forms"/>
-  </ds:schemaRefs>
-</ds:datastoreItem>
+<file path=customXml/item4.xml><?xml version="1.0" encoding="utf-8"?>
+<?mso-contentType ?>
+<FormTemplates xmlns="http://schemas.microsoft.com/sharepoint/v3/contenttype/forms">
+  <Display>DocumentLibraryForm</Display>
+  <Edit>DocumentLibraryForm</Edit>
+  <New>DocumentLibraryForm</New>
+</FormTemplates>
 </file>
 
-<file path=customXml/itemProps2.xml><?xml version="1.0" encoding="utf-8"?>
+<file path=customXml/itemProps1.xml><?xml version="1.0" encoding="utf-8"?>
 <ds:datastoreItem xmlns:ds="http://schemas.openxmlformats.org/officeDocument/2006/customXml" ds:itemID="{9DCCB28F-463D-45F3-8BD3-7ACCCA6F54F0}">
   <ds:schemaRefs>
     <ds:schemaRef ds:uri="http://schemas.microsoft.com/office/2006/metadata/properties"/>
@@ -16494,7 +16291,7 @@
 </ds:datastoreItem>
 </file>
 
-<file path=customXml/itemProps3.xml><?xml version="1.0" encoding="utf-8"?>
+<file path=customXml/itemProps2.xml><?xml version="1.0" encoding="utf-8"?>
 <ds:datastoreItem xmlns:ds="http://schemas.openxmlformats.org/officeDocument/2006/customXml" ds:itemID="{BC47BCAC-44AE-4AF6-BE04-77BE84664A08}">
   <ds:schemaRefs>
     <ds:schemaRef ds:uri="http://schemas.microsoft.com/office/2006/metadata/contentType"/>
@@ -16513,10 +16310,18 @@
 </ds:datastoreItem>
 </file>
 
-<file path=customXml/itemProps4.xml><?xml version="1.0" encoding="utf-8"?>
+<file path=customXml/itemProps3.xml><?xml version="1.0" encoding="utf-8"?>
 <ds:datastoreItem xmlns:ds="http://schemas.openxmlformats.org/officeDocument/2006/customXml" ds:itemID="{F425ED1F-C8BA-4C2F-B8CC-B65D72B8F6FA}">
   <ds:schemaRefs>
     <ds:schemaRef ds:uri="http://schemas.openxmlformats.org/officeDocument/2006/bibliography"/>
   </ds:schemaRefs>
 </ds:datastoreItem>
+</file>
+
+<file path=customXml/itemProps4.xml><?xml version="1.0" encoding="utf-8"?>
+<ds:datastoreItem xmlns:ds="http://schemas.openxmlformats.org/officeDocument/2006/customXml" ds:itemID="{57297251-69E8-4DA8-AF26-94224341CEF6}">
+  <ds:schemaRefs>
+    <ds:schemaRef ds:uri="http://schemas.microsoft.com/sharepoint/v3/contenttype/forms"/>
+  </ds:schemaRefs>
+</ds:datastoreItem>
 </file>